--- a/cartas_solicitud/Carta_Solicitud_ELE0300742_ANALISIS_DE_SISTEMAS_DE_POTENCIA.docx
+++ b/cartas_solicitud/Carta_Solicitud_ELE0300742_ANALISIS_DE_SISTEMAS_DE_POTENCIA.docx
@@ -11,7 +11,7 @@
           <w:color w:val="646464"/>
           <w:sz w:val="20"/>
         </w:rPr>
-        <w:t>Neiva, Huila, Octubre de 2026</w:t>
+        <w:t>Neiva, Huila, 22 de octubre de 2026</w:t>
         <w:br/>
       </w:r>
     </w:p>
@@ -88,7 +88,7 @@
         <w:br/>
         <w:t>• Semestre del Plan de Estudios: Semestre 9°</w:t>
         <w:br/>
-        <w:t>• Total de Estudiantes Solicitantes Preinscritos: 28 estudiantes</w:t>
+        <w:t>• Total de Estudiantes Solicitantes Preinscritos: 37 estudiantes</w:t>
       </w:r>
     </w:p>
     <w:p>
@@ -97,7 +97,7 @@
         <w:jc w:val="both"/>
       </w:pPr>
       <w:r>
-        <w:t>Manifestamos nuestro compromiso formal de matricula y cumplimiento con los requerimientos académicos y arancelarios correspondientes al curso vacacional. Dado que contamos con un grupo sólido de 28 estudiantes interesados (superando ampliamente el cupo mínimo requerido de 10 estudiantes), solicitamos su valiosa gestión ante la Coordinación Académica y la Dirección de Programa para su respectiva aprobación, asignación docente y programación de horarios.</w:t>
+        <w:t>Manifestamos nuestro compromiso formal de matrícula y cumplimiento con los requerimientos académicos y arancelarios correspondientes al curso vacacional. Dado que contamos con un grupo sólido de 37 estudiantes interesados (superando el cupo mínimo requerido de 10 estudiantes), solicitamos su valiosa gestión ante la Coordinación Académica y la Dirección de Programa para su respectiva aprobación, asignación docente y programación de horarios.</w:t>
       </w:r>
     </w:p>
     <w:p>
@@ -359,11 +359,38 @@
               <w:jc w:val="center"/>
             </w:pPr>
             <w:r>
-              <w:rPr>
-                <w:color w:val="A0A0A0"/>
-                <w:sz w:val="15"/>
-              </w:rPr>
-              <w:t>____________________</w:t>
+              <w:drawing>
+                <wp:inline xmlns:a="http://schemas.openxmlformats.org/drawingml/2006/main" xmlns:pic="http://schemas.openxmlformats.org/drawingml/2006/picture">
+                  <wp:extent cx="877824" cy="292608"/>
+                  <wp:docPr id="1" name="Picture 1"/>
+                  <wp:cNvGraphicFramePr>
+                    <a:graphicFrameLocks noChangeAspect="1"/>
+                  </wp:cNvGraphicFramePr>
+                  <a:graphic>
+                    <a:graphicData uri="http://schemas.openxmlformats.org/drawingml/2006/picture">
+                      <pic:pic>
+                        <pic:nvPicPr>
+                          <pic:cNvPr id="0" name="image.png"/>
+                          <pic:cNvPicPr/>
+                        </pic:nvPicPr>
+                        <pic:blipFill>
+                          <a:blip r:embed="rId9"/>
+                          <a:stretch>
+                            <a:fillRect/>
+                          </a:stretch>
+                        </pic:blipFill>
+                        <pic:spPr>
+                          <a:xfrm>
+                            <a:off x="0" y="0"/>
+                            <a:ext cx="877824" cy="292608"/>
+                          </a:xfrm>
+                          <a:prstGeom prst="rect"/>
+                        </pic:spPr>
+                      </pic:pic>
+                    </a:graphicData>
+                  </a:graphic>
+                </wp:inline>
+              </w:drawing>
             </w:r>
           </w:p>
         </w:tc>
@@ -591,11 +618,38 @@
               <w:jc w:val="center"/>
             </w:pPr>
             <w:r>
-              <w:rPr>
-                <w:color w:val="A0A0A0"/>
-                <w:sz w:val="15"/>
-              </w:rPr>
-              <w:t>____________________</w:t>
+              <w:drawing>
+                <wp:inline xmlns:a="http://schemas.openxmlformats.org/drawingml/2006/main" xmlns:pic="http://schemas.openxmlformats.org/drawingml/2006/picture">
+                  <wp:extent cx="874402" cy="292608"/>
+                  <wp:docPr id="2" name="Picture 2"/>
+                  <wp:cNvGraphicFramePr>
+                    <a:graphicFrameLocks noChangeAspect="1"/>
+                  </wp:cNvGraphicFramePr>
+                  <a:graphic>
+                    <a:graphicData uri="http://schemas.openxmlformats.org/drawingml/2006/picture">
+                      <pic:pic>
+                        <pic:nvPicPr>
+                          <pic:cNvPr id="0" name="image.png"/>
+                          <pic:cNvPicPr/>
+                        </pic:nvPicPr>
+                        <pic:blipFill>
+                          <a:blip r:embed="rId10"/>
+                          <a:stretch>
+                            <a:fillRect/>
+                          </a:stretch>
+                        </pic:blipFill>
+                        <pic:spPr>
+                          <a:xfrm>
+                            <a:off x="0" y="0"/>
+                            <a:ext cx="874402" cy="292608"/>
+                          </a:xfrm>
+                          <a:prstGeom prst="rect"/>
+                        </pic:spPr>
+                      </pic:pic>
+                    </a:graphicData>
+                  </a:graphic>
+                </wp:inline>
+              </w:drawing>
             </w:r>
           </w:p>
         </w:tc>
@@ -707,11 +761,38 @@
               <w:jc w:val="center"/>
             </w:pPr>
             <w:r>
-              <w:rPr>
-                <w:color w:val="A0A0A0"/>
-                <w:sz w:val="15"/>
-              </w:rPr>
-              <w:t>____________________</w:t>
+              <w:drawing>
+                <wp:inline xmlns:a="http://schemas.openxmlformats.org/drawingml/2006/main" xmlns:pic="http://schemas.openxmlformats.org/drawingml/2006/picture">
+                  <wp:extent cx="810668" cy="292608"/>
+                  <wp:docPr id="3" name="Picture 3"/>
+                  <wp:cNvGraphicFramePr>
+                    <a:graphicFrameLocks noChangeAspect="1"/>
+                  </wp:cNvGraphicFramePr>
+                  <a:graphic>
+                    <a:graphicData uri="http://schemas.openxmlformats.org/drawingml/2006/picture">
+                      <pic:pic>
+                        <pic:nvPicPr>
+                          <pic:cNvPr id="0" name="image.png"/>
+                          <pic:cNvPicPr/>
+                        </pic:nvPicPr>
+                        <pic:blipFill>
+                          <a:blip r:embed="rId11"/>
+                          <a:stretch>
+                            <a:fillRect/>
+                          </a:stretch>
+                        </pic:blipFill>
+                        <pic:spPr>
+                          <a:xfrm>
+                            <a:off x="0" y="0"/>
+                            <a:ext cx="810668" cy="292608"/>
+                          </a:xfrm>
+                          <a:prstGeom prst="rect"/>
+                        </pic:spPr>
+                      </pic:pic>
+                    </a:graphicData>
+                  </a:graphic>
+                </wp:inline>
+              </w:drawing>
             </w:r>
           </w:p>
         </w:tc>
@@ -1221,7 +1302,7 @@
                 <w:b/>
                 <w:sz w:val="17"/>
               </w:rPr>
-              <w:t>Luis Quevedo</w:t>
+              <w:t>Hector Enrique Marrugo Monterrosa</w:t>
             </w:r>
           </w:p>
         </w:tc>
@@ -1244,7 +1325,7 @@
               <w:rPr>
                 <w:sz w:val="17"/>
               </w:rPr>
-              <w:t>1075208119</w:t>
+              <w:t>0</w:t>
             </w:r>
           </w:p>
         </w:tc>
@@ -1267,7 +1348,7 @@
               <w:rPr>
                 <w:sz w:val="17"/>
               </w:rPr>
-              <w:t>3157056179</w:t>
+              <w:t>3013844718</w:t>
             </w:r>
           </w:p>
         </w:tc>
@@ -1337,7 +1418,7 @@
                 <w:b/>
                 <w:sz w:val="17"/>
               </w:rPr>
-              <w:t>Hector Enrique Marrugo Monterrosa</w:t>
+              <w:t>Felipe Oliveros</w:t>
             </w:r>
           </w:p>
         </w:tc>
@@ -1360,7 +1441,7 @@
               <w:rPr>
                 <w:sz w:val="17"/>
               </w:rPr>
-              <w:t>0</w:t>
+              <w:t>1081154403</w:t>
             </w:r>
           </w:p>
         </w:tc>
@@ -1383,7 +1464,7 @@
               <w:rPr>
                 <w:sz w:val="17"/>
               </w:rPr>
-              <w:t>3013844718</w:t>
+              <w:t>3108084096</w:t>
             </w:r>
           </w:p>
         </w:tc>
@@ -1453,7 +1534,7 @@
                 <w:b/>
                 <w:sz w:val="17"/>
               </w:rPr>
-              <w:t>Felipe Oliveros</w:t>
+              <w:t>Andrés Felipe Muñoz</w:t>
             </w:r>
           </w:p>
         </w:tc>
@@ -1476,7 +1557,7 @@
               <w:rPr>
                 <w:sz w:val="17"/>
               </w:rPr>
-              <w:t>1081154403</w:t>
+              <w:t>1061690977</w:t>
             </w:r>
           </w:p>
         </w:tc>
@@ -1499,7 +1580,7 @@
               <w:rPr>
                 <w:sz w:val="17"/>
               </w:rPr>
-              <w:t>3108084096</w:t>
+              <w:t>3108840329</w:t>
             </w:r>
           </w:p>
         </w:tc>
@@ -1569,7 +1650,7 @@
                 <w:b/>
                 <w:sz w:val="17"/>
               </w:rPr>
-              <w:t>Andrés Felipe Muñoz</w:t>
+              <w:t>Jorge Mario Carballo Galindo</w:t>
             </w:r>
           </w:p>
         </w:tc>
@@ -1592,7 +1673,7 @@
               <w:rPr>
                 <w:sz w:val="17"/>
               </w:rPr>
-              <w:t>1061690977</w:t>
+              <w:t>1075265343</w:t>
             </w:r>
           </w:p>
         </w:tc>
@@ -1615,7 +1696,7 @@
               <w:rPr>
                 <w:sz w:val="17"/>
               </w:rPr>
-              <w:t>3108840329</w:t>
+              <w:t>3167563385</w:t>
             </w:r>
           </w:p>
         </w:tc>
@@ -1685,7 +1766,7 @@
                 <w:b/>
                 <w:sz w:val="17"/>
               </w:rPr>
-              <w:t>Jorge Mario Carballo Galindo</w:t>
+              <w:t>Holman Diego Fernández Ramírez</w:t>
             </w:r>
           </w:p>
         </w:tc>
@@ -1708,7 +1789,7 @@
               <w:rPr>
                 <w:sz w:val="17"/>
               </w:rPr>
-              <w:t>1075265343</w:t>
+              <w:t>1061694993</w:t>
             </w:r>
           </w:p>
         </w:tc>
@@ -1731,7 +1812,7 @@
               <w:rPr>
                 <w:sz w:val="17"/>
               </w:rPr>
-              <w:t>3167563385</w:t>
+              <w:t>3012113817</w:t>
             </w:r>
           </w:p>
         </w:tc>
@@ -1801,7 +1882,7 @@
                 <w:b/>
                 <w:sz w:val="17"/>
               </w:rPr>
-              <w:t>Holman Diego Fernández Ramírez</w:t>
+              <w:t>Michael Mauricio Rojas Plaza</w:t>
             </w:r>
           </w:p>
         </w:tc>
@@ -1824,7 +1905,7 @@
               <w:rPr>
                 <w:sz w:val="17"/>
               </w:rPr>
-              <w:t>1061694993</w:t>
+              <w:t>ELE120212040</w:t>
             </w:r>
           </w:p>
         </w:tc>
@@ -1847,7 +1928,7 @@
               <w:rPr>
                 <w:sz w:val="17"/>
               </w:rPr>
-              <w:t>3012113817</w:t>
+              <w:t>3123751445</w:t>
             </w:r>
           </w:p>
         </w:tc>
@@ -1917,7 +1998,7 @@
                 <w:b/>
                 <w:sz w:val="17"/>
               </w:rPr>
-              <w:t>Michael Mauricio Rojas Plaza</w:t>
+              <w:t>Farid jaramillo</w:t>
             </w:r>
           </w:p>
         </w:tc>
@@ -1940,7 +2021,7 @@
               <w:rPr>
                 <w:sz w:val="17"/>
               </w:rPr>
-              <w:t>ELE120212040</w:t>
+              <w:t>ELE202232</w:t>
             </w:r>
           </w:p>
         </w:tc>
@@ -1963,7 +2044,7 @@
               <w:rPr>
                 <w:sz w:val="17"/>
               </w:rPr>
-              <w:t>3123751445</w:t>
+              <w:t>3233843904</w:t>
             </w:r>
           </w:p>
         </w:tc>
@@ -1983,11 +2064,38 @@
               <w:jc w:val="center"/>
             </w:pPr>
             <w:r>
-              <w:rPr>
-                <w:color w:val="A0A0A0"/>
-                <w:sz w:val="15"/>
-              </w:rPr>
-              <w:t>____________________</w:t>
+              <w:drawing>
+                <wp:inline xmlns:a="http://schemas.openxmlformats.org/drawingml/2006/main" xmlns:pic="http://schemas.openxmlformats.org/drawingml/2006/picture">
+                  <wp:extent cx="813691" cy="292608"/>
+                  <wp:docPr id="4" name="Picture 4"/>
+                  <wp:cNvGraphicFramePr>
+                    <a:graphicFrameLocks noChangeAspect="1"/>
+                  </wp:cNvGraphicFramePr>
+                  <a:graphic>
+                    <a:graphicData uri="http://schemas.openxmlformats.org/drawingml/2006/picture">
+                      <pic:pic>
+                        <pic:nvPicPr>
+                          <pic:cNvPr id="0" name="image.png"/>
+                          <pic:cNvPicPr/>
+                        </pic:nvPicPr>
+                        <pic:blipFill>
+                          <a:blip r:embed="rId12"/>
+                          <a:stretch>
+                            <a:fillRect/>
+                          </a:stretch>
+                        </pic:blipFill>
+                        <pic:spPr>
+                          <a:xfrm>
+                            <a:off x="0" y="0"/>
+                            <a:ext cx="813691" cy="292608"/>
+                          </a:xfrm>
+                          <a:prstGeom prst="rect"/>
+                        </pic:spPr>
+                      </pic:pic>
+                    </a:graphicData>
+                  </a:graphic>
+                </wp:inline>
+              </w:drawing>
             </w:r>
           </w:p>
         </w:tc>
@@ -2033,7 +2141,7 @@
                 <w:b/>
                 <w:sz w:val="17"/>
               </w:rPr>
-              <w:t>Farid jaramillo</w:t>
+              <w:t>JULIAN ANDRES MARTINEZ VERGARA</w:t>
             </w:r>
           </w:p>
         </w:tc>
@@ -2056,7 +2164,7 @@
               <w:rPr>
                 <w:sz w:val="17"/>
               </w:rPr>
-              <w:t>ELE202232</w:t>
+              <w:t>ELE120212085</w:t>
             </w:r>
           </w:p>
         </w:tc>
@@ -2079,7 +2187,7 @@
               <w:rPr>
                 <w:sz w:val="17"/>
               </w:rPr>
-              <w:t>3233843904</w:t>
+              <w:t>3102713176</w:t>
             </w:r>
           </w:p>
         </w:tc>
@@ -2149,7 +2257,7 @@
                 <w:b/>
                 <w:sz w:val="17"/>
               </w:rPr>
-              <w:t>JULIAN ANDRES MARTINEZ VERGARA</w:t>
+              <w:t>Ricardo Rodriguez</w:t>
             </w:r>
           </w:p>
         </w:tc>
@@ -2172,7 +2280,7 @@
               <w:rPr>
                 <w:sz w:val="17"/>
               </w:rPr>
-              <w:t>ELE120212085</w:t>
+              <w:t>1108937084</w:t>
             </w:r>
           </w:p>
         </w:tc>
@@ -2195,7 +2303,7 @@
               <w:rPr>
                 <w:sz w:val="17"/>
               </w:rPr>
-              <w:t>3102713176</w:t>
+              <w:t>3229849503</w:t>
             </w:r>
           </w:p>
         </w:tc>
@@ -2215,11 +2323,38 @@
               <w:jc w:val="center"/>
             </w:pPr>
             <w:r>
-              <w:rPr>
-                <w:color w:val="A0A0A0"/>
-                <w:sz w:val="15"/>
-              </w:rPr>
-              <w:t>____________________</w:t>
+              <w:drawing>
+                <wp:inline xmlns:a="http://schemas.openxmlformats.org/drawingml/2006/main" xmlns:pic="http://schemas.openxmlformats.org/drawingml/2006/picture">
+                  <wp:extent cx="875538" cy="292608"/>
+                  <wp:docPr id="5" name="Picture 5"/>
+                  <wp:cNvGraphicFramePr>
+                    <a:graphicFrameLocks noChangeAspect="1"/>
+                  </wp:cNvGraphicFramePr>
+                  <a:graphic>
+                    <a:graphicData uri="http://schemas.openxmlformats.org/drawingml/2006/picture">
+                      <pic:pic>
+                        <pic:nvPicPr>
+                          <pic:cNvPr id="0" name="image.png"/>
+                          <pic:cNvPicPr/>
+                        </pic:nvPicPr>
+                        <pic:blipFill>
+                          <a:blip r:embed="rId13"/>
+                          <a:stretch>
+                            <a:fillRect/>
+                          </a:stretch>
+                        </pic:blipFill>
+                        <pic:spPr>
+                          <a:xfrm>
+                            <a:off x="0" y="0"/>
+                            <a:ext cx="875538" cy="292608"/>
+                          </a:xfrm>
+                          <a:prstGeom prst="rect"/>
+                        </pic:spPr>
+                      </pic:pic>
+                    </a:graphicData>
+                  </a:graphic>
+                </wp:inline>
+              </w:drawing>
             </w:r>
           </w:p>
         </w:tc>
@@ -2265,7 +2400,7 @@
                 <w:b/>
                 <w:sz w:val="17"/>
               </w:rPr>
-              <w:t>Ricardo Rodriguez</w:t>
+              <w:t>Astrid Carolina Becerra Cordoba</w:t>
             </w:r>
           </w:p>
         </w:tc>
@@ -2288,7 +2423,7 @@
               <w:rPr>
                 <w:sz w:val="17"/>
               </w:rPr>
-              <w:t>1108937084</w:t>
+              <w:t>1124862386</w:t>
             </w:r>
           </w:p>
         </w:tc>
@@ -2311,7 +2446,7 @@
               <w:rPr>
                 <w:sz w:val="17"/>
               </w:rPr>
-              <w:t>3229849503</w:t>
+              <w:t>3209437670</w:t>
             </w:r>
           </w:p>
         </w:tc>
@@ -2381,7 +2516,7 @@
                 <w:b/>
                 <w:sz w:val="17"/>
               </w:rPr>
-              <w:t>Astrid Carolina Becerra Cordoba</w:t>
+              <w:t>Gladys Hernández</w:t>
             </w:r>
           </w:p>
         </w:tc>
@@ -2404,7 +2539,7 @@
               <w:rPr>
                 <w:sz w:val="17"/>
               </w:rPr>
-              <w:t>1124862386</w:t>
+              <w:t>28733362</w:t>
             </w:r>
           </w:p>
         </w:tc>
@@ -2427,7 +2562,7 @@
               <w:rPr>
                 <w:sz w:val="17"/>
               </w:rPr>
-              <w:t>3209437670</w:t>
+              <w:t>3232935781</w:t>
             </w:r>
           </w:p>
         </w:tc>
@@ -2497,7 +2632,7 @@
                 <w:b/>
                 <w:sz w:val="17"/>
               </w:rPr>
-              <w:t>Gladys Hernández</w:t>
+              <w:t>Hermes Morales</w:t>
             </w:r>
           </w:p>
         </w:tc>
@@ -2520,7 +2655,7 @@
               <w:rPr>
                 <w:sz w:val="17"/>
               </w:rPr>
-              <w:t>28733362</w:t>
+              <w:t>1006003970</w:t>
             </w:r>
           </w:p>
         </w:tc>
@@ -2543,7 +2678,7 @@
               <w:rPr>
                 <w:sz w:val="17"/>
               </w:rPr>
-              <w:t>3232935781</w:t>
+              <w:t>3204731899</w:t>
             </w:r>
           </w:p>
         </w:tc>
@@ -2563,11 +2698,38 @@
               <w:jc w:val="center"/>
             </w:pPr>
             <w:r>
-              <w:rPr>
-                <w:color w:val="A0A0A0"/>
-                <w:sz w:val="15"/>
-              </w:rPr>
-              <w:t>____________________</w:t>
+              <w:drawing>
+                <wp:inline xmlns:a="http://schemas.openxmlformats.org/drawingml/2006/main" xmlns:pic="http://schemas.openxmlformats.org/drawingml/2006/picture">
+                  <wp:extent cx="877824" cy="292608"/>
+                  <wp:docPr id="6" name="Picture 6"/>
+                  <wp:cNvGraphicFramePr>
+                    <a:graphicFrameLocks noChangeAspect="1"/>
+                  </wp:cNvGraphicFramePr>
+                  <a:graphic>
+                    <a:graphicData uri="http://schemas.openxmlformats.org/drawingml/2006/picture">
+                      <pic:pic>
+                        <pic:nvPicPr>
+                          <pic:cNvPr id="0" name="image.png"/>
+                          <pic:cNvPicPr/>
+                        </pic:nvPicPr>
+                        <pic:blipFill>
+                          <a:blip r:embed="rId14"/>
+                          <a:stretch>
+                            <a:fillRect/>
+                          </a:stretch>
+                        </pic:blipFill>
+                        <pic:spPr>
+                          <a:xfrm>
+                            <a:off x="0" y="0"/>
+                            <a:ext cx="877824" cy="292608"/>
+                          </a:xfrm>
+                          <a:prstGeom prst="rect"/>
+                        </pic:spPr>
+                      </pic:pic>
+                    </a:graphicData>
+                  </a:graphic>
+                </wp:inline>
+              </w:drawing>
             </w:r>
           </w:p>
         </w:tc>
@@ -2613,7 +2775,7 @@
                 <w:b/>
                 <w:sz w:val="17"/>
               </w:rPr>
-              <w:t>Hermes Morales</w:t>
+              <w:t>solman rojas solarte</w:t>
             </w:r>
           </w:p>
         </w:tc>
@@ -2636,7 +2798,7 @@
               <w:rPr>
                 <w:sz w:val="17"/>
               </w:rPr>
-              <w:t>1006003970</w:t>
+              <w:t>ELE120201039</w:t>
             </w:r>
           </w:p>
         </w:tc>
@@ -2659,7 +2821,7 @@
               <w:rPr>
                 <w:sz w:val="17"/>
               </w:rPr>
-              <w:t>3204731899</w:t>
+              <w:t>3224823934</w:t>
             </w:r>
           </w:p>
         </w:tc>
@@ -2729,7 +2891,7 @@
                 <w:b/>
                 <w:sz w:val="17"/>
               </w:rPr>
-              <w:t>solman rojas solarte</w:t>
+              <w:t>JUAN ALEXANDER LUGO</w:t>
             </w:r>
           </w:p>
         </w:tc>
@@ -2752,7 +2914,7 @@
               <w:rPr>
                 <w:sz w:val="17"/>
               </w:rPr>
-              <w:t>ELE120201039</w:t>
+              <w:t>83090551</w:t>
             </w:r>
           </w:p>
         </w:tc>
@@ -2775,7 +2937,7 @@
               <w:rPr>
                 <w:sz w:val="17"/>
               </w:rPr>
-              <w:t>3224823934</w:t>
+              <w:t>3127103906</w:t>
             </w:r>
           </w:p>
         </w:tc>
@@ -2795,11 +2957,38 @@
               <w:jc w:val="center"/>
             </w:pPr>
             <w:r>
-              <w:rPr>
-                <w:color w:val="A0A0A0"/>
-                <w:sz w:val="15"/>
-              </w:rPr>
-              <w:t>____________________</w:t>
+              <w:drawing>
+                <wp:inline xmlns:a="http://schemas.openxmlformats.org/drawingml/2006/main" xmlns:pic="http://schemas.openxmlformats.org/drawingml/2006/picture">
+                  <wp:extent cx="809682" cy="292608"/>
+                  <wp:docPr id="7" name="Picture 7"/>
+                  <wp:cNvGraphicFramePr>
+                    <a:graphicFrameLocks noChangeAspect="1"/>
+                  </wp:cNvGraphicFramePr>
+                  <a:graphic>
+                    <a:graphicData uri="http://schemas.openxmlformats.org/drawingml/2006/picture">
+                      <pic:pic>
+                        <pic:nvPicPr>
+                          <pic:cNvPr id="0" name="image.png"/>
+                          <pic:cNvPicPr/>
+                        </pic:nvPicPr>
+                        <pic:blipFill>
+                          <a:blip r:embed="rId15"/>
+                          <a:stretch>
+                            <a:fillRect/>
+                          </a:stretch>
+                        </pic:blipFill>
+                        <pic:spPr>
+                          <a:xfrm>
+                            <a:off x="0" y="0"/>
+                            <a:ext cx="809682" cy="292608"/>
+                          </a:xfrm>
+                          <a:prstGeom prst="rect"/>
+                        </pic:spPr>
+                      </pic:pic>
+                    </a:graphicData>
+                  </a:graphic>
+                </wp:inline>
+              </w:drawing>
             </w:r>
           </w:p>
         </w:tc>
@@ -2845,7 +3034,7 @@
                 <w:b/>
                 <w:sz w:val="17"/>
               </w:rPr>
-              <w:t>JUAN ALEXANDER LUGO</w:t>
+              <w:t>Danny Cruz</w:t>
             </w:r>
           </w:p>
         </w:tc>
@@ -2868,7 +3057,7 @@
               <w:rPr>
                 <w:sz w:val="17"/>
               </w:rPr>
-              <w:t>83090551</w:t>
+              <w:t>ELEC1234</w:t>
             </w:r>
           </w:p>
         </w:tc>
@@ -2891,7 +3080,7 @@
               <w:rPr>
                 <w:sz w:val="17"/>
               </w:rPr>
-              <w:t>3127103906</w:t>
+              <w:t>3225295378</w:t>
             </w:r>
           </w:p>
         </w:tc>
@@ -2961,7 +3150,7 @@
                 <w:b/>
                 <w:sz w:val="17"/>
               </w:rPr>
-              <w:t>Danny Cruz</w:t>
+              <w:t>William Ramirez gutierrez</w:t>
             </w:r>
           </w:p>
         </w:tc>
@@ -2984,7 +3173,7 @@
               <w:rPr>
                 <w:sz w:val="17"/>
               </w:rPr>
-              <w:t>ELEC1234</w:t>
+              <w:t>11309380</w:t>
             </w:r>
           </w:p>
         </w:tc>
@@ -3007,7 +3196,7 @@
               <w:rPr>
                 <w:sz w:val="17"/>
               </w:rPr>
-              <w:t>3225295378</w:t>
+              <w:t>3108181836</w:t>
             </w:r>
           </w:p>
         </w:tc>
@@ -3077,7 +3266,7 @@
                 <w:b/>
                 <w:sz w:val="17"/>
               </w:rPr>
-              <w:t>William Ramirez gutierrez</w:t>
+              <w:t>cristian david adamez ceballes</w:t>
             </w:r>
           </w:p>
         </w:tc>
@@ -3100,7 +3289,7 @@
               <w:rPr>
                 <w:sz w:val="17"/>
               </w:rPr>
-              <w:t>11309380</w:t>
+              <w:t>1007163619</w:t>
             </w:r>
           </w:p>
         </w:tc>
@@ -3123,7 +3312,7 @@
               <w:rPr>
                 <w:sz w:val="17"/>
               </w:rPr>
-              <w:t>3108181836</w:t>
+              <w:t>3116307784</w:t>
             </w:r>
           </w:p>
         </w:tc>
@@ -3193,7 +3382,7 @@
                 <w:b/>
                 <w:sz w:val="17"/>
               </w:rPr>
-              <w:t>cristian david adamez ceballes</w:t>
+              <w:t>Karen viviana Gaona Vargas</w:t>
             </w:r>
           </w:p>
         </w:tc>
@@ -3216,7 +3405,7 @@
               <w:rPr>
                 <w:sz w:val="17"/>
               </w:rPr>
-              <w:t>1007163619</w:t>
+              <w:t>1077866338</w:t>
             </w:r>
           </w:p>
         </w:tc>
@@ -3239,7 +3428,7 @@
               <w:rPr>
                 <w:sz w:val="17"/>
               </w:rPr>
-              <w:t>3116307784</w:t>
+              <w:t>3202555302</w:t>
             </w:r>
           </w:p>
         </w:tc>
@@ -3309,7 +3498,7 @@
                 <w:b/>
                 <w:sz w:val="17"/>
               </w:rPr>
-              <w:t>Karen viviana Gaona Vargas</w:t>
+              <w:t>Alvaro Andrés González albañil</w:t>
             </w:r>
           </w:p>
         </w:tc>
@@ -3332,7 +3521,7 @@
               <w:rPr>
                 <w:sz w:val="17"/>
               </w:rPr>
-              <w:t>1077866338</w:t>
+              <w:t>ELE0120242022</w:t>
             </w:r>
           </w:p>
         </w:tc>
@@ -3355,7 +3544,7 @@
               <w:rPr>
                 <w:sz w:val="17"/>
               </w:rPr>
-              <w:t>3202555302</w:t>
+              <w:t>3176543168</w:t>
             </w:r>
           </w:p>
         </w:tc>
@@ -3425,7 +3614,7 @@
                 <w:b/>
                 <w:sz w:val="17"/>
               </w:rPr>
-              <w:t>Alvaro Andrés González albañil</w:t>
+              <w:t>Jonathan perez</w:t>
             </w:r>
           </w:p>
         </w:tc>
@@ -3448,7 +3637,7 @@
               <w:rPr>
                 <w:sz w:val="17"/>
               </w:rPr>
-              <w:t>ELE0120242022</w:t>
+              <w:t>6804620</w:t>
             </w:r>
           </w:p>
         </w:tc>
@@ -3471,7 +3660,7 @@
               <w:rPr>
                 <w:sz w:val="17"/>
               </w:rPr>
-              <w:t>3176543168</w:t>
+              <w:t>3142441213</w:t>
             </w:r>
           </w:p>
         </w:tc>
@@ -3496,6 +3685,1212 @@
                 <w:sz w:val="15"/>
               </w:rPr>
               <w:t>____________________</w:t>
+            </w:r>
+          </w:p>
+        </w:tc>
+      </w:tr>
+      <w:tr>
+        <w:tc>
+          <w:tcPr>
+            <w:tcW w:type="dxa" w:w="576"/>
+            <w:tcMar>
+              <w:top w:w="100" w:type="dxa"/>
+              <w:bottom w:w="100" w:type="dxa"/>
+              <w:left w:w="80" w:type="dxa"/>
+              <w:right w:w="80" w:type="dxa"/>
+            </w:tcMar>
+            <w:shd w:fill="FFFFFF"/>
+          </w:tcPr>
+          <w:p>
+            <w:pPr>
+              <w:jc w:val="center"/>
+            </w:pPr>
+            <w:r>
+              <w:rPr>
+                <w:sz w:val="17"/>
+              </w:rPr>
+              <w:t>29</w:t>
+            </w:r>
+          </w:p>
+        </w:tc>
+        <w:tc>
+          <w:tcPr>
+            <w:tcW w:type="dxa" w:w="3312"/>
+            <w:tcMar>
+              <w:top w:w="100" w:type="dxa"/>
+              <w:bottom w:w="100" w:type="dxa"/>
+              <w:left w:w="80" w:type="dxa"/>
+              <w:right w:w="80" w:type="dxa"/>
+            </w:tcMar>
+            <w:shd w:fill="FFFFFF"/>
+          </w:tcPr>
+          <w:p>
+            <w:r>
+              <w:rPr>
+                <w:b/>
+                <w:sz w:val="17"/>
+              </w:rPr>
+              <w:t>EDWIN CERQUERA</w:t>
+            </w:r>
+          </w:p>
+        </w:tc>
+        <w:tc>
+          <w:tcPr>
+            <w:tcW w:type="dxa" w:w="1728"/>
+            <w:tcMar>
+              <w:top w:w="100" w:type="dxa"/>
+              <w:bottom w:w="100" w:type="dxa"/>
+              <w:left w:w="80" w:type="dxa"/>
+              <w:right w:w="80" w:type="dxa"/>
+            </w:tcMar>
+            <w:shd w:fill="FFFFFF"/>
+          </w:tcPr>
+          <w:p>
+            <w:pPr>
+              <w:jc w:val="center"/>
+            </w:pPr>
+            <w:r>
+              <w:rPr>
+                <w:sz w:val="17"/>
+              </w:rPr>
+              <w:t>1079508201</w:t>
+            </w:r>
+          </w:p>
+        </w:tc>
+        <w:tc>
+          <w:tcPr>
+            <w:tcW w:type="dxa" w:w="1584"/>
+            <w:tcMar>
+              <w:top w:w="100" w:type="dxa"/>
+              <w:bottom w:w="100" w:type="dxa"/>
+              <w:left w:w="80" w:type="dxa"/>
+              <w:right w:w="80" w:type="dxa"/>
+            </w:tcMar>
+            <w:shd w:fill="FFFFFF"/>
+          </w:tcPr>
+          <w:p>
+            <w:pPr>
+              <w:jc w:val="center"/>
+            </w:pPr>
+            <w:r>
+              <w:rPr>
+                <w:sz w:val="17"/>
+              </w:rPr>
+              <w:t>3185393260</w:t>
+            </w:r>
+          </w:p>
+        </w:tc>
+        <w:tc>
+          <w:tcPr>
+            <w:tcW w:type="dxa" w:w="2592"/>
+            <w:tcMar>
+              <w:top w:w="100" w:type="dxa"/>
+              <w:bottom w:w="100" w:type="dxa"/>
+              <w:left w:w="80" w:type="dxa"/>
+              <w:right w:w="80" w:type="dxa"/>
+            </w:tcMar>
+            <w:shd w:fill="FFFFFF"/>
+          </w:tcPr>
+          <w:p>
+            <w:pPr>
+              <w:jc w:val="center"/>
+            </w:pPr>
+            <w:r>
+              <w:rPr>
+                <w:color w:val="A0A0A0"/>
+                <w:sz w:val="15"/>
+              </w:rPr>
+              <w:t>____________________</w:t>
+            </w:r>
+          </w:p>
+        </w:tc>
+      </w:tr>
+      <w:tr>
+        <w:tc>
+          <w:tcPr>
+            <w:tcW w:type="dxa" w:w="576"/>
+            <w:tcMar>
+              <w:top w:w="100" w:type="dxa"/>
+              <w:bottom w:w="100" w:type="dxa"/>
+              <w:left w:w="80" w:type="dxa"/>
+              <w:right w:w="80" w:type="dxa"/>
+            </w:tcMar>
+            <w:shd w:fill="F9FAF8"/>
+          </w:tcPr>
+          <w:p>
+            <w:pPr>
+              <w:jc w:val="center"/>
+            </w:pPr>
+            <w:r>
+              <w:rPr>
+                <w:sz w:val="17"/>
+              </w:rPr>
+              <w:t>30</w:t>
+            </w:r>
+          </w:p>
+        </w:tc>
+        <w:tc>
+          <w:tcPr>
+            <w:tcW w:type="dxa" w:w="3312"/>
+            <w:tcMar>
+              <w:top w:w="100" w:type="dxa"/>
+              <w:bottom w:w="100" w:type="dxa"/>
+              <w:left w:w="80" w:type="dxa"/>
+              <w:right w:w="80" w:type="dxa"/>
+            </w:tcMar>
+            <w:shd w:fill="F9FAF8"/>
+          </w:tcPr>
+          <w:p>
+            <w:r>
+              <w:rPr>
+                <w:b/>
+                <w:sz w:val="17"/>
+              </w:rPr>
+              <w:t>Edwin Ramírez</w:t>
+            </w:r>
+          </w:p>
+        </w:tc>
+        <w:tc>
+          <w:tcPr>
+            <w:tcW w:type="dxa" w:w="1728"/>
+            <w:tcMar>
+              <w:top w:w="100" w:type="dxa"/>
+              <w:bottom w:w="100" w:type="dxa"/>
+              <w:left w:w="80" w:type="dxa"/>
+              <w:right w:w="80" w:type="dxa"/>
+            </w:tcMar>
+            <w:shd w:fill="F9FAF8"/>
+          </w:tcPr>
+          <w:p>
+            <w:pPr>
+              <w:jc w:val="center"/>
+            </w:pPr>
+            <w:r>
+              <w:rPr>
+                <w:sz w:val="17"/>
+              </w:rPr>
+              <w:t>1079508255</w:t>
+            </w:r>
+          </w:p>
+        </w:tc>
+        <w:tc>
+          <w:tcPr>
+            <w:tcW w:type="dxa" w:w="1584"/>
+            <w:tcMar>
+              <w:top w:w="100" w:type="dxa"/>
+              <w:bottom w:w="100" w:type="dxa"/>
+              <w:left w:w="80" w:type="dxa"/>
+              <w:right w:w="80" w:type="dxa"/>
+            </w:tcMar>
+            <w:shd w:fill="F9FAF8"/>
+          </w:tcPr>
+          <w:p>
+            <w:pPr>
+              <w:jc w:val="center"/>
+            </w:pPr>
+            <w:r>
+              <w:rPr>
+                <w:sz w:val="17"/>
+              </w:rPr>
+              <w:t>3135112412</w:t>
+            </w:r>
+          </w:p>
+        </w:tc>
+        <w:tc>
+          <w:tcPr>
+            <w:tcW w:type="dxa" w:w="2592"/>
+            <w:tcMar>
+              <w:top w:w="100" w:type="dxa"/>
+              <w:bottom w:w="100" w:type="dxa"/>
+              <w:left w:w="80" w:type="dxa"/>
+              <w:right w:w="80" w:type="dxa"/>
+            </w:tcMar>
+            <w:shd w:fill="F9FAF8"/>
+          </w:tcPr>
+          <w:p>
+            <w:pPr>
+              <w:jc w:val="center"/>
+            </w:pPr>
+            <w:r>
+              <w:rPr>
+                <w:color w:val="A0A0A0"/>
+                <w:sz w:val="15"/>
+              </w:rPr>
+              <w:t>____________________</w:t>
+            </w:r>
+          </w:p>
+        </w:tc>
+      </w:tr>
+      <w:tr>
+        <w:tc>
+          <w:tcPr>
+            <w:tcW w:type="dxa" w:w="576"/>
+            <w:tcMar>
+              <w:top w:w="100" w:type="dxa"/>
+              <w:bottom w:w="100" w:type="dxa"/>
+              <w:left w:w="80" w:type="dxa"/>
+              <w:right w:w="80" w:type="dxa"/>
+            </w:tcMar>
+            <w:shd w:fill="FFFFFF"/>
+          </w:tcPr>
+          <w:p>
+            <w:pPr>
+              <w:jc w:val="center"/>
+            </w:pPr>
+            <w:r>
+              <w:rPr>
+                <w:sz w:val="17"/>
+              </w:rPr>
+              <w:t>31</w:t>
+            </w:r>
+          </w:p>
+        </w:tc>
+        <w:tc>
+          <w:tcPr>
+            <w:tcW w:type="dxa" w:w="3312"/>
+            <w:tcMar>
+              <w:top w:w="100" w:type="dxa"/>
+              <w:bottom w:w="100" w:type="dxa"/>
+              <w:left w:w="80" w:type="dxa"/>
+              <w:right w:w="80" w:type="dxa"/>
+            </w:tcMar>
+            <w:shd w:fill="FFFFFF"/>
+          </w:tcPr>
+          <w:p>
+            <w:r>
+              <w:rPr>
+                <w:b/>
+                <w:sz w:val="17"/>
+              </w:rPr>
+              <w:t>JHON FRANCISCO TASCO PEREZ</w:t>
+            </w:r>
+          </w:p>
+        </w:tc>
+        <w:tc>
+          <w:tcPr>
+            <w:tcW w:type="dxa" w:w="1728"/>
+            <w:tcMar>
+              <w:top w:w="100" w:type="dxa"/>
+              <w:bottom w:w="100" w:type="dxa"/>
+              <w:left w:w="80" w:type="dxa"/>
+              <w:right w:w="80" w:type="dxa"/>
+            </w:tcMar>
+            <w:shd w:fill="FFFFFF"/>
+          </w:tcPr>
+          <w:p>
+            <w:pPr>
+              <w:jc w:val="center"/>
+            </w:pPr>
+            <w:r>
+              <w:rPr>
+                <w:sz w:val="17"/>
+              </w:rPr>
+              <w:t>ELE120342048</w:t>
+            </w:r>
+          </w:p>
+        </w:tc>
+        <w:tc>
+          <w:tcPr>
+            <w:tcW w:type="dxa" w:w="1584"/>
+            <w:tcMar>
+              <w:top w:w="100" w:type="dxa"/>
+              <w:bottom w:w="100" w:type="dxa"/>
+              <w:left w:w="80" w:type="dxa"/>
+              <w:right w:w="80" w:type="dxa"/>
+            </w:tcMar>
+            <w:shd w:fill="FFFFFF"/>
+          </w:tcPr>
+          <w:p>
+            <w:pPr>
+              <w:jc w:val="center"/>
+            </w:pPr>
+            <w:r>
+              <w:rPr>
+                <w:sz w:val="17"/>
+              </w:rPr>
+              <w:t>3246809834</w:t>
+            </w:r>
+          </w:p>
+        </w:tc>
+        <w:tc>
+          <w:tcPr>
+            <w:tcW w:type="dxa" w:w="2592"/>
+            <w:tcMar>
+              <w:top w:w="100" w:type="dxa"/>
+              <w:bottom w:w="100" w:type="dxa"/>
+              <w:left w:w="80" w:type="dxa"/>
+              <w:right w:w="80" w:type="dxa"/>
+            </w:tcMar>
+            <w:shd w:fill="FFFFFF"/>
+          </w:tcPr>
+          <w:p>
+            <w:pPr>
+              <w:jc w:val="center"/>
+            </w:pPr>
+            <w:r>
+              <w:drawing>
+                <wp:inline xmlns:a="http://schemas.openxmlformats.org/drawingml/2006/main" xmlns:pic="http://schemas.openxmlformats.org/drawingml/2006/picture">
+                  <wp:extent cx="810668" cy="292608"/>
+                  <wp:docPr id="8" name="Picture 8"/>
+                  <wp:cNvGraphicFramePr>
+                    <a:graphicFrameLocks noChangeAspect="1"/>
+                  </wp:cNvGraphicFramePr>
+                  <a:graphic>
+                    <a:graphicData uri="http://schemas.openxmlformats.org/drawingml/2006/picture">
+                      <pic:pic>
+                        <pic:nvPicPr>
+                          <pic:cNvPr id="0" name="image.png"/>
+                          <pic:cNvPicPr/>
+                        </pic:nvPicPr>
+                        <pic:blipFill>
+                          <a:blip r:embed="rId16"/>
+                          <a:stretch>
+                            <a:fillRect/>
+                          </a:stretch>
+                        </pic:blipFill>
+                        <pic:spPr>
+                          <a:xfrm>
+                            <a:off x="0" y="0"/>
+                            <a:ext cx="810668" cy="292608"/>
+                          </a:xfrm>
+                          <a:prstGeom prst="rect"/>
+                        </pic:spPr>
+                      </pic:pic>
+                    </a:graphicData>
+                  </a:graphic>
+                </wp:inline>
+              </w:drawing>
+            </w:r>
+          </w:p>
+        </w:tc>
+      </w:tr>
+      <w:tr>
+        <w:tc>
+          <w:tcPr>
+            <w:tcW w:type="dxa" w:w="576"/>
+            <w:tcMar>
+              <w:top w:w="100" w:type="dxa"/>
+              <w:bottom w:w="100" w:type="dxa"/>
+              <w:left w:w="80" w:type="dxa"/>
+              <w:right w:w="80" w:type="dxa"/>
+            </w:tcMar>
+            <w:shd w:fill="F9FAF8"/>
+          </w:tcPr>
+          <w:p>
+            <w:pPr>
+              <w:jc w:val="center"/>
+            </w:pPr>
+            <w:r>
+              <w:rPr>
+                <w:sz w:val="17"/>
+              </w:rPr>
+              <w:t>32</w:t>
+            </w:r>
+          </w:p>
+        </w:tc>
+        <w:tc>
+          <w:tcPr>
+            <w:tcW w:type="dxa" w:w="3312"/>
+            <w:tcMar>
+              <w:top w:w="100" w:type="dxa"/>
+              <w:bottom w:w="100" w:type="dxa"/>
+              <w:left w:w="80" w:type="dxa"/>
+              <w:right w:w="80" w:type="dxa"/>
+            </w:tcMar>
+            <w:shd w:fill="F9FAF8"/>
+          </w:tcPr>
+          <w:p>
+            <w:r>
+              <w:rPr>
+                <w:b/>
+                <w:sz w:val="17"/>
+              </w:rPr>
+              <w:t>cristian andres barreiro vivas</w:t>
+            </w:r>
+          </w:p>
+        </w:tc>
+        <w:tc>
+          <w:tcPr>
+            <w:tcW w:type="dxa" w:w="1728"/>
+            <w:tcMar>
+              <w:top w:w="100" w:type="dxa"/>
+              <w:bottom w:w="100" w:type="dxa"/>
+              <w:left w:w="80" w:type="dxa"/>
+              <w:right w:w="80" w:type="dxa"/>
+            </w:tcMar>
+            <w:shd w:fill="F9FAF8"/>
+          </w:tcPr>
+          <w:p>
+            <w:pPr>
+              <w:jc w:val="center"/>
+            </w:pPr>
+            <w:r>
+              <w:rPr>
+                <w:sz w:val="17"/>
+              </w:rPr>
+              <w:t>1080293311</w:t>
+            </w:r>
+          </w:p>
+        </w:tc>
+        <w:tc>
+          <w:tcPr>
+            <w:tcW w:type="dxa" w:w="1584"/>
+            <w:tcMar>
+              <w:top w:w="100" w:type="dxa"/>
+              <w:bottom w:w="100" w:type="dxa"/>
+              <w:left w:w="80" w:type="dxa"/>
+              <w:right w:w="80" w:type="dxa"/>
+            </w:tcMar>
+            <w:shd w:fill="F9FAF8"/>
+          </w:tcPr>
+          <w:p>
+            <w:pPr>
+              <w:jc w:val="center"/>
+            </w:pPr>
+            <w:r>
+              <w:rPr>
+                <w:sz w:val="17"/>
+              </w:rPr>
+              <w:t>3124940945</w:t>
+            </w:r>
+          </w:p>
+        </w:tc>
+        <w:tc>
+          <w:tcPr>
+            <w:tcW w:type="dxa" w:w="2592"/>
+            <w:tcMar>
+              <w:top w:w="100" w:type="dxa"/>
+              <w:bottom w:w="100" w:type="dxa"/>
+              <w:left w:w="80" w:type="dxa"/>
+              <w:right w:w="80" w:type="dxa"/>
+            </w:tcMar>
+            <w:shd w:fill="F9FAF8"/>
+          </w:tcPr>
+          <w:p>
+            <w:pPr>
+              <w:jc w:val="center"/>
+            </w:pPr>
+            <w:r>
+              <w:drawing>
+                <wp:inline xmlns:a="http://schemas.openxmlformats.org/drawingml/2006/main" xmlns:pic="http://schemas.openxmlformats.org/drawingml/2006/picture">
+                  <wp:extent cx="812889" cy="292608"/>
+                  <wp:docPr id="9" name="Picture 9"/>
+                  <wp:cNvGraphicFramePr>
+                    <a:graphicFrameLocks noChangeAspect="1"/>
+                  </wp:cNvGraphicFramePr>
+                  <a:graphic>
+                    <a:graphicData uri="http://schemas.openxmlformats.org/drawingml/2006/picture">
+                      <pic:pic>
+                        <pic:nvPicPr>
+                          <pic:cNvPr id="0" name="image.png"/>
+                          <pic:cNvPicPr/>
+                        </pic:nvPicPr>
+                        <pic:blipFill>
+                          <a:blip r:embed="rId17"/>
+                          <a:stretch>
+                            <a:fillRect/>
+                          </a:stretch>
+                        </pic:blipFill>
+                        <pic:spPr>
+                          <a:xfrm>
+                            <a:off x="0" y="0"/>
+                            <a:ext cx="812889" cy="292608"/>
+                          </a:xfrm>
+                          <a:prstGeom prst="rect"/>
+                        </pic:spPr>
+                      </pic:pic>
+                    </a:graphicData>
+                  </a:graphic>
+                </wp:inline>
+              </w:drawing>
+            </w:r>
+          </w:p>
+        </w:tc>
+      </w:tr>
+      <w:tr>
+        <w:tc>
+          <w:tcPr>
+            <w:tcW w:type="dxa" w:w="576"/>
+            <w:tcMar>
+              <w:top w:w="100" w:type="dxa"/>
+              <w:bottom w:w="100" w:type="dxa"/>
+              <w:left w:w="80" w:type="dxa"/>
+              <w:right w:w="80" w:type="dxa"/>
+            </w:tcMar>
+            <w:shd w:fill="FFFFFF"/>
+          </w:tcPr>
+          <w:p>
+            <w:pPr>
+              <w:jc w:val="center"/>
+            </w:pPr>
+            <w:r>
+              <w:rPr>
+                <w:sz w:val="17"/>
+              </w:rPr>
+              <w:t>33</w:t>
+            </w:r>
+          </w:p>
+        </w:tc>
+        <w:tc>
+          <w:tcPr>
+            <w:tcW w:type="dxa" w:w="3312"/>
+            <w:tcMar>
+              <w:top w:w="100" w:type="dxa"/>
+              <w:bottom w:w="100" w:type="dxa"/>
+              <w:left w:w="80" w:type="dxa"/>
+              <w:right w:w="80" w:type="dxa"/>
+            </w:tcMar>
+            <w:shd w:fill="FFFFFF"/>
+          </w:tcPr>
+          <w:p>
+            <w:r>
+              <w:rPr>
+                <w:b/>
+                <w:sz w:val="17"/>
+              </w:rPr>
+              <w:t>JOSELITO MEDINA CHINDO</w:t>
+            </w:r>
+          </w:p>
+        </w:tc>
+        <w:tc>
+          <w:tcPr>
+            <w:tcW w:type="dxa" w:w="1728"/>
+            <w:tcMar>
+              <w:top w:w="100" w:type="dxa"/>
+              <w:bottom w:w="100" w:type="dxa"/>
+              <w:left w:w="80" w:type="dxa"/>
+              <w:right w:w="80" w:type="dxa"/>
+            </w:tcMar>
+            <w:shd w:fill="FFFFFF"/>
+          </w:tcPr>
+          <w:p>
+            <w:pPr>
+              <w:jc w:val="center"/>
+            </w:pPr>
+            <w:r>
+              <w:rPr>
+                <w:sz w:val="17"/>
+              </w:rPr>
+              <w:t>ELE12025114</w:t>
+            </w:r>
+          </w:p>
+        </w:tc>
+        <w:tc>
+          <w:tcPr>
+            <w:tcW w:type="dxa" w:w="1584"/>
+            <w:tcMar>
+              <w:top w:w="100" w:type="dxa"/>
+              <w:bottom w:w="100" w:type="dxa"/>
+              <w:left w:w="80" w:type="dxa"/>
+              <w:right w:w="80" w:type="dxa"/>
+            </w:tcMar>
+            <w:shd w:fill="FFFFFF"/>
+          </w:tcPr>
+          <w:p>
+            <w:pPr>
+              <w:jc w:val="center"/>
+            </w:pPr>
+            <w:r>
+              <w:rPr>
+                <w:sz w:val="17"/>
+              </w:rPr>
+              <w:t>3186082334</w:t>
+            </w:r>
+          </w:p>
+        </w:tc>
+        <w:tc>
+          <w:tcPr>
+            <w:tcW w:type="dxa" w:w="2592"/>
+            <w:tcMar>
+              <w:top w:w="100" w:type="dxa"/>
+              <w:bottom w:w="100" w:type="dxa"/>
+              <w:left w:w="80" w:type="dxa"/>
+              <w:right w:w="80" w:type="dxa"/>
+            </w:tcMar>
+            <w:shd w:fill="FFFFFF"/>
+          </w:tcPr>
+          <w:p>
+            <w:pPr>
+              <w:jc w:val="center"/>
+            </w:pPr>
+            <w:r>
+              <w:drawing>
+                <wp:inline xmlns:a="http://schemas.openxmlformats.org/drawingml/2006/main" xmlns:pic="http://schemas.openxmlformats.org/drawingml/2006/picture">
+                  <wp:extent cx="2006248" cy="292608"/>
+                  <wp:docPr id="10" name="Picture 10"/>
+                  <wp:cNvGraphicFramePr>
+                    <a:graphicFrameLocks noChangeAspect="1"/>
+                  </wp:cNvGraphicFramePr>
+                  <a:graphic>
+                    <a:graphicData uri="http://schemas.openxmlformats.org/drawingml/2006/picture">
+                      <pic:pic>
+                        <pic:nvPicPr>
+                          <pic:cNvPr id="0" name="image.png"/>
+                          <pic:cNvPicPr/>
+                        </pic:nvPicPr>
+                        <pic:blipFill>
+                          <a:blip r:embed="rId18"/>
+                          <a:stretch>
+                            <a:fillRect/>
+                          </a:stretch>
+                        </pic:blipFill>
+                        <pic:spPr>
+                          <a:xfrm>
+                            <a:off x="0" y="0"/>
+                            <a:ext cx="2006248" cy="292608"/>
+                          </a:xfrm>
+                          <a:prstGeom prst="rect"/>
+                        </pic:spPr>
+                      </pic:pic>
+                    </a:graphicData>
+                  </a:graphic>
+                </wp:inline>
+              </w:drawing>
+            </w:r>
+          </w:p>
+        </w:tc>
+      </w:tr>
+      <w:tr>
+        <w:tc>
+          <w:tcPr>
+            <w:tcW w:type="dxa" w:w="576"/>
+            <w:tcMar>
+              <w:top w:w="100" w:type="dxa"/>
+              <w:bottom w:w="100" w:type="dxa"/>
+              <w:left w:w="80" w:type="dxa"/>
+              <w:right w:w="80" w:type="dxa"/>
+            </w:tcMar>
+            <w:shd w:fill="F9FAF8"/>
+          </w:tcPr>
+          <w:p>
+            <w:pPr>
+              <w:jc w:val="center"/>
+            </w:pPr>
+            <w:r>
+              <w:rPr>
+                <w:sz w:val="17"/>
+              </w:rPr>
+              <w:t>34</w:t>
+            </w:r>
+          </w:p>
+        </w:tc>
+        <w:tc>
+          <w:tcPr>
+            <w:tcW w:type="dxa" w:w="3312"/>
+            <w:tcMar>
+              <w:top w:w="100" w:type="dxa"/>
+              <w:bottom w:w="100" w:type="dxa"/>
+              <w:left w:w="80" w:type="dxa"/>
+              <w:right w:w="80" w:type="dxa"/>
+            </w:tcMar>
+            <w:shd w:fill="F9FAF8"/>
+          </w:tcPr>
+          <w:p>
+            <w:r>
+              <w:rPr>
+                <w:b/>
+                <w:sz w:val="17"/>
+              </w:rPr>
+              <w:t>Juan Sebastian Jaramillo romero</w:t>
+            </w:r>
+          </w:p>
+        </w:tc>
+        <w:tc>
+          <w:tcPr>
+            <w:tcW w:type="dxa" w:w="1728"/>
+            <w:tcMar>
+              <w:top w:w="100" w:type="dxa"/>
+              <w:bottom w:w="100" w:type="dxa"/>
+              <w:left w:w="80" w:type="dxa"/>
+              <w:right w:w="80" w:type="dxa"/>
+            </w:tcMar>
+            <w:shd w:fill="F9FAF8"/>
+          </w:tcPr>
+          <w:p>
+            <w:pPr>
+              <w:jc w:val="center"/>
+            </w:pPr>
+            <w:r>
+              <w:rPr>
+                <w:sz w:val="17"/>
+              </w:rPr>
+              <w:t>1110552017</w:t>
+            </w:r>
+          </w:p>
+        </w:tc>
+        <w:tc>
+          <w:tcPr>
+            <w:tcW w:type="dxa" w:w="1584"/>
+            <w:tcMar>
+              <w:top w:w="100" w:type="dxa"/>
+              <w:bottom w:w="100" w:type="dxa"/>
+              <w:left w:w="80" w:type="dxa"/>
+              <w:right w:w="80" w:type="dxa"/>
+            </w:tcMar>
+            <w:shd w:fill="F9FAF8"/>
+          </w:tcPr>
+          <w:p>
+            <w:pPr>
+              <w:jc w:val="center"/>
+            </w:pPr>
+            <w:r>
+              <w:rPr>
+                <w:sz w:val="17"/>
+              </w:rPr>
+              <w:t>3168512676</w:t>
+            </w:r>
+          </w:p>
+        </w:tc>
+        <w:tc>
+          <w:tcPr>
+            <w:tcW w:type="dxa" w:w="2592"/>
+            <w:tcMar>
+              <w:top w:w="100" w:type="dxa"/>
+              <w:bottom w:w="100" w:type="dxa"/>
+              <w:left w:w="80" w:type="dxa"/>
+              <w:right w:w="80" w:type="dxa"/>
+            </w:tcMar>
+            <w:shd w:fill="F9FAF8"/>
+          </w:tcPr>
+          <w:p>
+            <w:pPr>
+              <w:jc w:val="center"/>
+            </w:pPr>
+            <w:r>
+              <w:drawing>
+                <wp:inline xmlns:a="http://schemas.openxmlformats.org/drawingml/2006/main" xmlns:pic="http://schemas.openxmlformats.org/drawingml/2006/picture">
+                  <wp:extent cx="1366360" cy="292608"/>
+                  <wp:docPr id="11" name="Picture 11"/>
+                  <wp:cNvGraphicFramePr>
+                    <a:graphicFrameLocks noChangeAspect="1"/>
+                  </wp:cNvGraphicFramePr>
+                  <a:graphic>
+                    <a:graphicData uri="http://schemas.openxmlformats.org/drawingml/2006/picture">
+                      <pic:pic>
+                        <pic:nvPicPr>
+                          <pic:cNvPr id="0" name="image.png"/>
+                          <pic:cNvPicPr/>
+                        </pic:nvPicPr>
+                        <pic:blipFill>
+                          <a:blip r:embed="rId19"/>
+                          <a:stretch>
+                            <a:fillRect/>
+                          </a:stretch>
+                        </pic:blipFill>
+                        <pic:spPr>
+                          <a:xfrm>
+                            <a:off x="0" y="0"/>
+                            <a:ext cx="1366360" cy="292608"/>
+                          </a:xfrm>
+                          <a:prstGeom prst="rect"/>
+                        </pic:spPr>
+                      </pic:pic>
+                    </a:graphicData>
+                  </a:graphic>
+                </wp:inline>
+              </w:drawing>
+            </w:r>
+          </w:p>
+        </w:tc>
+      </w:tr>
+      <w:tr>
+        <w:tc>
+          <w:tcPr>
+            <w:tcW w:type="dxa" w:w="576"/>
+            <w:tcMar>
+              <w:top w:w="100" w:type="dxa"/>
+              <w:bottom w:w="100" w:type="dxa"/>
+              <w:left w:w="80" w:type="dxa"/>
+              <w:right w:w="80" w:type="dxa"/>
+            </w:tcMar>
+            <w:shd w:fill="FFFFFF"/>
+          </w:tcPr>
+          <w:p>
+            <w:pPr>
+              <w:jc w:val="center"/>
+            </w:pPr>
+            <w:r>
+              <w:rPr>
+                <w:sz w:val="17"/>
+              </w:rPr>
+              <w:t>35</w:t>
+            </w:r>
+          </w:p>
+        </w:tc>
+        <w:tc>
+          <w:tcPr>
+            <w:tcW w:type="dxa" w:w="3312"/>
+            <w:tcMar>
+              <w:top w:w="100" w:type="dxa"/>
+              <w:bottom w:w="100" w:type="dxa"/>
+              <w:left w:w="80" w:type="dxa"/>
+              <w:right w:w="80" w:type="dxa"/>
+            </w:tcMar>
+            <w:shd w:fill="FFFFFF"/>
+          </w:tcPr>
+          <w:p>
+            <w:r>
+              <w:rPr>
+                <w:b/>
+                <w:sz w:val="17"/>
+              </w:rPr>
+              <w:t>Luis Enrique Quevedo Rojas</w:t>
+            </w:r>
+          </w:p>
+        </w:tc>
+        <w:tc>
+          <w:tcPr>
+            <w:tcW w:type="dxa" w:w="1728"/>
+            <w:tcMar>
+              <w:top w:w="100" w:type="dxa"/>
+              <w:bottom w:w="100" w:type="dxa"/>
+              <w:left w:w="80" w:type="dxa"/>
+              <w:right w:w="80" w:type="dxa"/>
+            </w:tcMar>
+            <w:shd w:fill="FFFFFF"/>
+          </w:tcPr>
+          <w:p>
+            <w:pPr>
+              <w:jc w:val="center"/>
+            </w:pPr>
+            <w:r>
+              <w:rPr>
+                <w:sz w:val="17"/>
+              </w:rPr>
+              <w:t>1075208119</w:t>
+            </w:r>
+          </w:p>
+        </w:tc>
+        <w:tc>
+          <w:tcPr>
+            <w:tcW w:type="dxa" w:w="1584"/>
+            <w:tcMar>
+              <w:top w:w="100" w:type="dxa"/>
+              <w:bottom w:w="100" w:type="dxa"/>
+              <w:left w:w="80" w:type="dxa"/>
+              <w:right w:w="80" w:type="dxa"/>
+            </w:tcMar>
+            <w:shd w:fill="FFFFFF"/>
+          </w:tcPr>
+          <w:p>
+            <w:pPr>
+              <w:jc w:val="center"/>
+            </w:pPr>
+            <w:r>
+              <w:rPr>
+                <w:sz w:val="17"/>
+              </w:rPr>
+              <w:t>3157056179</w:t>
+            </w:r>
+          </w:p>
+        </w:tc>
+        <w:tc>
+          <w:tcPr>
+            <w:tcW w:type="dxa" w:w="2592"/>
+            <w:tcMar>
+              <w:top w:w="100" w:type="dxa"/>
+              <w:bottom w:w="100" w:type="dxa"/>
+              <w:left w:w="80" w:type="dxa"/>
+              <w:right w:w="80" w:type="dxa"/>
+            </w:tcMar>
+            <w:shd w:fill="FFFFFF"/>
+          </w:tcPr>
+          <w:p>
+            <w:pPr>
+              <w:jc w:val="center"/>
+            </w:pPr>
+            <w:r>
+              <w:drawing>
+                <wp:inline xmlns:a="http://schemas.openxmlformats.org/drawingml/2006/main" xmlns:pic="http://schemas.openxmlformats.org/drawingml/2006/picture">
+                  <wp:extent cx="813749" cy="292608"/>
+                  <wp:docPr id="12" name="Picture 12"/>
+                  <wp:cNvGraphicFramePr>
+                    <a:graphicFrameLocks noChangeAspect="1"/>
+                  </wp:cNvGraphicFramePr>
+                  <a:graphic>
+                    <a:graphicData uri="http://schemas.openxmlformats.org/drawingml/2006/picture">
+                      <pic:pic>
+                        <pic:nvPicPr>
+                          <pic:cNvPr id="0" name="image.png"/>
+                          <pic:cNvPicPr/>
+                        </pic:nvPicPr>
+                        <pic:blipFill>
+                          <a:blip r:embed="rId20"/>
+                          <a:stretch>
+                            <a:fillRect/>
+                          </a:stretch>
+                        </pic:blipFill>
+                        <pic:spPr>
+                          <a:xfrm>
+                            <a:off x="0" y="0"/>
+                            <a:ext cx="813749" cy="292608"/>
+                          </a:xfrm>
+                          <a:prstGeom prst="rect"/>
+                        </pic:spPr>
+                      </pic:pic>
+                    </a:graphicData>
+                  </a:graphic>
+                </wp:inline>
+              </w:drawing>
+            </w:r>
+          </w:p>
+        </w:tc>
+      </w:tr>
+      <w:tr>
+        <w:tc>
+          <w:tcPr>
+            <w:tcW w:type="dxa" w:w="576"/>
+            <w:tcMar>
+              <w:top w:w="100" w:type="dxa"/>
+              <w:bottom w:w="100" w:type="dxa"/>
+              <w:left w:w="80" w:type="dxa"/>
+              <w:right w:w="80" w:type="dxa"/>
+            </w:tcMar>
+            <w:shd w:fill="F9FAF8"/>
+          </w:tcPr>
+          <w:p>
+            <w:pPr>
+              <w:jc w:val="center"/>
+            </w:pPr>
+            <w:r>
+              <w:rPr>
+                <w:sz w:val="17"/>
+              </w:rPr>
+              <w:t>36</w:t>
+            </w:r>
+          </w:p>
+        </w:tc>
+        <w:tc>
+          <w:tcPr>
+            <w:tcW w:type="dxa" w:w="3312"/>
+            <w:tcMar>
+              <w:top w:w="100" w:type="dxa"/>
+              <w:bottom w:w="100" w:type="dxa"/>
+              <w:left w:w="80" w:type="dxa"/>
+              <w:right w:w="80" w:type="dxa"/>
+            </w:tcMar>
+            <w:shd w:fill="F9FAF8"/>
+          </w:tcPr>
+          <w:p>
+            <w:r>
+              <w:rPr>
+                <w:b/>
+                <w:sz w:val="17"/>
+              </w:rPr>
+              <w:t>Alex Ricardo Perdomo Restrepo</w:t>
+            </w:r>
+          </w:p>
+        </w:tc>
+        <w:tc>
+          <w:tcPr>
+            <w:tcW w:type="dxa" w:w="1728"/>
+            <w:tcMar>
+              <w:top w:w="100" w:type="dxa"/>
+              <w:bottom w:w="100" w:type="dxa"/>
+              <w:left w:w="80" w:type="dxa"/>
+              <w:right w:w="80" w:type="dxa"/>
+            </w:tcMar>
+            <w:shd w:fill="F9FAF8"/>
+          </w:tcPr>
+          <w:p>
+            <w:pPr>
+              <w:jc w:val="center"/>
+            </w:pPr>
+            <w:r>
+              <w:rPr>
+                <w:sz w:val="17"/>
+              </w:rPr>
+              <w:t>1234640185</w:t>
+            </w:r>
+          </w:p>
+        </w:tc>
+        <w:tc>
+          <w:tcPr>
+            <w:tcW w:type="dxa" w:w="1584"/>
+            <w:tcMar>
+              <w:top w:w="100" w:type="dxa"/>
+              <w:bottom w:w="100" w:type="dxa"/>
+              <w:left w:w="80" w:type="dxa"/>
+              <w:right w:w="80" w:type="dxa"/>
+            </w:tcMar>
+            <w:shd w:fill="F9FAF8"/>
+          </w:tcPr>
+          <w:p>
+            <w:pPr>
+              <w:jc w:val="center"/>
+            </w:pPr>
+            <w:r>
+              <w:rPr>
+                <w:sz w:val="17"/>
+              </w:rPr>
+              <w:t>3153427115</w:t>
+            </w:r>
+          </w:p>
+        </w:tc>
+        <w:tc>
+          <w:tcPr>
+            <w:tcW w:type="dxa" w:w="2592"/>
+            <w:tcMar>
+              <w:top w:w="100" w:type="dxa"/>
+              <w:bottom w:w="100" w:type="dxa"/>
+              <w:left w:w="80" w:type="dxa"/>
+              <w:right w:w="80" w:type="dxa"/>
+            </w:tcMar>
+            <w:shd w:fill="F9FAF8"/>
+          </w:tcPr>
+          <w:p>
+            <w:pPr>
+              <w:jc w:val="center"/>
+            </w:pPr>
+            <w:r>
+              <w:rPr>
+                <w:color w:val="A0A0A0"/>
+                <w:sz w:val="15"/>
+              </w:rPr>
+              <w:t>____________________</w:t>
+            </w:r>
+          </w:p>
+        </w:tc>
+      </w:tr>
+      <w:tr>
+        <w:tc>
+          <w:tcPr>
+            <w:tcW w:type="dxa" w:w="576"/>
+            <w:tcMar>
+              <w:top w:w="100" w:type="dxa"/>
+              <w:bottom w:w="100" w:type="dxa"/>
+              <w:left w:w="80" w:type="dxa"/>
+              <w:right w:w="80" w:type="dxa"/>
+            </w:tcMar>
+            <w:shd w:fill="FFFFFF"/>
+          </w:tcPr>
+          <w:p>
+            <w:pPr>
+              <w:jc w:val="center"/>
+            </w:pPr>
+            <w:r>
+              <w:rPr>
+                <w:sz w:val="17"/>
+              </w:rPr>
+              <w:t>37</w:t>
+            </w:r>
+          </w:p>
+        </w:tc>
+        <w:tc>
+          <w:tcPr>
+            <w:tcW w:type="dxa" w:w="3312"/>
+            <w:tcMar>
+              <w:top w:w="100" w:type="dxa"/>
+              <w:bottom w:w="100" w:type="dxa"/>
+              <w:left w:w="80" w:type="dxa"/>
+              <w:right w:w="80" w:type="dxa"/>
+            </w:tcMar>
+            <w:shd w:fill="FFFFFF"/>
+          </w:tcPr>
+          <w:p>
+            <w:r>
+              <w:rPr>
+                <w:b/>
+                <w:sz w:val="17"/>
+              </w:rPr>
+              <w:t>John jairo Sánchez garcia</w:t>
+            </w:r>
+          </w:p>
+        </w:tc>
+        <w:tc>
+          <w:tcPr>
+            <w:tcW w:type="dxa" w:w="1728"/>
+            <w:tcMar>
+              <w:top w:w="100" w:type="dxa"/>
+              <w:bottom w:w="100" w:type="dxa"/>
+              <w:left w:w="80" w:type="dxa"/>
+              <w:right w:w="80" w:type="dxa"/>
+            </w:tcMar>
+            <w:shd w:fill="FFFFFF"/>
+          </w:tcPr>
+          <w:p>
+            <w:pPr>
+              <w:jc w:val="center"/>
+            </w:pPr>
+            <w:r>
+              <w:rPr>
+                <w:sz w:val="17"/>
+              </w:rPr>
+              <w:t>79843323</w:t>
+            </w:r>
+          </w:p>
+        </w:tc>
+        <w:tc>
+          <w:tcPr>
+            <w:tcW w:type="dxa" w:w="1584"/>
+            <w:tcMar>
+              <w:top w:w="100" w:type="dxa"/>
+              <w:bottom w:w="100" w:type="dxa"/>
+              <w:left w:w="80" w:type="dxa"/>
+              <w:right w:w="80" w:type="dxa"/>
+            </w:tcMar>
+            <w:shd w:fill="FFFFFF"/>
+          </w:tcPr>
+          <w:p>
+            <w:pPr>
+              <w:jc w:val="center"/>
+            </w:pPr>
+            <w:r>
+              <w:rPr>
+                <w:sz w:val="17"/>
+              </w:rPr>
+              <w:t>3108505201</w:t>
+            </w:r>
+          </w:p>
+        </w:tc>
+        <w:tc>
+          <w:tcPr>
+            <w:tcW w:type="dxa" w:w="2592"/>
+            <w:tcMar>
+              <w:top w:w="100" w:type="dxa"/>
+              <w:bottom w:w="100" w:type="dxa"/>
+              <w:left w:w="80" w:type="dxa"/>
+              <w:right w:w="80" w:type="dxa"/>
+            </w:tcMar>
+            <w:shd w:fill="FFFFFF"/>
+          </w:tcPr>
+          <w:p>
+            <w:pPr>
+              <w:jc w:val="center"/>
+            </w:pPr>
+            <w:r>
+              <w:drawing>
+                <wp:inline xmlns:a="http://schemas.openxmlformats.org/drawingml/2006/main" xmlns:pic="http://schemas.openxmlformats.org/drawingml/2006/picture">
+                  <wp:extent cx="1370333" cy="292608"/>
+                  <wp:docPr id="13" name="Picture 13"/>
+                  <wp:cNvGraphicFramePr>
+                    <a:graphicFrameLocks noChangeAspect="1"/>
+                  </wp:cNvGraphicFramePr>
+                  <a:graphic>
+                    <a:graphicData uri="http://schemas.openxmlformats.org/drawingml/2006/picture">
+                      <pic:pic>
+                        <pic:nvPicPr>
+                          <pic:cNvPr id="0" name="image.png"/>
+                          <pic:cNvPicPr/>
+                        </pic:nvPicPr>
+                        <pic:blipFill>
+                          <a:blip r:embed="rId21"/>
+                          <a:stretch>
+                            <a:fillRect/>
+                          </a:stretch>
+                        </pic:blipFill>
+                        <pic:spPr>
+                          <a:xfrm>
+                            <a:off x="0" y="0"/>
+                            <a:ext cx="1370333" cy="292608"/>
+                          </a:xfrm>
+                          <a:prstGeom prst="rect"/>
+                        </pic:spPr>
+                      </pic:pic>
+                    </a:graphicData>
+                  </a:graphic>
+                </wp:inline>
+              </w:drawing>
             </w:r>
           </w:p>
         </w:tc>

--- a/cartas_solicitud/Carta_Solicitud_ELE0300742_ANALISIS_DE_SISTEMAS_DE_POTENCIA.docx
+++ b/cartas_solicitud/Carta_Solicitud_ELE0300742_ANALISIS_DE_SISTEMAS_DE_POTENCIA.docx
@@ -1020,11 +1020,38 @@
               <w:jc w:val="center"/>
             </w:pPr>
             <w:r>
-              <w:rPr>
-                <w:color w:val="A0A0A0"/>
-                <w:sz w:val="15"/>
-              </w:rPr>
-              <w:t>____________________</w:t>
+              <w:drawing>
+                <wp:inline xmlns:a="http://schemas.openxmlformats.org/drawingml/2006/main" xmlns:pic="http://schemas.openxmlformats.org/drawingml/2006/picture">
+                  <wp:extent cx="803432" cy="292608"/>
+                  <wp:docPr id="4" name="Picture 4"/>
+                  <wp:cNvGraphicFramePr>
+                    <a:graphicFrameLocks noChangeAspect="1"/>
+                  </wp:cNvGraphicFramePr>
+                  <a:graphic>
+                    <a:graphicData uri="http://schemas.openxmlformats.org/drawingml/2006/picture">
+                      <pic:pic>
+                        <pic:nvPicPr>
+                          <pic:cNvPr id="0" name="image.png"/>
+                          <pic:cNvPicPr/>
+                        </pic:nvPicPr>
+                        <pic:blipFill>
+                          <a:blip r:embed="rId12"/>
+                          <a:stretch>
+                            <a:fillRect/>
+                          </a:stretch>
+                        </pic:blipFill>
+                        <pic:spPr>
+                          <a:xfrm>
+                            <a:off x="0" y="0"/>
+                            <a:ext cx="803432" cy="292608"/>
+                          </a:xfrm>
+                          <a:prstGeom prst="rect"/>
+                        </pic:spPr>
+                      </pic:pic>
+                    </a:graphicData>
+                  </a:graphic>
+                </wp:inline>
+              </w:drawing>
             </w:r>
           </w:p>
         </w:tc>
@@ -2067,7 +2094,7 @@
               <w:drawing>
                 <wp:inline xmlns:a="http://schemas.openxmlformats.org/drawingml/2006/main" xmlns:pic="http://schemas.openxmlformats.org/drawingml/2006/picture">
                   <wp:extent cx="813691" cy="292608"/>
-                  <wp:docPr id="4" name="Picture 4"/>
+                  <wp:docPr id="5" name="Picture 5"/>
                   <wp:cNvGraphicFramePr>
                     <a:graphicFrameLocks noChangeAspect="1"/>
                   </wp:cNvGraphicFramePr>
@@ -2079,7 +2106,7 @@
                           <pic:cNvPicPr/>
                         </pic:nvPicPr>
                         <pic:blipFill>
-                          <a:blip r:embed="rId12"/>
+                          <a:blip r:embed="rId13"/>
                           <a:stretch>
                             <a:fillRect/>
                           </a:stretch>
@@ -2207,11 +2234,38 @@
               <w:jc w:val="center"/>
             </w:pPr>
             <w:r>
-              <w:rPr>
-                <w:color w:val="A0A0A0"/>
-                <w:sz w:val="15"/>
-              </w:rPr>
-              <w:t>____________________</w:t>
+              <w:drawing>
+                <wp:inline xmlns:a="http://schemas.openxmlformats.org/drawingml/2006/main" xmlns:pic="http://schemas.openxmlformats.org/drawingml/2006/picture">
+                  <wp:extent cx="812874" cy="292608"/>
+                  <wp:docPr id="6" name="Picture 6"/>
+                  <wp:cNvGraphicFramePr>
+                    <a:graphicFrameLocks noChangeAspect="1"/>
+                  </wp:cNvGraphicFramePr>
+                  <a:graphic>
+                    <a:graphicData uri="http://schemas.openxmlformats.org/drawingml/2006/picture">
+                      <pic:pic>
+                        <pic:nvPicPr>
+                          <pic:cNvPr id="0" name="image.png"/>
+                          <pic:cNvPicPr/>
+                        </pic:nvPicPr>
+                        <pic:blipFill>
+                          <a:blip r:embed="rId14"/>
+                          <a:stretch>
+                            <a:fillRect/>
+                          </a:stretch>
+                        </pic:blipFill>
+                        <pic:spPr>
+                          <a:xfrm>
+                            <a:off x="0" y="0"/>
+                            <a:ext cx="812874" cy="292608"/>
+                          </a:xfrm>
+                          <a:prstGeom prst="rect"/>
+                        </pic:spPr>
+                      </pic:pic>
+                    </a:graphicData>
+                  </a:graphic>
+                </wp:inline>
+              </w:drawing>
             </w:r>
           </w:p>
         </w:tc>
@@ -2326,7 +2380,7 @@
               <w:drawing>
                 <wp:inline xmlns:a="http://schemas.openxmlformats.org/drawingml/2006/main" xmlns:pic="http://schemas.openxmlformats.org/drawingml/2006/picture">
                   <wp:extent cx="875538" cy="292608"/>
-                  <wp:docPr id="5" name="Picture 5"/>
+                  <wp:docPr id="7" name="Picture 7"/>
                   <wp:cNvGraphicFramePr>
                     <a:graphicFrameLocks noChangeAspect="1"/>
                   </wp:cNvGraphicFramePr>
@@ -2338,7 +2392,7 @@
                           <pic:cNvPicPr/>
                         </pic:nvPicPr>
                         <pic:blipFill>
-                          <a:blip r:embed="rId13"/>
+                          <a:blip r:embed="rId15"/>
                           <a:stretch>
                             <a:fillRect/>
                           </a:stretch>
@@ -2701,7 +2755,7 @@
               <w:drawing>
                 <wp:inline xmlns:a="http://schemas.openxmlformats.org/drawingml/2006/main" xmlns:pic="http://schemas.openxmlformats.org/drawingml/2006/picture">
                   <wp:extent cx="877824" cy="292608"/>
-                  <wp:docPr id="6" name="Picture 6"/>
+                  <wp:docPr id="8" name="Picture 8"/>
                   <wp:cNvGraphicFramePr>
                     <a:graphicFrameLocks noChangeAspect="1"/>
                   </wp:cNvGraphicFramePr>
@@ -2713,7 +2767,7 @@
                           <pic:cNvPicPr/>
                         </pic:nvPicPr>
                         <pic:blipFill>
-                          <a:blip r:embed="rId14"/>
+                          <a:blip r:embed="rId16"/>
                           <a:stretch>
                             <a:fillRect/>
                           </a:stretch>
@@ -2960,7 +3014,7 @@
               <w:drawing>
                 <wp:inline xmlns:a="http://schemas.openxmlformats.org/drawingml/2006/main" xmlns:pic="http://schemas.openxmlformats.org/drawingml/2006/picture">
                   <wp:extent cx="809682" cy="292608"/>
-                  <wp:docPr id="7" name="Picture 7"/>
+                  <wp:docPr id="9" name="Picture 9"/>
                   <wp:cNvGraphicFramePr>
                     <a:graphicFrameLocks noChangeAspect="1"/>
                   </wp:cNvGraphicFramePr>
@@ -2972,7 +3026,7 @@
                           <pic:cNvPicPr/>
                         </pic:nvPicPr>
                         <pic:blipFill>
-                          <a:blip r:embed="rId15"/>
+                          <a:blip r:embed="rId17"/>
                           <a:stretch>
                             <a:fillRect/>
                           </a:stretch>
@@ -4031,7 +4085,7 @@
               <w:drawing>
                 <wp:inline xmlns:a="http://schemas.openxmlformats.org/drawingml/2006/main" xmlns:pic="http://schemas.openxmlformats.org/drawingml/2006/picture">
                   <wp:extent cx="810668" cy="292608"/>
-                  <wp:docPr id="8" name="Picture 8"/>
+                  <wp:docPr id="10" name="Picture 10"/>
                   <wp:cNvGraphicFramePr>
                     <a:graphicFrameLocks noChangeAspect="1"/>
                   </wp:cNvGraphicFramePr>
@@ -4043,7 +4097,7 @@
                           <pic:cNvPicPr/>
                         </pic:nvPicPr>
                         <pic:blipFill>
-                          <a:blip r:embed="rId16"/>
+                          <a:blip r:embed="rId18"/>
                           <a:stretch>
                             <a:fillRect/>
                           </a:stretch>
@@ -4174,7 +4228,7 @@
               <w:drawing>
                 <wp:inline xmlns:a="http://schemas.openxmlformats.org/drawingml/2006/main" xmlns:pic="http://schemas.openxmlformats.org/drawingml/2006/picture">
                   <wp:extent cx="812889" cy="292608"/>
-                  <wp:docPr id="9" name="Picture 9"/>
+                  <wp:docPr id="11" name="Picture 11"/>
                   <wp:cNvGraphicFramePr>
                     <a:graphicFrameLocks noChangeAspect="1"/>
                   </wp:cNvGraphicFramePr>
@@ -4186,7 +4240,7 @@
                           <pic:cNvPicPr/>
                         </pic:nvPicPr>
                         <pic:blipFill>
-                          <a:blip r:embed="rId17"/>
+                          <a:blip r:embed="rId19"/>
                           <a:stretch>
                             <a:fillRect/>
                           </a:stretch>
@@ -4317,7 +4371,7 @@
               <w:drawing>
                 <wp:inline xmlns:a="http://schemas.openxmlformats.org/drawingml/2006/main" xmlns:pic="http://schemas.openxmlformats.org/drawingml/2006/picture">
                   <wp:extent cx="2006248" cy="292608"/>
-                  <wp:docPr id="10" name="Picture 10"/>
+                  <wp:docPr id="12" name="Picture 12"/>
                   <wp:cNvGraphicFramePr>
                     <a:graphicFrameLocks noChangeAspect="1"/>
                   </wp:cNvGraphicFramePr>
@@ -4329,7 +4383,7 @@
                           <pic:cNvPicPr/>
                         </pic:nvPicPr>
                         <pic:blipFill>
-                          <a:blip r:embed="rId18"/>
+                          <a:blip r:embed="rId20"/>
                           <a:stretch>
                             <a:fillRect/>
                           </a:stretch>
@@ -4460,7 +4514,7 @@
               <w:drawing>
                 <wp:inline xmlns:a="http://schemas.openxmlformats.org/drawingml/2006/main" xmlns:pic="http://schemas.openxmlformats.org/drawingml/2006/picture">
                   <wp:extent cx="1366360" cy="292608"/>
-                  <wp:docPr id="11" name="Picture 11"/>
+                  <wp:docPr id="13" name="Picture 13"/>
                   <wp:cNvGraphicFramePr>
                     <a:graphicFrameLocks noChangeAspect="1"/>
                   </wp:cNvGraphicFramePr>
@@ -4472,7 +4526,7 @@
                           <pic:cNvPicPr/>
                         </pic:nvPicPr>
                         <pic:blipFill>
-                          <a:blip r:embed="rId19"/>
+                          <a:blip r:embed="rId21"/>
                           <a:stretch>
                             <a:fillRect/>
                           </a:stretch>
@@ -4603,7 +4657,7 @@
               <w:drawing>
                 <wp:inline xmlns:a="http://schemas.openxmlformats.org/drawingml/2006/main" xmlns:pic="http://schemas.openxmlformats.org/drawingml/2006/picture">
                   <wp:extent cx="813749" cy="292608"/>
-                  <wp:docPr id="12" name="Picture 12"/>
+                  <wp:docPr id="14" name="Picture 14"/>
                   <wp:cNvGraphicFramePr>
                     <a:graphicFrameLocks noChangeAspect="1"/>
                   </wp:cNvGraphicFramePr>
@@ -4615,7 +4669,7 @@
                           <pic:cNvPicPr/>
                         </pic:nvPicPr>
                         <pic:blipFill>
-                          <a:blip r:embed="rId20"/>
+                          <a:blip r:embed="rId22"/>
                           <a:stretch>
                             <a:fillRect/>
                           </a:stretch>
@@ -4862,7 +4916,7 @@
               <w:drawing>
                 <wp:inline xmlns:a="http://schemas.openxmlformats.org/drawingml/2006/main" xmlns:pic="http://schemas.openxmlformats.org/drawingml/2006/picture">
                   <wp:extent cx="1370333" cy="292608"/>
-                  <wp:docPr id="13" name="Picture 13"/>
+                  <wp:docPr id="15" name="Picture 15"/>
                   <wp:cNvGraphicFramePr>
                     <a:graphicFrameLocks noChangeAspect="1"/>
                   </wp:cNvGraphicFramePr>
@@ -4874,7 +4928,7 @@
                           <pic:cNvPicPr/>
                         </pic:nvPicPr>
                         <pic:blipFill>
-                          <a:blip r:embed="rId21"/>
+                          <a:blip r:embed="rId23"/>
                           <a:stretch>
                             <a:fillRect/>
                           </a:stretch>

--- a/cartas_solicitud/Carta_Solicitud_ELE0300742_ANALISIS_DE_SISTEMAS_DE_POTENCIA.docx
+++ b/cartas_solicitud/Carta_Solicitud_ELE0300742_ANALISIS_DE_SISTEMAS_DE_POTENCIA.docx
@@ -1279,11 +1279,38 @@
               <w:jc w:val="center"/>
             </w:pPr>
             <w:r>
-              <w:rPr>
-                <w:color w:val="A0A0A0"/>
-                <w:sz w:val="15"/>
-              </w:rPr>
-              <w:t>____________________</w:t>
+              <w:drawing>
+                <wp:inline xmlns:a="http://schemas.openxmlformats.org/drawingml/2006/main" xmlns:pic="http://schemas.openxmlformats.org/drawingml/2006/picture">
+                  <wp:extent cx="543415" cy="292608"/>
+                  <wp:docPr id="5" name="Picture 5"/>
+                  <wp:cNvGraphicFramePr>
+                    <a:graphicFrameLocks noChangeAspect="1"/>
+                  </wp:cNvGraphicFramePr>
+                  <a:graphic>
+                    <a:graphicData uri="http://schemas.openxmlformats.org/drawingml/2006/picture">
+                      <pic:pic>
+                        <pic:nvPicPr>
+                          <pic:cNvPr id="0" name="image.png"/>
+                          <pic:cNvPicPr/>
+                        </pic:nvPicPr>
+                        <pic:blipFill>
+                          <a:blip r:embed="rId13"/>
+                          <a:stretch>
+                            <a:fillRect/>
+                          </a:stretch>
+                        </pic:blipFill>
+                        <pic:spPr>
+                          <a:xfrm>
+                            <a:off x="0" y="0"/>
+                            <a:ext cx="543415" cy="292608"/>
+                          </a:xfrm>
+                          <a:prstGeom prst="rect"/>
+                        </pic:spPr>
+                      </pic:pic>
+                    </a:graphicData>
+                  </a:graphic>
+                </wp:inline>
+              </w:drawing>
             </w:r>
           </w:p>
         </w:tc>
@@ -2094,7 +2121,7 @@
               <w:drawing>
                 <wp:inline xmlns:a="http://schemas.openxmlformats.org/drawingml/2006/main" xmlns:pic="http://schemas.openxmlformats.org/drawingml/2006/picture">
                   <wp:extent cx="813691" cy="292608"/>
-                  <wp:docPr id="5" name="Picture 5"/>
+                  <wp:docPr id="6" name="Picture 6"/>
                   <wp:cNvGraphicFramePr>
                     <a:graphicFrameLocks noChangeAspect="1"/>
                   </wp:cNvGraphicFramePr>
@@ -2106,7 +2133,7 @@
                           <pic:cNvPicPr/>
                         </pic:nvPicPr>
                         <pic:blipFill>
-                          <a:blip r:embed="rId13"/>
+                          <a:blip r:embed="rId14"/>
                           <a:stretch>
                             <a:fillRect/>
                           </a:stretch>
@@ -2237,7 +2264,7 @@
               <w:drawing>
                 <wp:inline xmlns:a="http://schemas.openxmlformats.org/drawingml/2006/main" xmlns:pic="http://schemas.openxmlformats.org/drawingml/2006/picture">
                   <wp:extent cx="812874" cy="292608"/>
-                  <wp:docPr id="6" name="Picture 6"/>
+                  <wp:docPr id="7" name="Picture 7"/>
                   <wp:cNvGraphicFramePr>
                     <a:graphicFrameLocks noChangeAspect="1"/>
                   </wp:cNvGraphicFramePr>
@@ -2249,7 +2276,7 @@
                           <pic:cNvPicPr/>
                         </pic:nvPicPr>
                         <pic:blipFill>
-                          <a:blip r:embed="rId14"/>
+                          <a:blip r:embed="rId15"/>
                           <a:stretch>
                             <a:fillRect/>
                           </a:stretch>
@@ -2380,7 +2407,7 @@
               <w:drawing>
                 <wp:inline xmlns:a="http://schemas.openxmlformats.org/drawingml/2006/main" xmlns:pic="http://schemas.openxmlformats.org/drawingml/2006/picture">
                   <wp:extent cx="875538" cy="292608"/>
-                  <wp:docPr id="7" name="Picture 7"/>
+                  <wp:docPr id="8" name="Picture 8"/>
                   <wp:cNvGraphicFramePr>
                     <a:graphicFrameLocks noChangeAspect="1"/>
                   </wp:cNvGraphicFramePr>
@@ -2392,7 +2419,7 @@
                           <pic:cNvPicPr/>
                         </pic:nvPicPr>
                         <pic:blipFill>
-                          <a:blip r:embed="rId15"/>
+                          <a:blip r:embed="rId16"/>
                           <a:stretch>
                             <a:fillRect/>
                           </a:stretch>
@@ -2755,7 +2782,7 @@
               <w:drawing>
                 <wp:inline xmlns:a="http://schemas.openxmlformats.org/drawingml/2006/main" xmlns:pic="http://schemas.openxmlformats.org/drawingml/2006/picture">
                   <wp:extent cx="877824" cy="292608"/>
-                  <wp:docPr id="8" name="Picture 8"/>
+                  <wp:docPr id="9" name="Picture 9"/>
                   <wp:cNvGraphicFramePr>
                     <a:graphicFrameLocks noChangeAspect="1"/>
                   </wp:cNvGraphicFramePr>
@@ -2767,7 +2794,7 @@
                           <pic:cNvPicPr/>
                         </pic:nvPicPr>
                         <pic:blipFill>
-                          <a:blip r:embed="rId16"/>
+                          <a:blip r:embed="rId17"/>
                           <a:stretch>
                             <a:fillRect/>
                           </a:stretch>
@@ -3014,7 +3041,7 @@
               <w:drawing>
                 <wp:inline xmlns:a="http://schemas.openxmlformats.org/drawingml/2006/main" xmlns:pic="http://schemas.openxmlformats.org/drawingml/2006/picture">
                   <wp:extent cx="809682" cy="292608"/>
-                  <wp:docPr id="9" name="Picture 9"/>
+                  <wp:docPr id="10" name="Picture 10"/>
                   <wp:cNvGraphicFramePr>
                     <a:graphicFrameLocks noChangeAspect="1"/>
                   </wp:cNvGraphicFramePr>
@@ -3026,7 +3053,7 @@
                           <pic:cNvPicPr/>
                         </pic:nvPicPr>
                         <pic:blipFill>
-                          <a:blip r:embed="rId17"/>
+                          <a:blip r:embed="rId18"/>
                           <a:stretch>
                             <a:fillRect/>
                           </a:stretch>
@@ -4085,7 +4112,7 @@
               <w:drawing>
                 <wp:inline xmlns:a="http://schemas.openxmlformats.org/drawingml/2006/main" xmlns:pic="http://schemas.openxmlformats.org/drawingml/2006/picture">
                   <wp:extent cx="810668" cy="292608"/>
-                  <wp:docPr id="10" name="Picture 10"/>
+                  <wp:docPr id="11" name="Picture 11"/>
                   <wp:cNvGraphicFramePr>
                     <a:graphicFrameLocks noChangeAspect="1"/>
                   </wp:cNvGraphicFramePr>
@@ -4097,7 +4124,7 @@
                           <pic:cNvPicPr/>
                         </pic:nvPicPr>
                         <pic:blipFill>
-                          <a:blip r:embed="rId18"/>
+                          <a:blip r:embed="rId19"/>
                           <a:stretch>
                             <a:fillRect/>
                           </a:stretch>
@@ -4228,7 +4255,7 @@
               <w:drawing>
                 <wp:inline xmlns:a="http://schemas.openxmlformats.org/drawingml/2006/main" xmlns:pic="http://schemas.openxmlformats.org/drawingml/2006/picture">
                   <wp:extent cx="812889" cy="292608"/>
-                  <wp:docPr id="11" name="Picture 11"/>
+                  <wp:docPr id="12" name="Picture 12"/>
                   <wp:cNvGraphicFramePr>
                     <a:graphicFrameLocks noChangeAspect="1"/>
                   </wp:cNvGraphicFramePr>
@@ -4240,7 +4267,7 @@
                           <pic:cNvPicPr/>
                         </pic:nvPicPr>
                         <pic:blipFill>
-                          <a:blip r:embed="rId19"/>
+                          <a:blip r:embed="rId20"/>
                           <a:stretch>
                             <a:fillRect/>
                           </a:stretch>
@@ -4371,7 +4398,7 @@
               <w:drawing>
                 <wp:inline xmlns:a="http://schemas.openxmlformats.org/drawingml/2006/main" xmlns:pic="http://schemas.openxmlformats.org/drawingml/2006/picture">
                   <wp:extent cx="2006248" cy="292608"/>
-                  <wp:docPr id="12" name="Picture 12"/>
+                  <wp:docPr id="13" name="Picture 13"/>
                   <wp:cNvGraphicFramePr>
                     <a:graphicFrameLocks noChangeAspect="1"/>
                   </wp:cNvGraphicFramePr>
@@ -4383,7 +4410,7 @@
                           <pic:cNvPicPr/>
                         </pic:nvPicPr>
                         <pic:blipFill>
-                          <a:blip r:embed="rId20"/>
+                          <a:blip r:embed="rId21"/>
                           <a:stretch>
                             <a:fillRect/>
                           </a:stretch>
@@ -4514,7 +4541,7 @@
               <w:drawing>
                 <wp:inline xmlns:a="http://schemas.openxmlformats.org/drawingml/2006/main" xmlns:pic="http://schemas.openxmlformats.org/drawingml/2006/picture">
                   <wp:extent cx="1366360" cy="292608"/>
-                  <wp:docPr id="13" name="Picture 13"/>
+                  <wp:docPr id="14" name="Picture 14"/>
                   <wp:cNvGraphicFramePr>
                     <a:graphicFrameLocks noChangeAspect="1"/>
                   </wp:cNvGraphicFramePr>
@@ -4526,7 +4553,7 @@
                           <pic:cNvPicPr/>
                         </pic:nvPicPr>
                         <pic:blipFill>
-                          <a:blip r:embed="rId21"/>
+                          <a:blip r:embed="rId22"/>
                           <a:stretch>
                             <a:fillRect/>
                           </a:stretch>
@@ -4657,7 +4684,7 @@
               <w:drawing>
                 <wp:inline xmlns:a="http://schemas.openxmlformats.org/drawingml/2006/main" xmlns:pic="http://schemas.openxmlformats.org/drawingml/2006/picture">
                   <wp:extent cx="813749" cy="292608"/>
-                  <wp:docPr id="14" name="Picture 14"/>
+                  <wp:docPr id="15" name="Picture 15"/>
                   <wp:cNvGraphicFramePr>
                     <a:graphicFrameLocks noChangeAspect="1"/>
                   </wp:cNvGraphicFramePr>
@@ -4669,7 +4696,7 @@
                           <pic:cNvPicPr/>
                         </pic:nvPicPr>
                         <pic:blipFill>
-                          <a:blip r:embed="rId22"/>
+                          <a:blip r:embed="rId23"/>
                           <a:stretch>
                             <a:fillRect/>
                           </a:stretch>
@@ -4916,7 +4943,7 @@
               <w:drawing>
                 <wp:inline xmlns:a="http://schemas.openxmlformats.org/drawingml/2006/main" xmlns:pic="http://schemas.openxmlformats.org/drawingml/2006/picture">
                   <wp:extent cx="1370333" cy="292608"/>
-                  <wp:docPr id="15" name="Picture 15"/>
+                  <wp:docPr id="16" name="Picture 16"/>
                   <wp:cNvGraphicFramePr>
                     <a:graphicFrameLocks noChangeAspect="1"/>
                   </wp:cNvGraphicFramePr>
@@ -4928,7 +4955,7 @@
                           <pic:cNvPicPr/>
                         </pic:nvPicPr>
                         <pic:blipFill>
-                          <a:blip r:embed="rId23"/>
+                          <a:blip r:embed="rId24"/>
                           <a:stretch>
                             <a:fillRect/>
                           </a:stretch>

--- a/cartas_solicitud/Carta_Solicitud_ELE0300742_ANALISIS_DE_SISTEMAS_DE_POTENCIA.docx
+++ b/cartas_solicitud/Carta_Solicitud_ELE0300742_ANALISIS_DE_SISTEMAS_DE_POTENCIA.docx
@@ -88,7 +88,7 @@
         <w:br/>
         <w:t>• Semestre del Plan de Estudios: Semestre 9°</w:t>
         <w:br/>
-        <w:t>• Total de Estudiantes Solicitantes Preinscritos: 37 estudiantes</w:t>
+        <w:t>• Total de Estudiantes Solicitantes Preinscritos: 38 estudiantes</w:t>
       </w:r>
     </w:p>
     <w:p>
@@ -97,7 +97,7 @@
         <w:jc w:val="both"/>
       </w:pPr>
       <w:r>
-        <w:t>Manifestamos nuestro compromiso formal de matrícula y cumplimiento con los requerimientos académicos y arancelarios correspondientes al curso vacacional. Dado que contamos con un grupo sólido de 37 estudiantes interesados (superando el cupo mínimo requerido de 10 estudiantes), solicitamos su valiosa gestión ante la Coordinación Académica y la Dirección de Programa para su respectiva aprobación, asignación docente y programación de horarios.</w:t>
+        <w:t>Manifestamos nuestro compromiso formal de matrícula y cumplimiento con los requerimientos académicos y arancelarios correspondientes al curso vacacional. Dado que contamos con un grupo sólido de 38 estudiantes interesados (superando el cupo mínimo requerido de 10 estudiantes), solicitamos su valiosa gestión ante la Coordinación Académica y la Dirección de Programa para su respectiva aprobación, asignación docente y programación de horarios.</w:t>
       </w:r>
     </w:p>
     <w:p>
@@ -4976,6 +4976,149 @@
           </w:p>
         </w:tc>
       </w:tr>
+      <w:tr>
+        <w:tc>
+          <w:tcPr>
+            <w:tcW w:type="dxa" w:w="576"/>
+            <w:tcMar>
+              <w:top w:w="100" w:type="dxa"/>
+              <w:bottom w:w="100" w:type="dxa"/>
+              <w:left w:w="80" w:type="dxa"/>
+              <w:right w:w="80" w:type="dxa"/>
+            </w:tcMar>
+            <w:shd w:fill="F9FAF8"/>
+          </w:tcPr>
+          <w:p>
+            <w:pPr>
+              <w:jc w:val="center"/>
+            </w:pPr>
+            <w:r>
+              <w:rPr>
+                <w:sz w:val="17"/>
+              </w:rPr>
+              <w:t>38</w:t>
+            </w:r>
+          </w:p>
+        </w:tc>
+        <w:tc>
+          <w:tcPr>
+            <w:tcW w:type="dxa" w:w="3312"/>
+            <w:tcMar>
+              <w:top w:w="100" w:type="dxa"/>
+              <w:bottom w:w="100" w:type="dxa"/>
+              <w:left w:w="80" w:type="dxa"/>
+              <w:right w:w="80" w:type="dxa"/>
+            </w:tcMar>
+            <w:shd w:fill="F9FAF8"/>
+          </w:tcPr>
+          <w:p>
+            <w:r>
+              <w:rPr>
+                <w:b/>
+                <w:sz w:val="17"/>
+              </w:rPr>
+              <w:t>Andres Romero Peñaloza</w:t>
+            </w:r>
+          </w:p>
+        </w:tc>
+        <w:tc>
+          <w:tcPr>
+            <w:tcW w:type="dxa" w:w="1728"/>
+            <w:tcMar>
+              <w:top w:w="100" w:type="dxa"/>
+              <w:bottom w:w="100" w:type="dxa"/>
+              <w:left w:w="80" w:type="dxa"/>
+              <w:right w:w="80" w:type="dxa"/>
+            </w:tcMar>
+            <w:shd w:fill="F9FAF8"/>
+          </w:tcPr>
+          <w:p>
+            <w:pPr>
+              <w:jc w:val="center"/>
+            </w:pPr>
+            <w:r>
+              <w:rPr>
+                <w:sz w:val="17"/>
+              </w:rPr>
+              <w:t>ELE120241066</w:t>
+            </w:r>
+          </w:p>
+        </w:tc>
+        <w:tc>
+          <w:tcPr>
+            <w:tcW w:type="dxa" w:w="1584"/>
+            <w:tcMar>
+              <w:top w:w="100" w:type="dxa"/>
+              <w:bottom w:w="100" w:type="dxa"/>
+              <w:left w:w="80" w:type="dxa"/>
+              <w:right w:w="80" w:type="dxa"/>
+            </w:tcMar>
+            <w:shd w:fill="F9FAF8"/>
+          </w:tcPr>
+          <w:p>
+            <w:pPr>
+              <w:jc w:val="center"/>
+            </w:pPr>
+            <w:r>
+              <w:rPr>
+                <w:sz w:val="17"/>
+              </w:rPr>
+              <w:t>3203612819</w:t>
+            </w:r>
+          </w:p>
+        </w:tc>
+        <w:tc>
+          <w:tcPr>
+            <w:tcW w:type="dxa" w:w="2592"/>
+            <w:tcMar>
+              <w:top w:w="100" w:type="dxa"/>
+              <w:bottom w:w="100" w:type="dxa"/>
+              <w:left w:w="80" w:type="dxa"/>
+              <w:right w:w="80" w:type="dxa"/>
+            </w:tcMar>
+            <w:shd w:fill="F9FAF8"/>
+          </w:tcPr>
+          <w:p>
+            <w:pPr>
+              <w:jc w:val="center"/>
+            </w:pPr>
+            <w:r>
+              <w:drawing>
+                <wp:inline xmlns:a="http://schemas.openxmlformats.org/drawingml/2006/main" xmlns:pic="http://schemas.openxmlformats.org/drawingml/2006/picture">
+                  <wp:extent cx="809682" cy="292608"/>
+                  <wp:docPr id="17" name="Picture 17"/>
+                  <wp:cNvGraphicFramePr>
+                    <a:graphicFrameLocks noChangeAspect="1"/>
+                  </wp:cNvGraphicFramePr>
+                  <a:graphic>
+                    <a:graphicData uri="http://schemas.openxmlformats.org/drawingml/2006/picture">
+                      <pic:pic>
+                        <pic:nvPicPr>
+                          <pic:cNvPr id="0" name="image.png"/>
+                          <pic:cNvPicPr/>
+                        </pic:nvPicPr>
+                        <pic:blipFill>
+                          <a:blip r:embed="rId25"/>
+                          <a:stretch>
+                            <a:fillRect/>
+                          </a:stretch>
+                        </pic:blipFill>
+                        <pic:spPr>
+                          <a:xfrm>
+                            <a:off x="0" y="0"/>
+                            <a:ext cx="809682" cy="292608"/>
+                          </a:xfrm>
+                          <a:prstGeom prst="rect"/>
+                        </pic:spPr>
+                      </pic:pic>
+                    </a:graphicData>
+                  </a:graphic>
+                </wp:inline>
+              </w:drawing>
+            </w:r>
+          </w:p>
+        </w:tc>
+      </w:tr>
     </w:tbl>
     <w:p>
       <w:pPr>

--- a/cartas_solicitud/Carta_Solicitud_ELE0300742_ANALISIS_DE_SISTEMAS_DE_POTENCIA.docx
+++ b/cartas_solicitud/Carta_Solicitud_ELE0300742_ANALISIS_DE_SISTEMAS_DE_POTENCIA.docx
@@ -11,7 +11,7 @@
           <w:color w:val="646464"/>
           <w:sz w:val="20"/>
         </w:rPr>
-        <w:t>Neiva, Huila, 22 de octubre de 2026</w:t>
+        <w:t>Neiva, Huila, 24 de octubre de 2026</w:t>
         <w:br/>
       </w:r>
     </w:p>
@@ -88,7 +88,7 @@
         <w:br/>
         <w:t>• Semestre del Plan de Estudios: Semestre 9°</w:t>
         <w:br/>
-        <w:t>• Total de Estudiantes Solicitantes Preinscritos: 38 estudiantes</w:t>
+        <w:t>• Total de Estudiantes Solicitantes Preinscritos: 39 estudiantes</w:t>
       </w:r>
     </w:p>
     <w:p>
@@ -97,7 +97,7 @@
         <w:jc w:val="both"/>
       </w:pPr>
       <w:r>
-        <w:t>Manifestamos nuestro compromiso formal de matrícula y cumplimiento con los requerimientos académicos y arancelarios correspondientes al curso vacacional. Dado que contamos con un grupo sólido de 38 estudiantes interesados (superando el cupo mínimo requerido de 10 estudiantes), solicitamos su valiosa gestión ante la Coordinación Académica y la Dirección de Programa para su respectiva aprobación, asignación docente y programación de horarios.</w:t>
+        <w:t>Manifestamos nuestro compromiso formal de matrícula y cumplimiento con los requerimientos académicos y arancelarios correspondientes al curso vacacional. Dado que contamos con un grupo sólido de 39 estudiantes interesados (superando el cupo mínimo requerido de 10 estudiantes), solicitamos su valiosa gestión ante la Coordinación Académica y la Dirección de Programa para su respectiva aprobación, asignación docente y programación de horarios.</w:t>
       </w:r>
     </w:p>
     <w:p>
@@ -3297,11 +3297,38 @@
               <w:jc w:val="center"/>
             </w:pPr>
             <w:r>
-              <w:rPr>
-                <w:color w:val="A0A0A0"/>
-                <w:sz w:val="15"/>
-              </w:rPr>
-              <w:t>____________________</w:t>
+              <w:drawing>
+                <wp:inline xmlns:a="http://schemas.openxmlformats.org/drawingml/2006/main" xmlns:pic="http://schemas.openxmlformats.org/drawingml/2006/picture">
+                  <wp:extent cx="731520" cy="292608"/>
+                  <wp:docPr id="11" name="Picture 11"/>
+                  <wp:cNvGraphicFramePr>
+                    <a:graphicFrameLocks noChangeAspect="1"/>
+                  </wp:cNvGraphicFramePr>
+                  <a:graphic>
+                    <a:graphicData uri="http://schemas.openxmlformats.org/drawingml/2006/picture">
+                      <pic:pic>
+                        <pic:nvPicPr>
+                          <pic:cNvPr id="0" name="image.png"/>
+                          <pic:cNvPicPr/>
+                        </pic:nvPicPr>
+                        <pic:blipFill>
+                          <a:blip r:embed="rId19"/>
+                          <a:stretch>
+                            <a:fillRect/>
+                          </a:stretch>
+                        </pic:blipFill>
+                        <pic:spPr>
+                          <a:xfrm>
+                            <a:off x="0" y="0"/>
+                            <a:ext cx="731520" cy="292608"/>
+                          </a:xfrm>
+                          <a:prstGeom prst="rect"/>
+                        </pic:spPr>
+                      </pic:pic>
+                    </a:graphicData>
+                  </a:graphic>
+                </wp:inline>
+              </w:drawing>
             </w:r>
           </w:p>
         </w:tc>
@@ -4112,7 +4139,7 @@
               <w:drawing>
                 <wp:inline xmlns:a="http://schemas.openxmlformats.org/drawingml/2006/main" xmlns:pic="http://schemas.openxmlformats.org/drawingml/2006/picture">
                   <wp:extent cx="810668" cy="292608"/>
-                  <wp:docPr id="11" name="Picture 11"/>
+                  <wp:docPr id="12" name="Picture 12"/>
                   <wp:cNvGraphicFramePr>
                     <a:graphicFrameLocks noChangeAspect="1"/>
                   </wp:cNvGraphicFramePr>
@@ -4124,7 +4151,7 @@
                           <pic:cNvPicPr/>
                         </pic:nvPicPr>
                         <pic:blipFill>
-                          <a:blip r:embed="rId19"/>
+                          <a:blip r:embed="rId20"/>
                           <a:stretch>
                             <a:fillRect/>
                           </a:stretch>
@@ -4255,7 +4282,7 @@
               <w:drawing>
                 <wp:inline xmlns:a="http://schemas.openxmlformats.org/drawingml/2006/main" xmlns:pic="http://schemas.openxmlformats.org/drawingml/2006/picture">
                   <wp:extent cx="812889" cy="292608"/>
-                  <wp:docPr id="12" name="Picture 12"/>
+                  <wp:docPr id="13" name="Picture 13"/>
                   <wp:cNvGraphicFramePr>
                     <a:graphicFrameLocks noChangeAspect="1"/>
                   </wp:cNvGraphicFramePr>
@@ -4267,7 +4294,7 @@
                           <pic:cNvPicPr/>
                         </pic:nvPicPr>
                         <pic:blipFill>
-                          <a:blip r:embed="rId20"/>
+                          <a:blip r:embed="rId21"/>
                           <a:stretch>
                             <a:fillRect/>
                           </a:stretch>
@@ -4398,7 +4425,7 @@
               <w:drawing>
                 <wp:inline xmlns:a="http://schemas.openxmlformats.org/drawingml/2006/main" xmlns:pic="http://schemas.openxmlformats.org/drawingml/2006/picture">
                   <wp:extent cx="2006248" cy="292608"/>
-                  <wp:docPr id="13" name="Picture 13"/>
+                  <wp:docPr id="14" name="Picture 14"/>
                   <wp:cNvGraphicFramePr>
                     <a:graphicFrameLocks noChangeAspect="1"/>
                   </wp:cNvGraphicFramePr>
@@ -4410,7 +4437,7 @@
                           <pic:cNvPicPr/>
                         </pic:nvPicPr>
                         <pic:blipFill>
-                          <a:blip r:embed="rId21"/>
+                          <a:blip r:embed="rId22"/>
                           <a:stretch>
                             <a:fillRect/>
                           </a:stretch>
@@ -4541,7 +4568,7 @@
               <w:drawing>
                 <wp:inline xmlns:a="http://schemas.openxmlformats.org/drawingml/2006/main" xmlns:pic="http://schemas.openxmlformats.org/drawingml/2006/picture">
                   <wp:extent cx="1366360" cy="292608"/>
-                  <wp:docPr id="14" name="Picture 14"/>
+                  <wp:docPr id="15" name="Picture 15"/>
                   <wp:cNvGraphicFramePr>
                     <a:graphicFrameLocks noChangeAspect="1"/>
                   </wp:cNvGraphicFramePr>
@@ -4553,7 +4580,7 @@
                           <pic:cNvPicPr/>
                         </pic:nvPicPr>
                         <pic:blipFill>
-                          <a:blip r:embed="rId22"/>
+                          <a:blip r:embed="rId23"/>
                           <a:stretch>
                             <a:fillRect/>
                           </a:stretch>
@@ -4684,7 +4711,7 @@
               <w:drawing>
                 <wp:inline xmlns:a="http://schemas.openxmlformats.org/drawingml/2006/main" xmlns:pic="http://schemas.openxmlformats.org/drawingml/2006/picture">
                   <wp:extent cx="813749" cy="292608"/>
-                  <wp:docPr id="15" name="Picture 15"/>
+                  <wp:docPr id="16" name="Picture 16"/>
                   <wp:cNvGraphicFramePr>
                     <a:graphicFrameLocks noChangeAspect="1"/>
                   </wp:cNvGraphicFramePr>
@@ -4696,7 +4723,7 @@
                           <pic:cNvPicPr/>
                         </pic:nvPicPr>
                         <pic:blipFill>
-                          <a:blip r:embed="rId23"/>
+                          <a:blip r:embed="rId24"/>
                           <a:stretch>
                             <a:fillRect/>
                           </a:stretch>
@@ -4943,7 +4970,7 @@
               <w:drawing>
                 <wp:inline xmlns:a="http://schemas.openxmlformats.org/drawingml/2006/main" xmlns:pic="http://schemas.openxmlformats.org/drawingml/2006/picture">
                   <wp:extent cx="1370333" cy="292608"/>
-                  <wp:docPr id="16" name="Picture 16"/>
+                  <wp:docPr id="17" name="Picture 17"/>
                   <wp:cNvGraphicFramePr>
                     <a:graphicFrameLocks noChangeAspect="1"/>
                   </wp:cNvGraphicFramePr>
@@ -4955,7 +4982,7 @@
                           <pic:cNvPicPr/>
                         </pic:nvPicPr>
                         <pic:blipFill>
-                          <a:blip r:embed="rId24"/>
+                          <a:blip r:embed="rId25"/>
                           <a:stretch>
                             <a:fillRect/>
                           </a:stretch>
@@ -5086,7 +5113,7 @@
               <w:drawing>
                 <wp:inline xmlns:a="http://schemas.openxmlformats.org/drawingml/2006/main" xmlns:pic="http://schemas.openxmlformats.org/drawingml/2006/picture">
                   <wp:extent cx="809682" cy="292608"/>
-                  <wp:docPr id="17" name="Picture 17"/>
+                  <wp:docPr id="18" name="Picture 18"/>
                   <wp:cNvGraphicFramePr>
                     <a:graphicFrameLocks noChangeAspect="1"/>
                   </wp:cNvGraphicFramePr>
@@ -5098,7 +5125,7 @@
                           <pic:cNvPicPr/>
                         </pic:nvPicPr>
                         <pic:blipFill>
-                          <a:blip r:embed="rId25"/>
+                          <a:blip r:embed="rId26"/>
                           <a:stretch>
                             <a:fillRect/>
                           </a:stretch>
@@ -5107,6 +5134,149 @@
                           <a:xfrm>
                             <a:off x="0" y="0"/>
                             <a:ext cx="809682" cy="292608"/>
+                          </a:xfrm>
+                          <a:prstGeom prst="rect"/>
+                        </pic:spPr>
+                      </pic:pic>
+                    </a:graphicData>
+                  </a:graphic>
+                </wp:inline>
+              </w:drawing>
+            </w:r>
+          </w:p>
+        </w:tc>
+      </w:tr>
+      <w:tr>
+        <w:tc>
+          <w:tcPr>
+            <w:tcW w:type="dxa" w:w="576"/>
+            <w:tcMar>
+              <w:top w:w="100" w:type="dxa"/>
+              <w:bottom w:w="100" w:type="dxa"/>
+              <w:left w:w="80" w:type="dxa"/>
+              <w:right w:w="80" w:type="dxa"/>
+            </w:tcMar>
+            <w:shd w:fill="FFFFFF"/>
+          </w:tcPr>
+          <w:p>
+            <w:pPr>
+              <w:jc w:val="center"/>
+            </w:pPr>
+            <w:r>
+              <w:rPr>
+                <w:sz w:val="17"/>
+              </w:rPr>
+              <w:t>39</w:t>
+            </w:r>
+          </w:p>
+        </w:tc>
+        <w:tc>
+          <w:tcPr>
+            <w:tcW w:type="dxa" w:w="3312"/>
+            <w:tcMar>
+              <w:top w:w="100" w:type="dxa"/>
+              <w:bottom w:w="100" w:type="dxa"/>
+              <w:left w:w="80" w:type="dxa"/>
+              <w:right w:w="80" w:type="dxa"/>
+            </w:tcMar>
+            <w:shd w:fill="FFFFFF"/>
+          </w:tcPr>
+          <w:p>
+            <w:r>
+              <w:rPr>
+                <w:b/>
+                <w:sz w:val="17"/>
+              </w:rPr>
+              <w:t>ANDERSON RIVAS</w:t>
+            </w:r>
+          </w:p>
+        </w:tc>
+        <w:tc>
+          <w:tcPr>
+            <w:tcW w:type="dxa" w:w="1728"/>
+            <w:tcMar>
+              <w:top w:w="100" w:type="dxa"/>
+              <w:bottom w:w="100" w:type="dxa"/>
+              <w:left w:w="80" w:type="dxa"/>
+              <w:right w:w="80" w:type="dxa"/>
+            </w:tcMar>
+            <w:shd w:fill="FFFFFF"/>
+          </w:tcPr>
+          <w:p>
+            <w:pPr>
+              <w:jc w:val="center"/>
+            </w:pPr>
+            <w:r>
+              <w:rPr>
+                <w:sz w:val="17"/>
+              </w:rPr>
+              <w:t>1110536709</w:t>
+            </w:r>
+          </w:p>
+        </w:tc>
+        <w:tc>
+          <w:tcPr>
+            <w:tcW w:type="dxa" w:w="1584"/>
+            <w:tcMar>
+              <w:top w:w="100" w:type="dxa"/>
+              <w:bottom w:w="100" w:type="dxa"/>
+              <w:left w:w="80" w:type="dxa"/>
+              <w:right w:w="80" w:type="dxa"/>
+            </w:tcMar>
+            <w:shd w:fill="FFFFFF"/>
+          </w:tcPr>
+          <w:p>
+            <w:pPr>
+              <w:jc w:val="center"/>
+            </w:pPr>
+            <w:r>
+              <w:rPr>
+                <w:sz w:val="17"/>
+              </w:rPr>
+              <w:t>3016183165</w:t>
+            </w:r>
+          </w:p>
+        </w:tc>
+        <w:tc>
+          <w:tcPr>
+            <w:tcW w:type="dxa" w:w="2592"/>
+            <w:tcMar>
+              <w:top w:w="100" w:type="dxa"/>
+              <w:bottom w:w="100" w:type="dxa"/>
+              <w:left w:w="80" w:type="dxa"/>
+              <w:right w:w="80" w:type="dxa"/>
+            </w:tcMar>
+            <w:shd w:fill="FFFFFF"/>
+          </w:tcPr>
+          <w:p>
+            <w:pPr>
+              <w:jc w:val="center"/>
+            </w:pPr>
+            <w:r>
+              <w:drawing>
+                <wp:inline xmlns:a="http://schemas.openxmlformats.org/drawingml/2006/main" xmlns:pic="http://schemas.openxmlformats.org/drawingml/2006/picture">
+                  <wp:extent cx="731520" cy="292608"/>
+                  <wp:docPr id="19" name="Picture 19"/>
+                  <wp:cNvGraphicFramePr>
+                    <a:graphicFrameLocks noChangeAspect="1"/>
+                  </wp:cNvGraphicFramePr>
+                  <a:graphic>
+                    <a:graphicData uri="http://schemas.openxmlformats.org/drawingml/2006/picture">
+                      <pic:pic>
+                        <pic:nvPicPr>
+                          <pic:cNvPr id="0" name="image.png"/>
+                          <pic:cNvPicPr/>
+                        </pic:nvPicPr>
+                        <pic:blipFill>
+                          <a:blip r:embed="rId27"/>
+                          <a:stretch>
+                            <a:fillRect/>
+                          </a:stretch>
+                        </pic:blipFill>
+                        <pic:spPr>
+                          <a:xfrm>
+                            <a:off x="0" y="0"/>
+                            <a:ext cx="731520" cy="292608"/>
                           </a:xfrm>
                           <a:prstGeom prst="rect"/>
                         </pic:spPr>

--- a/cartas_solicitud/Carta_Solicitud_ELE0300742_ANALISIS_DE_SISTEMAS_DE_POTENCIA.docx
+++ b/cartas_solicitud/Carta_Solicitud_ELE0300742_ANALISIS_DE_SISTEMAS_DE_POTENCIA.docx
@@ -88,7 +88,7 @@
         <w:br/>
         <w:t>• Semestre del Plan de Estudios: Semestre 9°</w:t>
         <w:br/>
-        <w:t>• Total de Estudiantes Solicitantes Preinscritos: 39 estudiantes</w:t>
+        <w:t>• Total de Estudiantes Solicitantes Preinscritos: 42 estudiantes</w:t>
       </w:r>
     </w:p>
     <w:p>
@@ -97,7 +97,7 @@
         <w:jc w:val="both"/>
       </w:pPr>
       <w:r>
-        <w:t>Manifestamos nuestro compromiso formal de matrícula y cumplimiento con los requerimientos académicos y arancelarios correspondientes al curso vacacional. Dado que contamos con un grupo sólido de 39 estudiantes interesados (superando el cupo mínimo requerido de 10 estudiantes), solicitamos su valiosa gestión ante la Coordinación Académica y la Dirección de Programa para su respectiva aprobación, asignación docente y programación de horarios.</w:t>
+        <w:t>Manifestamos nuestro compromiso formal de matrícula y cumplimiento con los requerimientos académicos y arancelarios correspondientes al curso vacacional. Dado que contamos con un grupo sólido de 42 estudiantes interesados (superando el cupo mínimo requerido de 10 estudiantes), solicitamos su valiosa gestión ante la Coordinación Académica y la Dirección de Programa para su respectiva aprobación, asignación docente y programación de horarios.</w:t>
       </w:r>
     </w:p>
     <w:p>
@@ -1654,11 +1654,38 @@
               <w:jc w:val="center"/>
             </w:pPr>
             <w:r>
-              <w:rPr>
-                <w:color w:val="A0A0A0"/>
-                <w:sz w:val="15"/>
-              </w:rPr>
-              <w:t>____________________</w:t>
+              <w:drawing>
+                <wp:inline xmlns:a="http://schemas.openxmlformats.org/drawingml/2006/main" xmlns:pic="http://schemas.openxmlformats.org/drawingml/2006/picture">
+                  <wp:extent cx="731520" cy="292608"/>
+                  <wp:docPr id="6" name="Picture 6"/>
+                  <wp:cNvGraphicFramePr>
+                    <a:graphicFrameLocks noChangeAspect="1"/>
+                  </wp:cNvGraphicFramePr>
+                  <a:graphic>
+                    <a:graphicData uri="http://schemas.openxmlformats.org/drawingml/2006/picture">
+                      <pic:pic>
+                        <pic:nvPicPr>
+                          <pic:cNvPr id="0" name="image.png"/>
+                          <pic:cNvPicPr/>
+                        </pic:nvPicPr>
+                        <pic:blipFill>
+                          <a:blip r:embed="rId14"/>
+                          <a:stretch>
+                            <a:fillRect/>
+                          </a:stretch>
+                        </pic:blipFill>
+                        <pic:spPr>
+                          <a:xfrm>
+                            <a:off x="0" y="0"/>
+                            <a:ext cx="731520" cy="292608"/>
+                          </a:xfrm>
+                          <a:prstGeom prst="rect"/>
+                        </pic:spPr>
+                      </pic:pic>
+                    </a:graphicData>
+                  </a:graphic>
+                </wp:inline>
+              </w:drawing>
             </w:r>
           </w:p>
         </w:tc>
@@ -1770,11 +1797,38 @@
               <w:jc w:val="center"/>
             </w:pPr>
             <w:r>
-              <w:rPr>
-                <w:color w:val="A0A0A0"/>
-                <w:sz w:val="15"/>
-              </w:rPr>
-              <w:t>____________________</w:t>
+              <w:drawing>
+                <wp:inline xmlns:a="http://schemas.openxmlformats.org/drawingml/2006/main" xmlns:pic="http://schemas.openxmlformats.org/drawingml/2006/picture">
+                  <wp:extent cx="731520" cy="292608"/>
+                  <wp:docPr id="7" name="Picture 7"/>
+                  <wp:cNvGraphicFramePr>
+                    <a:graphicFrameLocks noChangeAspect="1"/>
+                  </wp:cNvGraphicFramePr>
+                  <a:graphic>
+                    <a:graphicData uri="http://schemas.openxmlformats.org/drawingml/2006/picture">
+                      <pic:pic>
+                        <pic:nvPicPr>
+                          <pic:cNvPr id="0" name="image.png"/>
+                          <pic:cNvPicPr/>
+                        </pic:nvPicPr>
+                        <pic:blipFill>
+                          <a:blip r:embed="rId15"/>
+                          <a:stretch>
+                            <a:fillRect/>
+                          </a:stretch>
+                        </pic:blipFill>
+                        <pic:spPr>
+                          <a:xfrm>
+                            <a:off x="0" y="0"/>
+                            <a:ext cx="731520" cy="292608"/>
+                          </a:xfrm>
+                          <a:prstGeom prst="rect"/>
+                        </pic:spPr>
+                      </pic:pic>
+                    </a:graphicData>
+                  </a:graphic>
+                </wp:inline>
+              </w:drawing>
             </w:r>
           </w:p>
         </w:tc>
@@ -1886,11 +1940,38 @@
               <w:jc w:val="center"/>
             </w:pPr>
             <w:r>
-              <w:rPr>
-                <w:color w:val="A0A0A0"/>
-                <w:sz w:val="15"/>
-              </w:rPr>
-              <w:t>____________________</w:t>
+              <w:drawing>
+                <wp:inline xmlns:a="http://schemas.openxmlformats.org/drawingml/2006/main" xmlns:pic="http://schemas.openxmlformats.org/drawingml/2006/picture">
+                  <wp:extent cx="731520" cy="292608"/>
+                  <wp:docPr id="8" name="Picture 8"/>
+                  <wp:cNvGraphicFramePr>
+                    <a:graphicFrameLocks noChangeAspect="1"/>
+                  </wp:cNvGraphicFramePr>
+                  <a:graphic>
+                    <a:graphicData uri="http://schemas.openxmlformats.org/drawingml/2006/picture">
+                      <pic:pic>
+                        <pic:nvPicPr>
+                          <pic:cNvPr id="0" name="image.png"/>
+                          <pic:cNvPicPr/>
+                        </pic:nvPicPr>
+                        <pic:blipFill>
+                          <a:blip r:embed="rId16"/>
+                          <a:stretch>
+                            <a:fillRect/>
+                          </a:stretch>
+                        </pic:blipFill>
+                        <pic:spPr>
+                          <a:xfrm>
+                            <a:off x="0" y="0"/>
+                            <a:ext cx="731520" cy="292608"/>
+                          </a:xfrm>
+                          <a:prstGeom prst="rect"/>
+                        </pic:spPr>
+                      </pic:pic>
+                    </a:graphicData>
+                  </a:graphic>
+                </wp:inline>
+              </w:drawing>
             </w:r>
           </w:p>
         </w:tc>
@@ -2121,7 +2202,7 @@
               <w:drawing>
                 <wp:inline xmlns:a="http://schemas.openxmlformats.org/drawingml/2006/main" xmlns:pic="http://schemas.openxmlformats.org/drawingml/2006/picture">
                   <wp:extent cx="813691" cy="292608"/>
-                  <wp:docPr id="6" name="Picture 6"/>
+                  <wp:docPr id="9" name="Picture 9"/>
                   <wp:cNvGraphicFramePr>
                     <a:graphicFrameLocks noChangeAspect="1"/>
                   </wp:cNvGraphicFramePr>
@@ -2133,7 +2214,7 @@
                           <pic:cNvPicPr/>
                         </pic:nvPicPr>
                         <pic:blipFill>
-                          <a:blip r:embed="rId14"/>
+                          <a:blip r:embed="rId17"/>
                           <a:stretch>
                             <a:fillRect/>
                           </a:stretch>
@@ -2264,7 +2345,7 @@
               <w:drawing>
                 <wp:inline xmlns:a="http://schemas.openxmlformats.org/drawingml/2006/main" xmlns:pic="http://schemas.openxmlformats.org/drawingml/2006/picture">
                   <wp:extent cx="812874" cy="292608"/>
-                  <wp:docPr id="7" name="Picture 7"/>
+                  <wp:docPr id="10" name="Picture 10"/>
                   <wp:cNvGraphicFramePr>
                     <a:graphicFrameLocks noChangeAspect="1"/>
                   </wp:cNvGraphicFramePr>
@@ -2276,7 +2357,7 @@
                           <pic:cNvPicPr/>
                         </pic:nvPicPr>
                         <pic:blipFill>
-                          <a:blip r:embed="rId15"/>
+                          <a:blip r:embed="rId18"/>
                           <a:stretch>
                             <a:fillRect/>
                           </a:stretch>
@@ -2407,7 +2488,7 @@
               <w:drawing>
                 <wp:inline xmlns:a="http://schemas.openxmlformats.org/drawingml/2006/main" xmlns:pic="http://schemas.openxmlformats.org/drawingml/2006/picture">
                   <wp:extent cx="875538" cy="292608"/>
-                  <wp:docPr id="8" name="Picture 8"/>
+                  <wp:docPr id="11" name="Picture 11"/>
                   <wp:cNvGraphicFramePr>
                     <a:graphicFrameLocks noChangeAspect="1"/>
                   </wp:cNvGraphicFramePr>
@@ -2419,7 +2500,7 @@
                           <pic:cNvPicPr/>
                         </pic:nvPicPr>
                         <pic:blipFill>
-                          <a:blip r:embed="rId16"/>
+                          <a:blip r:embed="rId19"/>
                           <a:stretch>
                             <a:fillRect/>
                           </a:stretch>
@@ -2547,11 +2628,38 @@
               <w:jc w:val="center"/>
             </w:pPr>
             <w:r>
-              <w:rPr>
-                <w:color w:val="A0A0A0"/>
-                <w:sz w:val="15"/>
-              </w:rPr>
-              <w:t>____________________</w:t>
+              <w:drawing>
+                <wp:inline xmlns:a="http://schemas.openxmlformats.org/drawingml/2006/main" xmlns:pic="http://schemas.openxmlformats.org/drawingml/2006/picture">
+                  <wp:extent cx="731520" cy="292608"/>
+                  <wp:docPr id="12" name="Picture 12"/>
+                  <wp:cNvGraphicFramePr>
+                    <a:graphicFrameLocks noChangeAspect="1"/>
+                  </wp:cNvGraphicFramePr>
+                  <a:graphic>
+                    <a:graphicData uri="http://schemas.openxmlformats.org/drawingml/2006/picture">
+                      <pic:pic>
+                        <pic:nvPicPr>
+                          <pic:cNvPr id="0" name="image.png"/>
+                          <pic:cNvPicPr/>
+                        </pic:nvPicPr>
+                        <pic:blipFill>
+                          <a:blip r:embed="rId20"/>
+                          <a:stretch>
+                            <a:fillRect/>
+                          </a:stretch>
+                        </pic:blipFill>
+                        <pic:spPr>
+                          <a:xfrm>
+                            <a:off x="0" y="0"/>
+                            <a:ext cx="731520" cy="292608"/>
+                          </a:xfrm>
+                          <a:prstGeom prst="rect"/>
+                        </pic:spPr>
+                      </pic:pic>
+                    </a:graphicData>
+                  </a:graphic>
+                </wp:inline>
+              </w:drawing>
             </w:r>
           </w:p>
         </w:tc>
@@ -2782,7 +2890,7 @@
               <w:drawing>
                 <wp:inline xmlns:a="http://schemas.openxmlformats.org/drawingml/2006/main" xmlns:pic="http://schemas.openxmlformats.org/drawingml/2006/picture">
                   <wp:extent cx="877824" cy="292608"/>
-                  <wp:docPr id="9" name="Picture 9"/>
+                  <wp:docPr id="13" name="Picture 13"/>
                   <wp:cNvGraphicFramePr>
                     <a:graphicFrameLocks noChangeAspect="1"/>
                   </wp:cNvGraphicFramePr>
@@ -2794,7 +2902,7 @@
                           <pic:cNvPicPr/>
                         </pic:nvPicPr>
                         <pic:blipFill>
-                          <a:blip r:embed="rId17"/>
+                          <a:blip r:embed="rId21"/>
                           <a:stretch>
                             <a:fillRect/>
                           </a:stretch>
@@ -2922,11 +3030,38 @@
               <w:jc w:val="center"/>
             </w:pPr>
             <w:r>
-              <w:rPr>
-                <w:color w:val="A0A0A0"/>
-                <w:sz w:val="15"/>
-              </w:rPr>
-              <w:t>____________________</w:t>
+              <w:drawing>
+                <wp:inline xmlns:a="http://schemas.openxmlformats.org/drawingml/2006/main" xmlns:pic="http://schemas.openxmlformats.org/drawingml/2006/picture">
+                  <wp:extent cx="731520" cy="292608"/>
+                  <wp:docPr id="14" name="Picture 14"/>
+                  <wp:cNvGraphicFramePr>
+                    <a:graphicFrameLocks noChangeAspect="1"/>
+                  </wp:cNvGraphicFramePr>
+                  <a:graphic>
+                    <a:graphicData uri="http://schemas.openxmlformats.org/drawingml/2006/picture">
+                      <pic:pic>
+                        <pic:nvPicPr>
+                          <pic:cNvPr id="0" name="image.png"/>
+                          <pic:cNvPicPr/>
+                        </pic:nvPicPr>
+                        <pic:blipFill>
+                          <a:blip r:embed="rId22"/>
+                          <a:stretch>
+                            <a:fillRect/>
+                          </a:stretch>
+                        </pic:blipFill>
+                        <pic:spPr>
+                          <a:xfrm>
+                            <a:off x="0" y="0"/>
+                            <a:ext cx="731520" cy="292608"/>
+                          </a:xfrm>
+                          <a:prstGeom prst="rect"/>
+                        </pic:spPr>
+                      </pic:pic>
+                    </a:graphicData>
+                  </a:graphic>
+                </wp:inline>
+              </w:drawing>
             </w:r>
           </w:p>
         </w:tc>
@@ -3041,7 +3176,7 @@
               <w:drawing>
                 <wp:inline xmlns:a="http://schemas.openxmlformats.org/drawingml/2006/main" xmlns:pic="http://schemas.openxmlformats.org/drawingml/2006/picture">
                   <wp:extent cx="809682" cy="292608"/>
-                  <wp:docPr id="10" name="Picture 10"/>
+                  <wp:docPr id="15" name="Picture 15"/>
                   <wp:cNvGraphicFramePr>
                     <a:graphicFrameLocks noChangeAspect="1"/>
                   </wp:cNvGraphicFramePr>
@@ -3053,7 +3188,7 @@
                           <pic:cNvPicPr/>
                         </pic:nvPicPr>
                         <pic:blipFill>
-                          <a:blip r:embed="rId18"/>
+                          <a:blip r:embed="rId23"/>
                           <a:stretch>
                             <a:fillRect/>
                           </a:stretch>
@@ -3181,11 +3316,38 @@
               <w:jc w:val="center"/>
             </w:pPr>
             <w:r>
-              <w:rPr>
-                <w:color w:val="A0A0A0"/>
-                <w:sz w:val="15"/>
-              </w:rPr>
-              <w:t>____________________</w:t>
+              <w:drawing>
+                <wp:inline xmlns:a="http://schemas.openxmlformats.org/drawingml/2006/main" xmlns:pic="http://schemas.openxmlformats.org/drawingml/2006/picture">
+                  <wp:extent cx="731520" cy="292608"/>
+                  <wp:docPr id="16" name="Picture 16"/>
+                  <wp:cNvGraphicFramePr>
+                    <a:graphicFrameLocks noChangeAspect="1"/>
+                  </wp:cNvGraphicFramePr>
+                  <a:graphic>
+                    <a:graphicData uri="http://schemas.openxmlformats.org/drawingml/2006/picture">
+                      <pic:pic>
+                        <pic:nvPicPr>
+                          <pic:cNvPr id="0" name="image.png"/>
+                          <pic:cNvPicPr/>
+                        </pic:nvPicPr>
+                        <pic:blipFill>
+                          <a:blip r:embed="rId24"/>
+                          <a:stretch>
+                            <a:fillRect/>
+                          </a:stretch>
+                        </pic:blipFill>
+                        <pic:spPr>
+                          <a:xfrm>
+                            <a:off x="0" y="0"/>
+                            <a:ext cx="731520" cy="292608"/>
+                          </a:xfrm>
+                          <a:prstGeom prst="rect"/>
+                        </pic:spPr>
+                      </pic:pic>
+                    </a:graphicData>
+                  </a:graphic>
+                </wp:inline>
+              </w:drawing>
             </w:r>
           </w:p>
         </w:tc>
@@ -3300,7 +3462,7 @@
               <w:drawing>
                 <wp:inline xmlns:a="http://schemas.openxmlformats.org/drawingml/2006/main" xmlns:pic="http://schemas.openxmlformats.org/drawingml/2006/picture">
                   <wp:extent cx="731520" cy="292608"/>
-                  <wp:docPr id="11" name="Picture 11"/>
+                  <wp:docPr id="17" name="Picture 17"/>
                   <wp:cNvGraphicFramePr>
                     <a:graphicFrameLocks noChangeAspect="1"/>
                   </wp:cNvGraphicFramePr>
@@ -3312,7 +3474,7 @@
                           <pic:cNvPicPr/>
                         </pic:nvPicPr>
                         <pic:blipFill>
-                          <a:blip r:embed="rId19"/>
+                          <a:blip r:embed="rId25"/>
                           <a:stretch>
                             <a:fillRect/>
                           </a:stretch>
@@ -3374,7 +3536,7 @@
                 <w:b/>
                 <w:sz w:val="17"/>
               </w:rPr>
-              <w:t>cristian david adamez ceballes</w:t>
+              <w:t>Karen viviana Gaona Vargas</w:t>
             </w:r>
           </w:p>
         </w:tc>
@@ -3397,7 +3559,7 @@
               <w:rPr>
                 <w:sz w:val="17"/>
               </w:rPr>
-              <w:t>1007163619</w:t>
+              <w:t>1077866338</w:t>
             </w:r>
           </w:p>
         </w:tc>
@@ -3420,7 +3582,7 @@
               <w:rPr>
                 <w:sz w:val="17"/>
               </w:rPr>
-              <w:t>3116307784</w:t>
+              <w:t>3202555302</w:t>
             </w:r>
           </w:p>
         </w:tc>
@@ -3490,7 +3652,7 @@
                 <w:b/>
                 <w:sz w:val="17"/>
               </w:rPr>
-              <w:t>Karen viviana Gaona Vargas</w:t>
+              <w:t>Alvaro Andrés González albañil</w:t>
             </w:r>
           </w:p>
         </w:tc>
@@ -3513,7 +3675,7 @@
               <w:rPr>
                 <w:sz w:val="17"/>
               </w:rPr>
-              <w:t>1077866338</w:t>
+              <w:t>ELE0120242022</w:t>
             </w:r>
           </w:p>
         </w:tc>
@@ -3536,7 +3698,7 @@
               <w:rPr>
                 <w:sz w:val="17"/>
               </w:rPr>
-              <w:t>3202555302</w:t>
+              <w:t>3176543168</w:t>
             </w:r>
           </w:p>
         </w:tc>
@@ -3556,11 +3718,38 @@
               <w:jc w:val="center"/>
             </w:pPr>
             <w:r>
-              <w:rPr>
-                <w:color w:val="A0A0A0"/>
-                <w:sz w:val="15"/>
-              </w:rPr>
-              <w:t>____________________</w:t>
+              <w:drawing>
+                <wp:inline xmlns:a="http://schemas.openxmlformats.org/drawingml/2006/main" xmlns:pic="http://schemas.openxmlformats.org/drawingml/2006/picture">
+                  <wp:extent cx="731520" cy="292608"/>
+                  <wp:docPr id="18" name="Picture 18"/>
+                  <wp:cNvGraphicFramePr>
+                    <a:graphicFrameLocks noChangeAspect="1"/>
+                  </wp:cNvGraphicFramePr>
+                  <a:graphic>
+                    <a:graphicData uri="http://schemas.openxmlformats.org/drawingml/2006/picture">
+                      <pic:pic>
+                        <pic:nvPicPr>
+                          <pic:cNvPr id="0" name="image.png"/>
+                          <pic:cNvPicPr/>
+                        </pic:nvPicPr>
+                        <pic:blipFill>
+                          <a:blip r:embed="rId26"/>
+                          <a:stretch>
+                            <a:fillRect/>
+                          </a:stretch>
+                        </pic:blipFill>
+                        <pic:spPr>
+                          <a:xfrm>
+                            <a:off x="0" y="0"/>
+                            <a:ext cx="731520" cy="292608"/>
+                          </a:xfrm>
+                          <a:prstGeom prst="rect"/>
+                        </pic:spPr>
+                      </pic:pic>
+                    </a:graphicData>
+                  </a:graphic>
+                </wp:inline>
+              </w:drawing>
             </w:r>
           </w:p>
         </w:tc>
@@ -3606,7 +3795,7 @@
                 <w:b/>
                 <w:sz w:val="17"/>
               </w:rPr>
-              <w:t>Alvaro Andrés González albañil</w:t>
+              <w:t>Jonathan perez</w:t>
             </w:r>
           </w:p>
         </w:tc>
@@ -3629,7 +3818,7 @@
               <w:rPr>
                 <w:sz w:val="17"/>
               </w:rPr>
-              <w:t>ELE0120242022</w:t>
+              <w:t>6804620</w:t>
             </w:r>
           </w:p>
         </w:tc>
@@ -3652,7 +3841,7 @@
               <w:rPr>
                 <w:sz w:val="17"/>
               </w:rPr>
-              <w:t>3176543168</w:t>
+              <w:t>3142441213</w:t>
             </w:r>
           </w:p>
         </w:tc>
@@ -3672,11 +3861,38 @@
               <w:jc w:val="center"/>
             </w:pPr>
             <w:r>
-              <w:rPr>
-                <w:color w:val="A0A0A0"/>
-                <w:sz w:val="15"/>
-              </w:rPr>
-              <w:t>____________________</w:t>
+              <w:drawing>
+                <wp:inline xmlns:a="http://schemas.openxmlformats.org/drawingml/2006/main" xmlns:pic="http://schemas.openxmlformats.org/drawingml/2006/picture">
+                  <wp:extent cx="731520" cy="292608"/>
+                  <wp:docPr id="19" name="Picture 19"/>
+                  <wp:cNvGraphicFramePr>
+                    <a:graphicFrameLocks noChangeAspect="1"/>
+                  </wp:cNvGraphicFramePr>
+                  <a:graphic>
+                    <a:graphicData uri="http://schemas.openxmlformats.org/drawingml/2006/picture">
+                      <pic:pic>
+                        <pic:nvPicPr>
+                          <pic:cNvPr id="0" name="image.png"/>
+                          <pic:cNvPicPr/>
+                        </pic:nvPicPr>
+                        <pic:blipFill>
+                          <a:blip r:embed="rId27"/>
+                          <a:stretch>
+                            <a:fillRect/>
+                          </a:stretch>
+                        </pic:blipFill>
+                        <pic:spPr>
+                          <a:xfrm>
+                            <a:off x="0" y="0"/>
+                            <a:ext cx="731520" cy="292608"/>
+                          </a:xfrm>
+                          <a:prstGeom prst="rect"/>
+                        </pic:spPr>
+                      </pic:pic>
+                    </a:graphicData>
+                  </a:graphic>
+                </wp:inline>
+              </w:drawing>
             </w:r>
           </w:p>
         </w:tc>
@@ -3722,7 +3938,7 @@
                 <w:b/>
                 <w:sz w:val="17"/>
               </w:rPr>
-              <w:t>Jonathan perez</w:t>
+              <w:t>EDWIN CERQUERA</w:t>
             </w:r>
           </w:p>
         </w:tc>
@@ -3745,7 +3961,7 @@
               <w:rPr>
                 <w:sz w:val="17"/>
               </w:rPr>
-              <w:t>6804620</w:t>
+              <w:t>1079508201</w:t>
             </w:r>
           </w:p>
         </w:tc>
@@ -3768,7 +3984,7 @@
               <w:rPr>
                 <w:sz w:val="17"/>
               </w:rPr>
-              <w:t>3142441213</w:t>
+              <w:t>3185393260</w:t>
             </w:r>
           </w:p>
         </w:tc>
@@ -3838,7 +4054,7 @@
                 <w:b/>
                 <w:sz w:val="17"/>
               </w:rPr>
-              <w:t>EDWIN CERQUERA</w:t>
+              <w:t>Edwin Ramírez</w:t>
             </w:r>
           </w:p>
         </w:tc>
@@ -3861,7 +4077,7 @@
               <w:rPr>
                 <w:sz w:val="17"/>
               </w:rPr>
-              <w:t>1079508201</w:t>
+              <w:t>1079508255</w:t>
             </w:r>
           </w:p>
         </w:tc>
@@ -3884,7 +4100,7 @@
               <w:rPr>
                 <w:sz w:val="17"/>
               </w:rPr>
-              <w:t>3185393260</w:t>
+              <w:t>3135112412</w:t>
             </w:r>
           </w:p>
         </w:tc>
@@ -3954,7 +4170,7 @@
                 <w:b/>
                 <w:sz w:val="17"/>
               </w:rPr>
-              <w:t>Edwin Ramírez</w:t>
+              <w:t>JHON FRANCISCO TASCO PEREZ</w:t>
             </w:r>
           </w:p>
         </w:tc>
@@ -3977,7 +4193,7 @@
               <w:rPr>
                 <w:sz w:val="17"/>
               </w:rPr>
-              <w:t>1079508255</w:t>
+              <w:t>ELE120342048</w:t>
             </w:r>
           </w:p>
         </w:tc>
@@ -4000,7 +4216,7 @@
               <w:rPr>
                 <w:sz w:val="17"/>
               </w:rPr>
-              <w:t>3135112412</w:t>
+              <w:t>3246809834</w:t>
             </w:r>
           </w:p>
         </w:tc>
@@ -4020,11 +4236,38 @@
               <w:jc w:val="center"/>
             </w:pPr>
             <w:r>
-              <w:rPr>
-                <w:color w:val="A0A0A0"/>
-                <w:sz w:val="15"/>
-              </w:rPr>
-              <w:t>____________________</w:t>
+              <w:drawing>
+                <wp:inline xmlns:a="http://schemas.openxmlformats.org/drawingml/2006/main" xmlns:pic="http://schemas.openxmlformats.org/drawingml/2006/picture">
+                  <wp:extent cx="810668" cy="292608"/>
+                  <wp:docPr id="20" name="Picture 20"/>
+                  <wp:cNvGraphicFramePr>
+                    <a:graphicFrameLocks noChangeAspect="1"/>
+                  </wp:cNvGraphicFramePr>
+                  <a:graphic>
+                    <a:graphicData uri="http://schemas.openxmlformats.org/drawingml/2006/picture">
+                      <pic:pic>
+                        <pic:nvPicPr>
+                          <pic:cNvPr id="0" name="image.png"/>
+                          <pic:cNvPicPr/>
+                        </pic:nvPicPr>
+                        <pic:blipFill>
+                          <a:blip r:embed="rId28"/>
+                          <a:stretch>
+                            <a:fillRect/>
+                          </a:stretch>
+                        </pic:blipFill>
+                        <pic:spPr>
+                          <a:xfrm>
+                            <a:off x="0" y="0"/>
+                            <a:ext cx="810668" cy="292608"/>
+                          </a:xfrm>
+                          <a:prstGeom prst="rect"/>
+                        </pic:spPr>
+                      </pic:pic>
+                    </a:graphicData>
+                  </a:graphic>
+                </wp:inline>
+              </w:drawing>
             </w:r>
           </w:p>
         </w:tc>
@@ -4070,7 +4313,7 @@
                 <w:b/>
                 <w:sz w:val="17"/>
               </w:rPr>
-              <w:t>JHON FRANCISCO TASCO PEREZ</w:t>
+              <w:t>cristian andres barreiro vivas</w:t>
             </w:r>
           </w:p>
         </w:tc>
@@ -4093,7 +4336,7 @@
               <w:rPr>
                 <w:sz w:val="17"/>
               </w:rPr>
-              <w:t>ELE120342048</w:t>
+              <w:t>1080293311</w:t>
             </w:r>
           </w:p>
         </w:tc>
@@ -4116,7 +4359,7 @@
               <w:rPr>
                 <w:sz w:val="17"/>
               </w:rPr>
-              <w:t>3246809834</w:t>
+              <w:t>3124940945</w:t>
             </w:r>
           </w:p>
         </w:tc>
@@ -4138,8 +4381,8 @@
             <w:r>
               <w:drawing>
                 <wp:inline xmlns:a="http://schemas.openxmlformats.org/drawingml/2006/main" xmlns:pic="http://schemas.openxmlformats.org/drawingml/2006/picture">
-                  <wp:extent cx="810668" cy="292608"/>
-                  <wp:docPr id="12" name="Picture 12"/>
+                  <wp:extent cx="812889" cy="292608"/>
+                  <wp:docPr id="21" name="Picture 21"/>
                   <wp:cNvGraphicFramePr>
                     <a:graphicFrameLocks noChangeAspect="1"/>
                   </wp:cNvGraphicFramePr>
@@ -4151,7 +4394,7 @@
                           <pic:cNvPicPr/>
                         </pic:nvPicPr>
                         <pic:blipFill>
-                          <a:blip r:embed="rId20"/>
+                          <a:blip r:embed="rId29"/>
                           <a:stretch>
                             <a:fillRect/>
                           </a:stretch>
@@ -4159,7 +4402,7 @@
                         <pic:spPr>
                           <a:xfrm>
                             <a:off x="0" y="0"/>
-                            <a:ext cx="810668" cy="292608"/>
+                            <a:ext cx="812889" cy="292608"/>
                           </a:xfrm>
                           <a:prstGeom prst="rect"/>
                         </pic:spPr>
@@ -4213,7 +4456,7 @@
                 <w:b/>
                 <w:sz w:val="17"/>
               </w:rPr>
-              <w:t>cristian andres barreiro vivas</w:t>
+              <w:t>JOSELITO MEDINA CHINDO</w:t>
             </w:r>
           </w:p>
         </w:tc>
@@ -4236,7 +4479,7 @@
               <w:rPr>
                 <w:sz w:val="17"/>
               </w:rPr>
-              <w:t>1080293311</w:t>
+              <w:t>ELE12025114</w:t>
             </w:r>
           </w:p>
         </w:tc>
@@ -4259,7 +4502,7 @@
               <w:rPr>
                 <w:sz w:val="17"/>
               </w:rPr>
-              <w:t>3124940945</w:t>
+              <w:t>3186082334</w:t>
             </w:r>
           </w:p>
         </w:tc>
@@ -4281,8 +4524,8 @@
             <w:r>
               <w:drawing>
                 <wp:inline xmlns:a="http://schemas.openxmlformats.org/drawingml/2006/main" xmlns:pic="http://schemas.openxmlformats.org/drawingml/2006/picture">
-                  <wp:extent cx="812889" cy="292608"/>
-                  <wp:docPr id="13" name="Picture 13"/>
+                  <wp:extent cx="2006248" cy="292608"/>
+                  <wp:docPr id="22" name="Picture 22"/>
                   <wp:cNvGraphicFramePr>
                     <a:graphicFrameLocks noChangeAspect="1"/>
                   </wp:cNvGraphicFramePr>
@@ -4294,7 +4537,7 @@
                           <pic:cNvPicPr/>
                         </pic:nvPicPr>
                         <pic:blipFill>
-                          <a:blip r:embed="rId21"/>
+                          <a:blip r:embed="rId30"/>
                           <a:stretch>
                             <a:fillRect/>
                           </a:stretch>
@@ -4302,7 +4545,7 @@
                         <pic:spPr>
                           <a:xfrm>
                             <a:off x="0" y="0"/>
-                            <a:ext cx="812889" cy="292608"/>
+                            <a:ext cx="2006248" cy="292608"/>
                           </a:xfrm>
                           <a:prstGeom prst="rect"/>
                         </pic:spPr>
@@ -4356,7 +4599,7 @@
                 <w:b/>
                 <w:sz w:val="17"/>
               </w:rPr>
-              <w:t>JOSELITO MEDINA CHINDO</w:t>
+              <w:t>Juan Sebastian Jaramillo romero</w:t>
             </w:r>
           </w:p>
         </w:tc>
@@ -4379,7 +4622,7 @@
               <w:rPr>
                 <w:sz w:val="17"/>
               </w:rPr>
-              <w:t>ELE12025114</w:t>
+              <w:t>1110552017</w:t>
             </w:r>
           </w:p>
         </w:tc>
@@ -4402,7 +4645,7 @@
               <w:rPr>
                 <w:sz w:val="17"/>
               </w:rPr>
-              <w:t>3186082334</w:t>
+              <w:t>3168512676</w:t>
             </w:r>
           </w:p>
         </w:tc>
@@ -4424,8 +4667,8 @@
             <w:r>
               <w:drawing>
                 <wp:inline xmlns:a="http://schemas.openxmlformats.org/drawingml/2006/main" xmlns:pic="http://schemas.openxmlformats.org/drawingml/2006/picture">
-                  <wp:extent cx="2006248" cy="292608"/>
-                  <wp:docPr id="14" name="Picture 14"/>
+                  <wp:extent cx="1366360" cy="292608"/>
+                  <wp:docPr id="23" name="Picture 23"/>
                   <wp:cNvGraphicFramePr>
                     <a:graphicFrameLocks noChangeAspect="1"/>
                   </wp:cNvGraphicFramePr>
@@ -4437,7 +4680,7 @@
                           <pic:cNvPicPr/>
                         </pic:nvPicPr>
                         <pic:blipFill>
-                          <a:blip r:embed="rId22"/>
+                          <a:blip r:embed="rId31"/>
                           <a:stretch>
                             <a:fillRect/>
                           </a:stretch>
@@ -4445,7 +4688,7 @@
                         <pic:spPr>
                           <a:xfrm>
                             <a:off x="0" y="0"/>
-                            <a:ext cx="2006248" cy="292608"/>
+                            <a:ext cx="1366360" cy="292608"/>
                           </a:xfrm>
                           <a:prstGeom prst="rect"/>
                         </pic:spPr>
@@ -4499,7 +4742,7 @@
                 <w:b/>
                 <w:sz w:val="17"/>
               </w:rPr>
-              <w:t>Juan Sebastian Jaramillo romero</w:t>
+              <w:t>Luis Enrique Quevedo Rojas</w:t>
             </w:r>
           </w:p>
         </w:tc>
@@ -4522,7 +4765,7 @@
               <w:rPr>
                 <w:sz w:val="17"/>
               </w:rPr>
-              <w:t>1110552017</w:t>
+              <w:t>1075208119</w:t>
             </w:r>
           </w:p>
         </w:tc>
@@ -4545,7 +4788,7 @@
               <w:rPr>
                 <w:sz w:val="17"/>
               </w:rPr>
-              <w:t>3168512676</w:t>
+              <w:t>3157056179</w:t>
             </w:r>
           </w:p>
         </w:tc>
@@ -4567,8 +4810,8 @@
             <w:r>
               <w:drawing>
                 <wp:inline xmlns:a="http://schemas.openxmlformats.org/drawingml/2006/main" xmlns:pic="http://schemas.openxmlformats.org/drawingml/2006/picture">
-                  <wp:extent cx="1366360" cy="292608"/>
-                  <wp:docPr id="15" name="Picture 15"/>
+                  <wp:extent cx="731520" cy="292608"/>
+                  <wp:docPr id="24" name="Picture 24"/>
                   <wp:cNvGraphicFramePr>
                     <a:graphicFrameLocks noChangeAspect="1"/>
                   </wp:cNvGraphicFramePr>
@@ -4580,7 +4823,7 @@
                           <pic:cNvPicPr/>
                         </pic:nvPicPr>
                         <pic:blipFill>
-                          <a:blip r:embed="rId23"/>
+                          <a:blip r:embed="rId32"/>
                           <a:stretch>
                             <a:fillRect/>
                           </a:stretch>
@@ -4588,7 +4831,7 @@
                         <pic:spPr>
                           <a:xfrm>
                             <a:off x="0" y="0"/>
-                            <a:ext cx="1366360" cy="292608"/>
+                            <a:ext cx="731520" cy="292608"/>
                           </a:xfrm>
                           <a:prstGeom prst="rect"/>
                         </pic:spPr>
@@ -4642,7 +4885,7 @@
                 <w:b/>
                 <w:sz w:val="17"/>
               </w:rPr>
-              <w:t>Luis Enrique Quevedo Rojas</w:t>
+              <w:t>Alex Ricardo Perdomo Restrepo</w:t>
             </w:r>
           </w:p>
         </w:tc>
@@ -4665,7 +4908,7 @@
               <w:rPr>
                 <w:sz w:val="17"/>
               </w:rPr>
-              <w:t>1075208119</w:t>
+              <w:t>1234640185</w:t>
             </w:r>
           </w:p>
         </w:tc>
@@ -4688,7 +4931,7 @@
               <w:rPr>
                 <w:sz w:val="17"/>
               </w:rPr>
-              <w:t>3157056179</w:t>
+              <w:t>3153427115</w:t>
             </w:r>
           </w:p>
         </w:tc>
@@ -4708,38 +4951,11 @@
               <w:jc w:val="center"/>
             </w:pPr>
             <w:r>
-              <w:drawing>
-                <wp:inline xmlns:a="http://schemas.openxmlformats.org/drawingml/2006/main" xmlns:pic="http://schemas.openxmlformats.org/drawingml/2006/picture">
-                  <wp:extent cx="813749" cy="292608"/>
-                  <wp:docPr id="16" name="Picture 16"/>
-                  <wp:cNvGraphicFramePr>
-                    <a:graphicFrameLocks noChangeAspect="1"/>
-                  </wp:cNvGraphicFramePr>
-                  <a:graphic>
-                    <a:graphicData uri="http://schemas.openxmlformats.org/drawingml/2006/picture">
-                      <pic:pic>
-                        <pic:nvPicPr>
-                          <pic:cNvPr id="0" name="image.png"/>
-                          <pic:cNvPicPr/>
-                        </pic:nvPicPr>
-                        <pic:blipFill>
-                          <a:blip r:embed="rId24"/>
-                          <a:stretch>
-                            <a:fillRect/>
-                          </a:stretch>
-                        </pic:blipFill>
-                        <pic:spPr>
-                          <a:xfrm>
-                            <a:off x="0" y="0"/>
-                            <a:ext cx="813749" cy="292608"/>
-                          </a:xfrm>
-                          <a:prstGeom prst="rect"/>
-                        </pic:spPr>
-                      </pic:pic>
-                    </a:graphicData>
-                  </a:graphic>
-                </wp:inline>
-              </w:drawing>
+              <w:rPr>
+                <w:color w:val="A0A0A0"/>
+                <w:sz w:val="15"/>
+              </w:rPr>
+              <w:t>____________________</w:t>
             </w:r>
           </w:p>
         </w:tc>
@@ -4785,7 +5001,7 @@
                 <w:b/>
                 <w:sz w:val="17"/>
               </w:rPr>
-              <w:t>Alex Ricardo Perdomo Restrepo</w:t>
+              <w:t>John jairo Sánchez garcia</w:t>
             </w:r>
           </w:p>
         </w:tc>
@@ -4808,7 +5024,7 @@
               <w:rPr>
                 <w:sz w:val="17"/>
               </w:rPr>
-              <w:t>1234640185</w:t>
+              <w:t>79843323</w:t>
             </w:r>
           </w:p>
         </w:tc>
@@ -4831,7 +5047,7 @@
               <w:rPr>
                 <w:sz w:val="17"/>
               </w:rPr>
-              <w:t>3153427115</w:t>
+              <w:t>3108505201</w:t>
             </w:r>
           </w:p>
         </w:tc>
@@ -4851,11 +5067,38 @@
               <w:jc w:val="center"/>
             </w:pPr>
             <w:r>
-              <w:rPr>
-                <w:color w:val="A0A0A0"/>
-                <w:sz w:val="15"/>
-              </w:rPr>
-              <w:t>____________________</w:t>
+              <w:drawing>
+                <wp:inline xmlns:a="http://schemas.openxmlformats.org/drawingml/2006/main" xmlns:pic="http://schemas.openxmlformats.org/drawingml/2006/picture">
+                  <wp:extent cx="1370333" cy="292608"/>
+                  <wp:docPr id="25" name="Picture 25"/>
+                  <wp:cNvGraphicFramePr>
+                    <a:graphicFrameLocks noChangeAspect="1"/>
+                  </wp:cNvGraphicFramePr>
+                  <a:graphic>
+                    <a:graphicData uri="http://schemas.openxmlformats.org/drawingml/2006/picture">
+                      <pic:pic>
+                        <pic:nvPicPr>
+                          <pic:cNvPr id="0" name="image.png"/>
+                          <pic:cNvPicPr/>
+                        </pic:nvPicPr>
+                        <pic:blipFill>
+                          <a:blip r:embed="rId33"/>
+                          <a:stretch>
+                            <a:fillRect/>
+                          </a:stretch>
+                        </pic:blipFill>
+                        <pic:spPr>
+                          <a:xfrm>
+                            <a:off x="0" y="0"/>
+                            <a:ext cx="1370333" cy="292608"/>
+                          </a:xfrm>
+                          <a:prstGeom prst="rect"/>
+                        </pic:spPr>
+                      </pic:pic>
+                    </a:graphicData>
+                  </a:graphic>
+                </wp:inline>
+              </w:drawing>
             </w:r>
           </w:p>
         </w:tc>
@@ -4901,7 +5144,7 @@
                 <w:b/>
                 <w:sz w:val="17"/>
               </w:rPr>
-              <w:t>John jairo Sánchez garcia</w:t>
+              <w:t>Andres Romero Peñaloza</w:t>
             </w:r>
           </w:p>
         </w:tc>
@@ -4924,7 +5167,7 @@
               <w:rPr>
                 <w:sz w:val="17"/>
               </w:rPr>
-              <w:t>79843323</w:t>
+              <w:t>ELE120241066</w:t>
             </w:r>
           </w:p>
         </w:tc>
@@ -4947,7 +5190,7 @@
               <w:rPr>
                 <w:sz w:val="17"/>
               </w:rPr>
-              <w:t>3108505201</w:t>
+              <w:t>3203612819</w:t>
             </w:r>
           </w:p>
         </w:tc>
@@ -4969,8 +5212,8 @@
             <w:r>
               <w:drawing>
                 <wp:inline xmlns:a="http://schemas.openxmlformats.org/drawingml/2006/main" xmlns:pic="http://schemas.openxmlformats.org/drawingml/2006/picture">
-                  <wp:extent cx="1370333" cy="292608"/>
-                  <wp:docPr id="17" name="Picture 17"/>
+                  <wp:extent cx="809682" cy="292608"/>
+                  <wp:docPr id="26" name="Picture 26"/>
                   <wp:cNvGraphicFramePr>
                     <a:graphicFrameLocks noChangeAspect="1"/>
                   </wp:cNvGraphicFramePr>
@@ -4982,7 +5225,7 @@
                           <pic:cNvPicPr/>
                         </pic:nvPicPr>
                         <pic:blipFill>
-                          <a:blip r:embed="rId25"/>
+                          <a:blip r:embed="rId34"/>
                           <a:stretch>
                             <a:fillRect/>
                           </a:stretch>
@@ -4990,7 +5233,7 @@
                         <pic:spPr>
                           <a:xfrm>
                             <a:off x="0" y="0"/>
-                            <a:ext cx="1370333" cy="292608"/>
+                            <a:ext cx="809682" cy="292608"/>
                           </a:xfrm>
                           <a:prstGeom prst="rect"/>
                         </pic:spPr>
@@ -5044,7 +5287,7 @@
                 <w:b/>
                 <w:sz w:val="17"/>
               </w:rPr>
-              <w:t>Andres Romero Peñaloza</w:t>
+              <w:t>ANDERSON RIVAS</w:t>
             </w:r>
           </w:p>
         </w:tc>
@@ -5067,7 +5310,7 @@
               <w:rPr>
                 <w:sz w:val="17"/>
               </w:rPr>
-              <w:t>ELE120241066</w:t>
+              <w:t>1110536709</w:t>
             </w:r>
           </w:p>
         </w:tc>
@@ -5090,7 +5333,7 @@
               <w:rPr>
                 <w:sz w:val="17"/>
               </w:rPr>
-              <w:t>3203612819</w:t>
+              <w:t>3016183165</w:t>
             </w:r>
           </w:p>
         </w:tc>
@@ -5112,8 +5355,8 @@
             <w:r>
               <w:drawing>
                 <wp:inline xmlns:a="http://schemas.openxmlformats.org/drawingml/2006/main" xmlns:pic="http://schemas.openxmlformats.org/drawingml/2006/picture">
-                  <wp:extent cx="809682" cy="292608"/>
-                  <wp:docPr id="18" name="Picture 18"/>
+                  <wp:extent cx="731520" cy="292608"/>
+                  <wp:docPr id="27" name="Picture 27"/>
                   <wp:cNvGraphicFramePr>
                     <a:graphicFrameLocks noChangeAspect="1"/>
                   </wp:cNvGraphicFramePr>
@@ -5125,7 +5368,7 @@
                           <pic:cNvPicPr/>
                         </pic:nvPicPr>
                         <pic:blipFill>
-                          <a:blip r:embed="rId26"/>
+                          <a:blip r:embed="rId35"/>
                           <a:stretch>
                             <a:fillRect/>
                           </a:stretch>
@@ -5133,7 +5376,7 @@
                         <pic:spPr>
                           <a:xfrm>
                             <a:off x="0" y="0"/>
-                            <a:ext cx="809682" cy="292608"/>
+                            <a:ext cx="731520" cy="292608"/>
                           </a:xfrm>
                           <a:prstGeom prst="rect"/>
                         </pic:spPr>
@@ -5187,7 +5430,7 @@
                 <w:b/>
                 <w:sz w:val="17"/>
               </w:rPr>
-              <w:t>ANDERSON RIVAS</w:t>
+              <w:t>Cristian David Adamez Ceballes</w:t>
             </w:r>
           </w:p>
         </w:tc>
@@ -5210,7 +5453,7 @@
               <w:rPr>
                 <w:sz w:val="17"/>
               </w:rPr>
-              <w:t>1110536709</w:t>
+              <w:t>1007163619</w:t>
             </w:r>
           </w:p>
         </w:tc>
@@ -5233,7 +5476,7 @@
               <w:rPr>
                 <w:sz w:val="17"/>
               </w:rPr>
-              <w:t>3016183165</w:t>
+              <w:t>3116307784</w:t>
             </w:r>
           </w:p>
         </w:tc>
@@ -5256,7 +5499,7 @@
               <w:drawing>
                 <wp:inline xmlns:a="http://schemas.openxmlformats.org/drawingml/2006/main" xmlns:pic="http://schemas.openxmlformats.org/drawingml/2006/picture">
                   <wp:extent cx="731520" cy="292608"/>
-                  <wp:docPr id="19" name="Picture 19"/>
+                  <wp:docPr id="28" name="Picture 28"/>
                   <wp:cNvGraphicFramePr>
                     <a:graphicFrameLocks noChangeAspect="1"/>
                   </wp:cNvGraphicFramePr>
@@ -5268,7 +5511,436 @@
                           <pic:cNvPicPr/>
                         </pic:nvPicPr>
                         <pic:blipFill>
-                          <a:blip r:embed="rId27"/>
+                          <a:blip r:embed="rId36"/>
+                          <a:stretch>
+                            <a:fillRect/>
+                          </a:stretch>
+                        </pic:blipFill>
+                        <pic:spPr>
+                          <a:xfrm>
+                            <a:off x="0" y="0"/>
+                            <a:ext cx="731520" cy="292608"/>
+                          </a:xfrm>
+                          <a:prstGeom prst="rect"/>
+                        </pic:spPr>
+                      </pic:pic>
+                    </a:graphicData>
+                  </a:graphic>
+                </wp:inline>
+              </w:drawing>
+            </w:r>
+          </w:p>
+        </w:tc>
+      </w:tr>
+      <w:tr>
+        <w:tc>
+          <w:tcPr>
+            <w:tcW w:type="dxa" w:w="576"/>
+            <w:tcMar>
+              <w:top w:w="100" w:type="dxa"/>
+              <w:bottom w:w="100" w:type="dxa"/>
+              <w:left w:w="80" w:type="dxa"/>
+              <w:right w:w="80" w:type="dxa"/>
+            </w:tcMar>
+            <w:shd w:fill="F9FAF8"/>
+          </w:tcPr>
+          <w:p>
+            <w:pPr>
+              <w:jc w:val="center"/>
+            </w:pPr>
+            <w:r>
+              <w:rPr>
+                <w:sz w:val="17"/>
+              </w:rPr>
+              <w:t>40</w:t>
+            </w:r>
+          </w:p>
+        </w:tc>
+        <w:tc>
+          <w:tcPr>
+            <w:tcW w:type="dxa" w:w="3312"/>
+            <w:tcMar>
+              <w:top w:w="100" w:type="dxa"/>
+              <w:bottom w:w="100" w:type="dxa"/>
+              <w:left w:w="80" w:type="dxa"/>
+              <w:right w:w="80" w:type="dxa"/>
+            </w:tcMar>
+            <w:shd w:fill="F9FAF8"/>
+          </w:tcPr>
+          <w:p>
+            <w:r>
+              <w:rPr>
+                <w:b/>
+                <w:sz w:val="17"/>
+              </w:rPr>
+              <w:t>Yessica Andrea Triana Jaime</w:t>
+            </w:r>
+          </w:p>
+        </w:tc>
+        <w:tc>
+          <w:tcPr>
+            <w:tcW w:type="dxa" w:w="1728"/>
+            <w:tcMar>
+              <w:top w:w="100" w:type="dxa"/>
+              <w:bottom w:w="100" w:type="dxa"/>
+              <w:left w:w="80" w:type="dxa"/>
+              <w:right w:w="80" w:type="dxa"/>
+            </w:tcMar>
+            <w:shd w:fill="F9FAF8"/>
+          </w:tcPr>
+          <w:p>
+            <w:pPr>
+              <w:jc w:val="center"/>
+            </w:pPr>
+            <w:r>
+              <w:rPr>
+                <w:sz w:val="17"/>
+              </w:rPr>
+              <w:t>1083903194</w:t>
+            </w:r>
+          </w:p>
+        </w:tc>
+        <w:tc>
+          <w:tcPr>
+            <w:tcW w:type="dxa" w:w="1584"/>
+            <w:tcMar>
+              <w:top w:w="100" w:type="dxa"/>
+              <w:bottom w:w="100" w:type="dxa"/>
+              <w:left w:w="80" w:type="dxa"/>
+              <w:right w:w="80" w:type="dxa"/>
+            </w:tcMar>
+            <w:shd w:fill="F9FAF8"/>
+          </w:tcPr>
+          <w:p>
+            <w:pPr>
+              <w:jc w:val="center"/>
+            </w:pPr>
+            <w:r>
+              <w:rPr>
+                <w:sz w:val="17"/>
+              </w:rPr>
+              <w:t>3138468363</w:t>
+            </w:r>
+          </w:p>
+        </w:tc>
+        <w:tc>
+          <w:tcPr>
+            <w:tcW w:type="dxa" w:w="2592"/>
+            <w:tcMar>
+              <w:top w:w="100" w:type="dxa"/>
+              <w:bottom w:w="100" w:type="dxa"/>
+              <w:left w:w="80" w:type="dxa"/>
+              <w:right w:w="80" w:type="dxa"/>
+            </w:tcMar>
+            <w:shd w:fill="F9FAF8"/>
+          </w:tcPr>
+          <w:p>
+            <w:pPr>
+              <w:jc w:val="center"/>
+            </w:pPr>
+            <w:r>
+              <w:drawing>
+                <wp:inline xmlns:a="http://schemas.openxmlformats.org/drawingml/2006/main" xmlns:pic="http://schemas.openxmlformats.org/drawingml/2006/picture">
+                  <wp:extent cx="731520" cy="292608"/>
+                  <wp:docPr id="29" name="Picture 29"/>
+                  <wp:cNvGraphicFramePr>
+                    <a:graphicFrameLocks noChangeAspect="1"/>
+                  </wp:cNvGraphicFramePr>
+                  <a:graphic>
+                    <a:graphicData uri="http://schemas.openxmlformats.org/drawingml/2006/picture">
+                      <pic:pic>
+                        <pic:nvPicPr>
+                          <pic:cNvPr id="0" name="image.png"/>
+                          <pic:cNvPicPr/>
+                        </pic:nvPicPr>
+                        <pic:blipFill>
+                          <a:blip r:embed="rId37"/>
+                          <a:stretch>
+                            <a:fillRect/>
+                          </a:stretch>
+                        </pic:blipFill>
+                        <pic:spPr>
+                          <a:xfrm>
+                            <a:off x="0" y="0"/>
+                            <a:ext cx="731520" cy="292608"/>
+                          </a:xfrm>
+                          <a:prstGeom prst="rect"/>
+                        </pic:spPr>
+                      </pic:pic>
+                    </a:graphicData>
+                  </a:graphic>
+                </wp:inline>
+              </w:drawing>
+            </w:r>
+          </w:p>
+        </w:tc>
+      </w:tr>
+      <w:tr>
+        <w:tc>
+          <w:tcPr>
+            <w:tcW w:type="dxa" w:w="576"/>
+            <w:tcMar>
+              <w:top w:w="100" w:type="dxa"/>
+              <w:bottom w:w="100" w:type="dxa"/>
+              <w:left w:w="80" w:type="dxa"/>
+              <w:right w:w="80" w:type="dxa"/>
+            </w:tcMar>
+            <w:shd w:fill="FFFFFF"/>
+          </w:tcPr>
+          <w:p>
+            <w:pPr>
+              <w:jc w:val="center"/>
+            </w:pPr>
+            <w:r>
+              <w:rPr>
+                <w:sz w:val="17"/>
+              </w:rPr>
+              <w:t>41</w:t>
+            </w:r>
+          </w:p>
+        </w:tc>
+        <w:tc>
+          <w:tcPr>
+            <w:tcW w:type="dxa" w:w="3312"/>
+            <w:tcMar>
+              <w:top w:w="100" w:type="dxa"/>
+              <w:bottom w:w="100" w:type="dxa"/>
+              <w:left w:w="80" w:type="dxa"/>
+              <w:right w:w="80" w:type="dxa"/>
+            </w:tcMar>
+            <w:shd w:fill="FFFFFF"/>
+          </w:tcPr>
+          <w:p>
+            <w:r>
+              <w:rPr>
+                <w:b/>
+                <w:sz w:val="17"/>
+              </w:rPr>
+              <w:t>Yonier Castillo Mamian</w:t>
+            </w:r>
+          </w:p>
+        </w:tc>
+        <w:tc>
+          <w:tcPr>
+            <w:tcW w:type="dxa" w:w="1728"/>
+            <w:tcMar>
+              <w:top w:w="100" w:type="dxa"/>
+              <w:bottom w:w="100" w:type="dxa"/>
+              <w:left w:w="80" w:type="dxa"/>
+              <w:right w:w="80" w:type="dxa"/>
+            </w:tcMar>
+            <w:shd w:fill="FFFFFF"/>
+          </w:tcPr>
+          <w:p>
+            <w:pPr>
+              <w:jc w:val="center"/>
+            </w:pPr>
+            <w:r>
+              <w:rPr>
+                <w:sz w:val="17"/>
+              </w:rPr>
+              <w:t>1007393163</w:t>
+            </w:r>
+          </w:p>
+        </w:tc>
+        <w:tc>
+          <w:tcPr>
+            <w:tcW w:type="dxa" w:w="1584"/>
+            <w:tcMar>
+              <w:top w:w="100" w:type="dxa"/>
+              <w:bottom w:w="100" w:type="dxa"/>
+              <w:left w:w="80" w:type="dxa"/>
+              <w:right w:w="80" w:type="dxa"/>
+            </w:tcMar>
+            <w:shd w:fill="FFFFFF"/>
+          </w:tcPr>
+          <w:p>
+            <w:pPr>
+              <w:jc w:val="center"/>
+            </w:pPr>
+            <w:r>
+              <w:rPr>
+                <w:sz w:val="17"/>
+              </w:rPr>
+              <w:t>3146332975</w:t>
+            </w:r>
+          </w:p>
+        </w:tc>
+        <w:tc>
+          <w:tcPr>
+            <w:tcW w:type="dxa" w:w="2592"/>
+            <w:tcMar>
+              <w:top w:w="100" w:type="dxa"/>
+              <w:bottom w:w="100" w:type="dxa"/>
+              <w:left w:w="80" w:type="dxa"/>
+              <w:right w:w="80" w:type="dxa"/>
+            </w:tcMar>
+            <w:shd w:fill="FFFFFF"/>
+          </w:tcPr>
+          <w:p>
+            <w:pPr>
+              <w:jc w:val="center"/>
+            </w:pPr>
+            <w:r>
+              <w:drawing>
+                <wp:inline xmlns:a="http://schemas.openxmlformats.org/drawingml/2006/main" xmlns:pic="http://schemas.openxmlformats.org/drawingml/2006/picture">
+                  <wp:extent cx="731520" cy="292608"/>
+                  <wp:docPr id="30" name="Picture 30"/>
+                  <wp:cNvGraphicFramePr>
+                    <a:graphicFrameLocks noChangeAspect="1"/>
+                  </wp:cNvGraphicFramePr>
+                  <a:graphic>
+                    <a:graphicData uri="http://schemas.openxmlformats.org/drawingml/2006/picture">
+                      <pic:pic>
+                        <pic:nvPicPr>
+                          <pic:cNvPr id="0" name="image.png"/>
+                          <pic:cNvPicPr/>
+                        </pic:nvPicPr>
+                        <pic:blipFill>
+                          <a:blip r:embed="rId38"/>
+                          <a:stretch>
+                            <a:fillRect/>
+                          </a:stretch>
+                        </pic:blipFill>
+                        <pic:spPr>
+                          <a:xfrm>
+                            <a:off x="0" y="0"/>
+                            <a:ext cx="731520" cy="292608"/>
+                          </a:xfrm>
+                          <a:prstGeom prst="rect"/>
+                        </pic:spPr>
+                      </pic:pic>
+                    </a:graphicData>
+                  </a:graphic>
+                </wp:inline>
+              </w:drawing>
+            </w:r>
+          </w:p>
+        </w:tc>
+      </w:tr>
+      <w:tr>
+        <w:tc>
+          <w:tcPr>
+            <w:tcW w:type="dxa" w:w="576"/>
+            <w:tcMar>
+              <w:top w:w="100" w:type="dxa"/>
+              <w:bottom w:w="100" w:type="dxa"/>
+              <w:left w:w="80" w:type="dxa"/>
+              <w:right w:w="80" w:type="dxa"/>
+            </w:tcMar>
+            <w:shd w:fill="F9FAF8"/>
+          </w:tcPr>
+          <w:p>
+            <w:pPr>
+              <w:jc w:val="center"/>
+            </w:pPr>
+            <w:r>
+              <w:rPr>
+                <w:sz w:val="17"/>
+              </w:rPr>
+              <w:t>42</w:t>
+            </w:r>
+          </w:p>
+        </w:tc>
+        <w:tc>
+          <w:tcPr>
+            <w:tcW w:type="dxa" w:w="3312"/>
+            <w:tcMar>
+              <w:top w:w="100" w:type="dxa"/>
+              <w:bottom w:w="100" w:type="dxa"/>
+              <w:left w:w="80" w:type="dxa"/>
+              <w:right w:w="80" w:type="dxa"/>
+            </w:tcMar>
+            <w:shd w:fill="F9FAF8"/>
+          </w:tcPr>
+          <w:p>
+            <w:r>
+              <w:rPr>
+                <w:b/>
+                <w:sz w:val="17"/>
+              </w:rPr>
+              <w:t>Yamid René Potosí</w:t>
+            </w:r>
+          </w:p>
+        </w:tc>
+        <w:tc>
+          <w:tcPr>
+            <w:tcW w:type="dxa" w:w="1728"/>
+            <w:tcMar>
+              <w:top w:w="100" w:type="dxa"/>
+              <w:bottom w:w="100" w:type="dxa"/>
+              <w:left w:w="80" w:type="dxa"/>
+              <w:right w:w="80" w:type="dxa"/>
+            </w:tcMar>
+            <w:shd w:fill="F9FAF8"/>
+          </w:tcPr>
+          <w:p>
+            <w:pPr>
+              <w:jc w:val="center"/>
+            </w:pPr>
+            <w:r>
+              <w:rPr>
+                <w:sz w:val="17"/>
+              </w:rPr>
+              <w:t>1063808522</w:t>
+            </w:r>
+          </w:p>
+        </w:tc>
+        <w:tc>
+          <w:tcPr>
+            <w:tcW w:type="dxa" w:w="1584"/>
+            <w:tcMar>
+              <w:top w:w="100" w:type="dxa"/>
+              <w:bottom w:w="100" w:type="dxa"/>
+              <w:left w:w="80" w:type="dxa"/>
+              <w:right w:w="80" w:type="dxa"/>
+            </w:tcMar>
+            <w:shd w:fill="F9FAF8"/>
+          </w:tcPr>
+          <w:p>
+            <w:pPr>
+              <w:jc w:val="center"/>
+            </w:pPr>
+            <w:r>
+              <w:rPr>
+                <w:sz w:val="17"/>
+              </w:rPr>
+              <w:t>3042230424</w:t>
+            </w:r>
+          </w:p>
+        </w:tc>
+        <w:tc>
+          <w:tcPr>
+            <w:tcW w:type="dxa" w:w="2592"/>
+            <w:tcMar>
+              <w:top w:w="100" w:type="dxa"/>
+              <w:bottom w:w="100" w:type="dxa"/>
+              <w:left w:w="80" w:type="dxa"/>
+              <w:right w:w="80" w:type="dxa"/>
+            </w:tcMar>
+            <w:shd w:fill="F9FAF8"/>
+          </w:tcPr>
+          <w:p>
+            <w:pPr>
+              <w:jc w:val="center"/>
+            </w:pPr>
+            <w:r>
+              <w:drawing>
+                <wp:inline xmlns:a="http://schemas.openxmlformats.org/drawingml/2006/main" xmlns:pic="http://schemas.openxmlformats.org/drawingml/2006/picture">
+                  <wp:extent cx="731520" cy="292608"/>
+                  <wp:docPr id="31" name="Picture 31"/>
+                  <wp:cNvGraphicFramePr>
+                    <a:graphicFrameLocks noChangeAspect="1"/>
+                  </wp:cNvGraphicFramePr>
+                  <a:graphic>
+                    <a:graphicData uri="http://schemas.openxmlformats.org/drawingml/2006/picture">
+                      <pic:pic>
+                        <pic:nvPicPr>
+                          <pic:cNvPr id="0" name="image.png"/>
+                          <pic:cNvPicPr/>
+                        </pic:nvPicPr>
+                        <pic:blipFill>
+                          <a:blip r:embed="rId39"/>
                           <a:stretch>
                             <a:fillRect/>
                           </a:stretch>

--- a/cartas_solicitud/Carta_Solicitud_ELE0300742_ANALISIS_DE_SISTEMAS_DE_POTENCIA.docx
+++ b/cartas_solicitud/Carta_Solicitud_ELE0300742_ANALISIS_DE_SISTEMAS_DE_POTENCIA.docx
@@ -11,7 +11,7 @@
           <w:color w:val="646464"/>
           <w:sz w:val="20"/>
         </w:rPr>
-        <w:t>Neiva, Huila, 24 de octubre de 2026</w:t>
+        <w:t>Neiva, Huila, 25 de octubre de 2026</w:t>
         <w:br/>
       </w:r>
     </w:p>
@@ -1163,11 +1163,38 @@
               <w:jc w:val="center"/>
             </w:pPr>
             <w:r>
-              <w:rPr>
-                <w:color w:val="A0A0A0"/>
-                <w:sz w:val="15"/>
-              </w:rPr>
-              <w:t>____________________</w:t>
+              <w:drawing>
+                <wp:inline xmlns:a="http://schemas.openxmlformats.org/drawingml/2006/main" xmlns:pic="http://schemas.openxmlformats.org/drawingml/2006/picture">
+                  <wp:extent cx="731520" cy="292608"/>
+                  <wp:docPr id="5" name="Picture 5"/>
+                  <wp:cNvGraphicFramePr>
+                    <a:graphicFrameLocks noChangeAspect="1"/>
+                  </wp:cNvGraphicFramePr>
+                  <a:graphic>
+                    <a:graphicData uri="http://schemas.openxmlformats.org/drawingml/2006/picture">
+                      <pic:pic>
+                        <pic:nvPicPr>
+                          <pic:cNvPr id="0" name="image.png"/>
+                          <pic:cNvPicPr/>
+                        </pic:nvPicPr>
+                        <pic:blipFill>
+                          <a:blip r:embed="rId13"/>
+                          <a:stretch>
+                            <a:fillRect/>
+                          </a:stretch>
+                        </pic:blipFill>
+                        <pic:spPr>
+                          <a:xfrm>
+                            <a:off x="0" y="0"/>
+                            <a:ext cx="731520" cy="292608"/>
+                          </a:xfrm>
+                          <a:prstGeom prst="rect"/>
+                        </pic:spPr>
+                      </pic:pic>
+                    </a:graphicData>
+                  </a:graphic>
+                </wp:inline>
+              </w:drawing>
             </w:r>
           </w:p>
         </w:tc>
@@ -1282,7 +1309,7 @@
               <w:drawing>
                 <wp:inline xmlns:a="http://schemas.openxmlformats.org/drawingml/2006/main" xmlns:pic="http://schemas.openxmlformats.org/drawingml/2006/picture">
                   <wp:extent cx="543415" cy="292608"/>
-                  <wp:docPr id="5" name="Picture 5"/>
+                  <wp:docPr id="6" name="Picture 6"/>
                   <wp:cNvGraphicFramePr>
                     <a:graphicFrameLocks noChangeAspect="1"/>
                   </wp:cNvGraphicFramePr>
@@ -1294,7 +1321,7 @@
                           <pic:cNvPicPr/>
                         </pic:nvPicPr>
                         <pic:blipFill>
-                          <a:blip r:embed="rId13"/>
+                          <a:blip r:embed="rId14"/>
                           <a:stretch>
                             <a:fillRect/>
                           </a:stretch>
@@ -1356,7 +1383,7 @@
                 <w:b/>
                 <w:sz w:val="17"/>
               </w:rPr>
-              <w:t>Hector Enrique Marrugo Monterrosa</w:t>
+              <w:t>Felipe Oliveros</w:t>
             </w:r>
           </w:p>
         </w:tc>
@@ -1379,7 +1406,7 @@
               <w:rPr>
                 <w:sz w:val="17"/>
               </w:rPr>
-              <w:t>0</w:t>
+              <w:t>1081154403</w:t>
             </w:r>
           </w:p>
         </w:tc>
@@ -1402,7 +1429,7 @@
               <w:rPr>
                 <w:sz w:val="17"/>
               </w:rPr>
-              <w:t>3013844718</w:t>
+              <w:t>3108084096</w:t>
             </w:r>
           </w:p>
         </w:tc>
@@ -1472,7 +1499,7 @@
                 <w:b/>
                 <w:sz w:val="17"/>
               </w:rPr>
-              <w:t>Felipe Oliveros</w:t>
+              <w:t>Andrés Felipe Muñoz</w:t>
             </w:r>
           </w:p>
         </w:tc>
@@ -1495,7 +1522,7 @@
               <w:rPr>
                 <w:sz w:val="17"/>
               </w:rPr>
-              <w:t>1081154403</w:t>
+              <w:t>1061690977</w:t>
             </w:r>
           </w:p>
         </w:tc>
@@ -1518,266 +1545,7 @@
               <w:rPr>
                 <w:sz w:val="17"/>
               </w:rPr>
-              <w:t>3108084096</w:t>
-            </w:r>
-          </w:p>
-        </w:tc>
-        <w:tc>
-          <w:tcPr>
-            <w:tcW w:type="dxa" w:w="2592"/>
-            <w:tcMar>
-              <w:top w:w="100" w:type="dxa"/>
-              <w:bottom w:w="100" w:type="dxa"/>
-              <w:left w:w="80" w:type="dxa"/>
-              <w:right w:w="80" w:type="dxa"/>
-            </w:tcMar>
-            <w:shd w:fill="F9FAF8"/>
-          </w:tcPr>
-          <w:p>
-            <w:pPr>
-              <w:jc w:val="center"/>
-            </w:pPr>
-            <w:r>
-              <w:rPr>
-                <w:color w:val="A0A0A0"/>
-                <w:sz w:val="15"/>
-              </w:rPr>
-              <w:t>____________________</w:t>
-            </w:r>
-          </w:p>
-        </w:tc>
-      </w:tr>
-      <w:tr>
-        <w:tc>
-          <w:tcPr>
-            <w:tcW w:type="dxa" w:w="576"/>
-            <w:tcMar>
-              <w:top w:w="100" w:type="dxa"/>
-              <w:bottom w:w="100" w:type="dxa"/>
-              <w:left w:w="80" w:type="dxa"/>
-              <w:right w:w="80" w:type="dxa"/>
-            </w:tcMar>
-            <w:shd w:fill="FFFFFF"/>
-          </w:tcPr>
-          <w:p>
-            <w:pPr>
-              <w:jc w:val="center"/>
-            </w:pPr>
-            <w:r>
-              <w:rPr>
-                <w:sz w:val="17"/>
-              </w:rPr>
-              <w:t>11</w:t>
-            </w:r>
-          </w:p>
-        </w:tc>
-        <w:tc>
-          <w:tcPr>
-            <w:tcW w:type="dxa" w:w="3312"/>
-            <w:tcMar>
-              <w:top w:w="100" w:type="dxa"/>
-              <w:bottom w:w="100" w:type="dxa"/>
-              <w:left w:w="80" w:type="dxa"/>
-              <w:right w:w="80" w:type="dxa"/>
-            </w:tcMar>
-            <w:shd w:fill="FFFFFF"/>
-          </w:tcPr>
-          <w:p>
-            <w:r>
-              <w:rPr>
-                <w:b/>
-                <w:sz w:val="17"/>
-              </w:rPr>
-              <w:t>Andrés Felipe Muñoz</w:t>
-            </w:r>
-          </w:p>
-        </w:tc>
-        <w:tc>
-          <w:tcPr>
-            <w:tcW w:type="dxa" w:w="1728"/>
-            <w:tcMar>
-              <w:top w:w="100" w:type="dxa"/>
-              <w:bottom w:w="100" w:type="dxa"/>
-              <w:left w:w="80" w:type="dxa"/>
-              <w:right w:w="80" w:type="dxa"/>
-            </w:tcMar>
-            <w:shd w:fill="FFFFFF"/>
-          </w:tcPr>
-          <w:p>
-            <w:pPr>
-              <w:jc w:val="center"/>
-            </w:pPr>
-            <w:r>
-              <w:rPr>
-                <w:sz w:val="17"/>
-              </w:rPr>
-              <w:t>1061690977</w:t>
-            </w:r>
-          </w:p>
-        </w:tc>
-        <w:tc>
-          <w:tcPr>
-            <w:tcW w:type="dxa" w:w="1584"/>
-            <w:tcMar>
-              <w:top w:w="100" w:type="dxa"/>
-              <w:bottom w:w="100" w:type="dxa"/>
-              <w:left w:w="80" w:type="dxa"/>
-              <w:right w:w="80" w:type="dxa"/>
-            </w:tcMar>
-            <w:shd w:fill="FFFFFF"/>
-          </w:tcPr>
-          <w:p>
-            <w:pPr>
-              <w:jc w:val="center"/>
-            </w:pPr>
-            <w:r>
-              <w:rPr>
-                <w:sz w:val="17"/>
-              </w:rPr>
               <w:t>3108840329</w:t>
-            </w:r>
-          </w:p>
-        </w:tc>
-        <w:tc>
-          <w:tcPr>
-            <w:tcW w:type="dxa" w:w="2592"/>
-            <w:tcMar>
-              <w:top w:w="100" w:type="dxa"/>
-              <w:bottom w:w="100" w:type="dxa"/>
-              <w:left w:w="80" w:type="dxa"/>
-              <w:right w:w="80" w:type="dxa"/>
-            </w:tcMar>
-            <w:shd w:fill="FFFFFF"/>
-          </w:tcPr>
-          <w:p>
-            <w:pPr>
-              <w:jc w:val="center"/>
-            </w:pPr>
-            <w:r>
-              <w:drawing>
-                <wp:inline xmlns:a="http://schemas.openxmlformats.org/drawingml/2006/main" xmlns:pic="http://schemas.openxmlformats.org/drawingml/2006/picture">
-                  <wp:extent cx="731520" cy="292608"/>
-                  <wp:docPr id="6" name="Picture 6"/>
-                  <wp:cNvGraphicFramePr>
-                    <a:graphicFrameLocks noChangeAspect="1"/>
-                  </wp:cNvGraphicFramePr>
-                  <a:graphic>
-                    <a:graphicData uri="http://schemas.openxmlformats.org/drawingml/2006/picture">
-                      <pic:pic>
-                        <pic:nvPicPr>
-                          <pic:cNvPr id="0" name="image.png"/>
-                          <pic:cNvPicPr/>
-                        </pic:nvPicPr>
-                        <pic:blipFill>
-                          <a:blip r:embed="rId14"/>
-                          <a:stretch>
-                            <a:fillRect/>
-                          </a:stretch>
-                        </pic:blipFill>
-                        <pic:spPr>
-                          <a:xfrm>
-                            <a:off x="0" y="0"/>
-                            <a:ext cx="731520" cy="292608"/>
-                          </a:xfrm>
-                          <a:prstGeom prst="rect"/>
-                        </pic:spPr>
-                      </pic:pic>
-                    </a:graphicData>
-                  </a:graphic>
-                </wp:inline>
-              </w:drawing>
-            </w:r>
-          </w:p>
-        </w:tc>
-      </w:tr>
-      <w:tr>
-        <w:tc>
-          <w:tcPr>
-            <w:tcW w:type="dxa" w:w="576"/>
-            <w:tcMar>
-              <w:top w:w="100" w:type="dxa"/>
-              <w:bottom w:w="100" w:type="dxa"/>
-              <w:left w:w="80" w:type="dxa"/>
-              <w:right w:w="80" w:type="dxa"/>
-            </w:tcMar>
-            <w:shd w:fill="F9FAF8"/>
-          </w:tcPr>
-          <w:p>
-            <w:pPr>
-              <w:jc w:val="center"/>
-            </w:pPr>
-            <w:r>
-              <w:rPr>
-                <w:sz w:val="17"/>
-              </w:rPr>
-              <w:t>12</w:t>
-            </w:r>
-          </w:p>
-        </w:tc>
-        <w:tc>
-          <w:tcPr>
-            <w:tcW w:type="dxa" w:w="3312"/>
-            <w:tcMar>
-              <w:top w:w="100" w:type="dxa"/>
-              <w:bottom w:w="100" w:type="dxa"/>
-              <w:left w:w="80" w:type="dxa"/>
-              <w:right w:w="80" w:type="dxa"/>
-            </w:tcMar>
-            <w:shd w:fill="F9FAF8"/>
-          </w:tcPr>
-          <w:p>
-            <w:r>
-              <w:rPr>
-                <w:b/>
-                <w:sz w:val="17"/>
-              </w:rPr>
-              <w:t>Jorge Mario Carballo Galindo</w:t>
-            </w:r>
-          </w:p>
-        </w:tc>
-        <w:tc>
-          <w:tcPr>
-            <w:tcW w:type="dxa" w:w="1728"/>
-            <w:tcMar>
-              <w:top w:w="100" w:type="dxa"/>
-              <w:bottom w:w="100" w:type="dxa"/>
-              <w:left w:w="80" w:type="dxa"/>
-              <w:right w:w="80" w:type="dxa"/>
-            </w:tcMar>
-            <w:shd w:fill="F9FAF8"/>
-          </w:tcPr>
-          <w:p>
-            <w:pPr>
-              <w:jc w:val="center"/>
-            </w:pPr>
-            <w:r>
-              <w:rPr>
-                <w:sz w:val="17"/>
-              </w:rPr>
-              <w:t>1075265343</w:t>
-            </w:r>
-          </w:p>
-        </w:tc>
-        <w:tc>
-          <w:tcPr>
-            <w:tcW w:type="dxa" w:w="1584"/>
-            <w:tcMar>
-              <w:top w:w="100" w:type="dxa"/>
-              <w:bottom w:w="100" w:type="dxa"/>
-              <w:left w:w="80" w:type="dxa"/>
-              <w:right w:w="80" w:type="dxa"/>
-            </w:tcMar>
-            <w:shd w:fill="F9FAF8"/>
-          </w:tcPr>
-          <w:p>
-            <w:pPr>
-              <w:jc w:val="center"/>
-            </w:pPr>
-            <w:r>
-              <w:rPr>
-                <w:sz w:val="17"/>
-              </w:rPr>
-              <w:t>3167563385</w:t>
             </w:r>
           </w:p>
         </w:tc>
@@ -1853,7 +1621,7 @@
               <w:rPr>
                 <w:sz w:val="17"/>
               </w:rPr>
-              <w:t>13</w:t>
+              <w:t>11</w:t>
             </w:r>
           </w:p>
         </w:tc>
@@ -1874,7 +1642,7 @@
                 <w:b/>
                 <w:sz w:val="17"/>
               </w:rPr>
-              <w:t>Holman Diego Fernández Ramírez</w:t>
+              <w:t>Jorge Mario Carballo Galindo</w:t>
             </w:r>
           </w:p>
         </w:tc>
@@ -1897,7 +1665,7 @@
               <w:rPr>
                 <w:sz w:val="17"/>
               </w:rPr>
-              <w:t>1061694993</w:t>
+              <w:t>1075265343</w:t>
             </w:r>
           </w:p>
         </w:tc>
@@ -1920,7 +1688,7 @@
               <w:rPr>
                 <w:sz w:val="17"/>
               </w:rPr>
-              <w:t>3012113817</w:t>
+              <w:t>3167563385</w:t>
             </w:r>
           </w:p>
         </w:tc>
@@ -1996,7 +1764,7 @@
               <w:rPr>
                 <w:sz w:val="17"/>
               </w:rPr>
-              <w:t>14</w:t>
+              <w:t>12</w:t>
             </w:r>
           </w:p>
         </w:tc>
@@ -2017,7 +1785,7 @@
                 <w:b/>
                 <w:sz w:val="17"/>
               </w:rPr>
-              <w:t>Michael Mauricio Rojas Plaza</w:t>
+              <w:t>Holman Diego Fernández Ramírez</w:t>
             </w:r>
           </w:p>
         </w:tc>
@@ -2040,7 +1808,7 @@
               <w:rPr>
                 <w:sz w:val="17"/>
               </w:rPr>
-              <w:t>ELE120212040</w:t>
+              <w:t>1061694993</w:t>
             </w:r>
           </w:p>
         </w:tc>
@@ -2063,7 +1831,7 @@
               <w:rPr>
                 <w:sz w:val="17"/>
               </w:rPr>
-              <w:t>3123751445</w:t>
+              <w:t>3012113817</w:t>
             </w:r>
           </w:p>
         </w:tc>
@@ -2083,11 +1851,324 @@
               <w:jc w:val="center"/>
             </w:pPr>
             <w:r>
+              <w:drawing>
+                <wp:inline xmlns:a="http://schemas.openxmlformats.org/drawingml/2006/main" xmlns:pic="http://schemas.openxmlformats.org/drawingml/2006/picture">
+                  <wp:extent cx="731520" cy="292608"/>
+                  <wp:docPr id="9" name="Picture 9"/>
+                  <wp:cNvGraphicFramePr>
+                    <a:graphicFrameLocks noChangeAspect="1"/>
+                  </wp:cNvGraphicFramePr>
+                  <a:graphic>
+                    <a:graphicData uri="http://schemas.openxmlformats.org/drawingml/2006/picture">
+                      <pic:pic>
+                        <pic:nvPicPr>
+                          <pic:cNvPr id="0" name="image.png"/>
+                          <pic:cNvPicPr/>
+                        </pic:nvPicPr>
+                        <pic:blipFill>
+                          <a:blip r:embed="rId17"/>
+                          <a:stretch>
+                            <a:fillRect/>
+                          </a:stretch>
+                        </pic:blipFill>
+                        <pic:spPr>
+                          <a:xfrm>
+                            <a:off x="0" y="0"/>
+                            <a:ext cx="731520" cy="292608"/>
+                          </a:xfrm>
+                          <a:prstGeom prst="rect"/>
+                        </pic:spPr>
+                      </pic:pic>
+                    </a:graphicData>
+                  </a:graphic>
+                </wp:inline>
+              </w:drawing>
+            </w:r>
+          </w:p>
+        </w:tc>
+      </w:tr>
+      <w:tr>
+        <w:tc>
+          <w:tcPr>
+            <w:tcW w:type="dxa" w:w="576"/>
+            <w:tcMar>
+              <w:top w:w="100" w:type="dxa"/>
+              <w:bottom w:w="100" w:type="dxa"/>
+              <w:left w:w="80" w:type="dxa"/>
+              <w:right w:w="80" w:type="dxa"/>
+            </w:tcMar>
+            <w:shd w:fill="FFFFFF"/>
+          </w:tcPr>
+          <w:p>
+            <w:pPr>
+              <w:jc w:val="center"/>
+            </w:pPr>
+            <w:r>
               <w:rPr>
-                <w:color w:val="A0A0A0"/>
-                <w:sz w:val="15"/>
+                <w:sz w:val="17"/>
               </w:rPr>
-              <w:t>____________________</w:t>
+              <w:t>13</w:t>
+            </w:r>
+          </w:p>
+        </w:tc>
+        <w:tc>
+          <w:tcPr>
+            <w:tcW w:type="dxa" w:w="3312"/>
+            <w:tcMar>
+              <w:top w:w="100" w:type="dxa"/>
+              <w:bottom w:w="100" w:type="dxa"/>
+              <w:left w:w="80" w:type="dxa"/>
+              <w:right w:w="80" w:type="dxa"/>
+            </w:tcMar>
+            <w:shd w:fill="FFFFFF"/>
+          </w:tcPr>
+          <w:p>
+            <w:r>
+              <w:rPr>
+                <w:b/>
+                <w:sz w:val="17"/>
+              </w:rPr>
+              <w:t>Michael Mauricio Rojas Plaza</w:t>
+            </w:r>
+          </w:p>
+        </w:tc>
+        <w:tc>
+          <w:tcPr>
+            <w:tcW w:type="dxa" w:w="1728"/>
+            <w:tcMar>
+              <w:top w:w="100" w:type="dxa"/>
+              <w:bottom w:w="100" w:type="dxa"/>
+              <w:left w:w="80" w:type="dxa"/>
+              <w:right w:w="80" w:type="dxa"/>
+            </w:tcMar>
+            <w:shd w:fill="FFFFFF"/>
+          </w:tcPr>
+          <w:p>
+            <w:pPr>
+              <w:jc w:val="center"/>
+            </w:pPr>
+            <w:r>
+              <w:rPr>
+                <w:sz w:val="17"/>
+              </w:rPr>
+              <w:t>ELE120212040</w:t>
+            </w:r>
+          </w:p>
+        </w:tc>
+        <w:tc>
+          <w:tcPr>
+            <w:tcW w:type="dxa" w:w="1584"/>
+            <w:tcMar>
+              <w:top w:w="100" w:type="dxa"/>
+              <w:bottom w:w="100" w:type="dxa"/>
+              <w:left w:w="80" w:type="dxa"/>
+              <w:right w:w="80" w:type="dxa"/>
+            </w:tcMar>
+            <w:shd w:fill="FFFFFF"/>
+          </w:tcPr>
+          <w:p>
+            <w:pPr>
+              <w:jc w:val="center"/>
+            </w:pPr>
+            <w:r>
+              <w:rPr>
+                <w:sz w:val="17"/>
+              </w:rPr>
+              <w:t>3123751445</w:t>
+            </w:r>
+          </w:p>
+        </w:tc>
+        <w:tc>
+          <w:tcPr>
+            <w:tcW w:type="dxa" w:w="2592"/>
+            <w:tcMar>
+              <w:top w:w="100" w:type="dxa"/>
+              <w:bottom w:w="100" w:type="dxa"/>
+              <w:left w:w="80" w:type="dxa"/>
+              <w:right w:w="80" w:type="dxa"/>
+            </w:tcMar>
+            <w:shd w:fill="FFFFFF"/>
+          </w:tcPr>
+          <w:p>
+            <w:pPr>
+              <w:jc w:val="center"/>
+            </w:pPr>
+            <w:r>
+              <w:drawing>
+                <wp:inline xmlns:a="http://schemas.openxmlformats.org/drawingml/2006/main" xmlns:pic="http://schemas.openxmlformats.org/drawingml/2006/picture">
+                  <wp:extent cx="731520" cy="292608"/>
+                  <wp:docPr id="10" name="Picture 10"/>
+                  <wp:cNvGraphicFramePr>
+                    <a:graphicFrameLocks noChangeAspect="1"/>
+                  </wp:cNvGraphicFramePr>
+                  <a:graphic>
+                    <a:graphicData uri="http://schemas.openxmlformats.org/drawingml/2006/picture">
+                      <pic:pic>
+                        <pic:nvPicPr>
+                          <pic:cNvPr id="0" name="image.png"/>
+                          <pic:cNvPicPr/>
+                        </pic:nvPicPr>
+                        <pic:blipFill>
+                          <a:blip r:embed="rId18"/>
+                          <a:stretch>
+                            <a:fillRect/>
+                          </a:stretch>
+                        </pic:blipFill>
+                        <pic:spPr>
+                          <a:xfrm>
+                            <a:off x="0" y="0"/>
+                            <a:ext cx="731520" cy="292608"/>
+                          </a:xfrm>
+                          <a:prstGeom prst="rect"/>
+                        </pic:spPr>
+                      </pic:pic>
+                    </a:graphicData>
+                  </a:graphic>
+                </wp:inline>
+              </w:drawing>
+            </w:r>
+          </w:p>
+        </w:tc>
+      </w:tr>
+      <w:tr>
+        <w:tc>
+          <w:tcPr>
+            <w:tcW w:type="dxa" w:w="576"/>
+            <w:tcMar>
+              <w:top w:w="100" w:type="dxa"/>
+              <w:bottom w:w="100" w:type="dxa"/>
+              <w:left w:w="80" w:type="dxa"/>
+              <w:right w:w="80" w:type="dxa"/>
+            </w:tcMar>
+            <w:shd w:fill="F9FAF8"/>
+          </w:tcPr>
+          <w:p>
+            <w:pPr>
+              <w:jc w:val="center"/>
+            </w:pPr>
+            <w:r>
+              <w:rPr>
+                <w:sz w:val="17"/>
+              </w:rPr>
+              <w:t>14</w:t>
+            </w:r>
+          </w:p>
+        </w:tc>
+        <w:tc>
+          <w:tcPr>
+            <w:tcW w:type="dxa" w:w="3312"/>
+            <w:tcMar>
+              <w:top w:w="100" w:type="dxa"/>
+              <w:bottom w:w="100" w:type="dxa"/>
+              <w:left w:w="80" w:type="dxa"/>
+              <w:right w:w="80" w:type="dxa"/>
+            </w:tcMar>
+            <w:shd w:fill="F9FAF8"/>
+          </w:tcPr>
+          <w:p>
+            <w:r>
+              <w:rPr>
+                <w:b/>
+                <w:sz w:val="17"/>
+              </w:rPr>
+              <w:t>Farid jaramillo</w:t>
+            </w:r>
+          </w:p>
+        </w:tc>
+        <w:tc>
+          <w:tcPr>
+            <w:tcW w:type="dxa" w:w="1728"/>
+            <w:tcMar>
+              <w:top w:w="100" w:type="dxa"/>
+              <w:bottom w:w="100" w:type="dxa"/>
+              <w:left w:w="80" w:type="dxa"/>
+              <w:right w:w="80" w:type="dxa"/>
+            </w:tcMar>
+            <w:shd w:fill="F9FAF8"/>
+          </w:tcPr>
+          <w:p>
+            <w:pPr>
+              <w:jc w:val="center"/>
+            </w:pPr>
+            <w:r>
+              <w:rPr>
+                <w:sz w:val="17"/>
+              </w:rPr>
+              <w:t>ELE202232</w:t>
+            </w:r>
+          </w:p>
+        </w:tc>
+        <w:tc>
+          <w:tcPr>
+            <w:tcW w:type="dxa" w:w="1584"/>
+            <w:tcMar>
+              <w:top w:w="100" w:type="dxa"/>
+              <w:bottom w:w="100" w:type="dxa"/>
+              <w:left w:w="80" w:type="dxa"/>
+              <w:right w:w="80" w:type="dxa"/>
+            </w:tcMar>
+            <w:shd w:fill="F9FAF8"/>
+          </w:tcPr>
+          <w:p>
+            <w:pPr>
+              <w:jc w:val="center"/>
+            </w:pPr>
+            <w:r>
+              <w:rPr>
+                <w:sz w:val="17"/>
+              </w:rPr>
+              <w:t>3233843904</w:t>
+            </w:r>
+          </w:p>
+        </w:tc>
+        <w:tc>
+          <w:tcPr>
+            <w:tcW w:type="dxa" w:w="2592"/>
+            <w:tcMar>
+              <w:top w:w="100" w:type="dxa"/>
+              <w:bottom w:w="100" w:type="dxa"/>
+              <w:left w:w="80" w:type="dxa"/>
+              <w:right w:w="80" w:type="dxa"/>
+            </w:tcMar>
+            <w:shd w:fill="F9FAF8"/>
+          </w:tcPr>
+          <w:p>
+            <w:pPr>
+              <w:jc w:val="center"/>
+            </w:pPr>
+            <w:r>
+              <w:drawing>
+                <wp:inline xmlns:a="http://schemas.openxmlformats.org/drawingml/2006/main" xmlns:pic="http://schemas.openxmlformats.org/drawingml/2006/picture">
+                  <wp:extent cx="813691" cy="292608"/>
+                  <wp:docPr id="11" name="Picture 11"/>
+                  <wp:cNvGraphicFramePr>
+                    <a:graphicFrameLocks noChangeAspect="1"/>
+                  </wp:cNvGraphicFramePr>
+                  <a:graphic>
+                    <a:graphicData uri="http://schemas.openxmlformats.org/drawingml/2006/picture">
+                      <pic:pic>
+                        <pic:nvPicPr>
+                          <pic:cNvPr id="0" name="image.png"/>
+                          <pic:cNvPicPr/>
+                        </pic:nvPicPr>
+                        <pic:blipFill>
+                          <a:blip r:embed="rId19"/>
+                          <a:stretch>
+                            <a:fillRect/>
+                          </a:stretch>
+                        </pic:blipFill>
+                        <pic:spPr>
+                          <a:xfrm>
+                            <a:off x="0" y="0"/>
+                            <a:ext cx="813691" cy="292608"/>
+                          </a:xfrm>
+                          <a:prstGeom prst="rect"/>
+                        </pic:spPr>
+                      </pic:pic>
+                    </a:graphicData>
+                  </a:graphic>
+                </wp:inline>
+              </w:drawing>
             </w:r>
           </w:p>
         </w:tc>
@@ -2133,7 +2214,7 @@
                 <w:b/>
                 <w:sz w:val="17"/>
               </w:rPr>
-              <w:t>Farid jaramillo</w:t>
+              <w:t>JULIAN ANDRES MARTINEZ VERGARA</w:t>
             </w:r>
           </w:p>
         </w:tc>
@@ -2156,7 +2237,7 @@
               <w:rPr>
                 <w:sz w:val="17"/>
               </w:rPr>
-              <w:t>ELE202232</w:t>
+              <w:t>ELE120212085</w:t>
             </w:r>
           </w:p>
         </w:tc>
@@ -2179,7 +2260,7 @@
               <w:rPr>
                 <w:sz w:val="17"/>
               </w:rPr>
-              <w:t>3233843904</w:t>
+              <w:t>3102713176</w:t>
             </w:r>
           </w:p>
         </w:tc>
@@ -2201,8 +2282,8 @@
             <w:r>
               <w:drawing>
                 <wp:inline xmlns:a="http://schemas.openxmlformats.org/drawingml/2006/main" xmlns:pic="http://schemas.openxmlformats.org/drawingml/2006/picture">
-                  <wp:extent cx="813691" cy="292608"/>
-                  <wp:docPr id="9" name="Picture 9"/>
+                  <wp:extent cx="812874" cy="292608"/>
+                  <wp:docPr id="12" name="Picture 12"/>
                   <wp:cNvGraphicFramePr>
                     <a:graphicFrameLocks noChangeAspect="1"/>
                   </wp:cNvGraphicFramePr>
@@ -2214,7 +2295,7 @@
                           <pic:cNvPicPr/>
                         </pic:nvPicPr>
                         <pic:blipFill>
-                          <a:blip r:embed="rId17"/>
+                          <a:blip r:embed="rId20"/>
                           <a:stretch>
                             <a:fillRect/>
                           </a:stretch>
@@ -2222,7 +2303,7 @@
                         <pic:spPr>
                           <a:xfrm>
                             <a:off x="0" y="0"/>
-                            <a:ext cx="813691" cy="292608"/>
+                            <a:ext cx="812874" cy="292608"/>
                           </a:xfrm>
                           <a:prstGeom prst="rect"/>
                         </pic:spPr>
@@ -2276,7 +2357,7 @@
                 <w:b/>
                 <w:sz w:val="17"/>
               </w:rPr>
-              <w:t>JULIAN ANDRES MARTINEZ VERGARA</w:t>
+              <w:t>Ricardo Rodriguez</w:t>
             </w:r>
           </w:p>
         </w:tc>
@@ -2299,7 +2380,7 @@
               <w:rPr>
                 <w:sz w:val="17"/>
               </w:rPr>
-              <w:t>ELE120212085</w:t>
+              <w:t>1108937084</w:t>
             </w:r>
           </w:p>
         </w:tc>
@@ -2322,7 +2403,7 @@
               <w:rPr>
                 <w:sz w:val="17"/>
               </w:rPr>
-              <w:t>3102713176</w:t>
+              <w:t>3229849503</w:t>
             </w:r>
           </w:p>
         </w:tc>
@@ -2344,8 +2425,8 @@
             <w:r>
               <w:drawing>
                 <wp:inline xmlns:a="http://schemas.openxmlformats.org/drawingml/2006/main" xmlns:pic="http://schemas.openxmlformats.org/drawingml/2006/picture">
-                  <wp:extent cx="812874" cy="292608"/>
-                  <wp:docPr id="10" name="Picture 10"/>
+                  <wp:extent cx="875538" cy="292608"/>
+                  <wp:docPr id="13" name="Picture 13"/>
                   <wp:cNvGraphicFramePr>
                     <a:graphicFrameLocks noChangeAspect="1"/>
                   </wp:cNvGraphicFramePr>
@@ -2357,7 +2438,7 @@
                           <pic:cNvPicPr/>
                         </pic:nvPicPr>
                         <pic:blipFill>
-                          <a:blip r:embed="rId18"/>
+                          <a:blip r:embed="rId21"/>
                           <a:stretch>
                             <a:fillRect/>
                           </a:stretch>
@@ -2365,7 +2446,7 @@
                         <pic:spPr>
                           <a:xfrm>
                             <a:off x="0" y="0"/>
-                            <a:ext cx="812874" cy="292608"/>
+                            <a:ext cx="875538" cy="292608"/>
                           </a:xfrm>
                           <a:prstGeom prst="rect"/>
                         </pic:spPr>
@@ -2419,7 +2500,7 @@
                 <w:b/>
                 <w:sz w:val="17"/>
               </w:rPr>
-              <w:t>Ricardo Rodriguez</w:t>
+              <w:t>Astrid Carolina Becerra Cordoba</w:t>
             </w:r>
           </w:p>
         </w:tc>
@@ -2442,7 +2523,7 @@
               <w:rPr>
                 <w:sz w:val="17"/>
               </w:rPr>
-              <w:t>1108937084</w:t>
+              <w:t>1124862386</w:t>
             </w:r>
           </w:p>
         </w:tc>
@@ -2465,552 +2546,7 @@
               <w:rPr>
                 <w:sz w:val="17"/>
               </w:rPr>
-              <w:t>3229849503</w:t>
-            </w:r>
-          </w:p>
-        </w:tc>
-        <w:tc>
-          <w:tcPr>
-            <w:tcW w:type="dxa" w:w="2592"/>
-            <w:tcMar>
-              <w:top w:w="100" w:type="dxa"/>
-              <w:bottom w:w="100" w:type="dxa"/>
-              <w:left w:w="80" w:type="dxa"/>
-              <w:right w:w="80" w:type="dxa"/>
-            </w:tcMar>
-            <w:shd w:fill="FFFFFF"/>
-          </w:tcPr>
-          <w:p>
-            <w:pPr>
-              <w:jc w:val="center"/>
-            </w:pPr>
-            <w:r>
-              <w:drawing>
-                <wp:inline xmlns:a="http://schemas.openxmlformats.org/drawingml/2006/main" xmlns:pic="http://schemas.openxmlformats.org/drawingml/2006/picture">
-                  <wp:extent cx="875538" cy="292608"/>
-                  <wp:docPr id="11" name="Picture 11"/>
-                  <wp:cNvGraphicFramePr>
-                    <a:graphicFrameLocks noChangeAspect="1"/>
-                  </wp:cNvGraphicFramePr>
-                  <a:graphic>
-                    <a:graphicData uri="http://schemas.openxmlformats.org/drawingml/2006/picture">
-                      <pic:pic>
-                        <pic:nvPicPr>
-                          <pic:cNvPr id="0" name="image.png"/>
-                          <pic:cNvPicPr/>
-                        </pic:nvPicPr>
-                        <pic:blipFill>
-                          <a:blip r:embed="rId19"/>
-                          <a:stretch>
-                            <a:fillRect/>
-                          </a:stretch>
-                        </pic:blipFill>
-                        <pic:spPr>
-                          <a:xfrm>
-                            <a:off x="0" y="0"/>
-                            <a:ext cx="875538" cy="292608"/>
-                          </a:xfrm>
-                          <a:prstGeom prst="rect"/>
-                        </pic:spPr>
-                      </pic:pic>
-                    </a:graphicData>
-                  </a:graphic>
-                </wp:inline>
-              </w:drawing>
-            </w:r>
-          </w:p>
-        </w:tc>
-      </w:tr>
-      <w:tr>
-        <w:tc>
-          <w:tcPr>
-            <w:tcW w:type="dxa" w:w="576"/>
-            <w:tcMar>
-              <w:top w:w="100" w:type="dxa"/>
-              <w:bottom w:w="100" w:type="dxa"/>
-              <w:left w:w="80" w:type="dxa"/>
-              <w:right w:w="80" w:type="dxa"/>
-            </w:tcMar>
-            <w:shd w:fill="F9FAF8"/>
-          </w:tcPr>
-          <w:p>
-            <w:pPr>
-              <w:jc w:val="center"/>
-            </w:pPr>
-            <w:r>
-              <w:rPr>
-                <w:sz w:val="17"/>
-              </w:rPr>
-              <w:t>18</w:t>
-            </w:r>
-          </w:p>
-        </w:tc>
-        <w:tc>
-          <w:tcPr>
-            <w:tcW w:type="dxa" w:w="3312"/>
-            <w:tcMar>
-              <w:top w:w="100" w:type="dxa"/>
-              <w:bottom w:w="100" w:type="dxa"/>
-              <w:left w:w="80" w:type="dxa"/>
-              <w:right w:w="80" w:type="dxa"/>
-            </w:tcMar>
-            <w:shd w:fill="F9FAF8"/>
-          </w:tcPr>
-          <w:p>
-            <w:r>
-              <w:rPr>
-                <w:b/>
-                <w:sz w:val="17"/>
-              </w:rPr>
-              <w:t>Astrid Carolina Becerra Cordoba</w:t>
-            </w:r>
-          </w:p>
-        </w:tc>
-        <w:tc>
-          <w:tcPr>
-            <w:tcW w:type="dxa" w:w="1728"/>
-            <w:tcMar>
-              <w:top w:w="100" w:type="dxa"/>
-              <w:bottom w:w="100" w:type="dxa"/>
-              <w:left w:w="80" w:type="dxa"/>
-              <w:right w:w="80" w:type="dxa"/>
-            </w:tcMar>
-            <w:shd w:fill="F9FAF8"/>
-          </w:tcPr>
-          <w:p>
-            <w:pPr>
-              <w:jc w:val="center"/>
-            </w:pPr>
-            <w:r>
-              <w:rPr>
-                <w:sz w:val="17"/>
-              </w:rPr>
-              <w:t>1124862386</w:t>
-            </w:r>
-          </w:p>
-        </w:tc>
-        <w:tc>
-          <w:tcPr>
-            <w:tcW w:type="dxa" w:w="1584"/>
-            <w:tcMar>
-              <w:top w:w="100" w:type="dxa"/>
-              <w:bottom w:w="100" w:type="dxa"/>
-              <w:left w:w="80" w:type="dxa"/>
-              <w:right w:w="80" w:type="dxa"/>
-            </w:tcMar>
-            <w:shd w:fill="F9FAF8"/>
-          </w:tcPr>
-          <w:p>
-            <w:pPr>
-              <w:jc w:val="center"/>
-            </w:pPr>
-            <w:r>
-              <w:rPr>
-                <w:sz w:val="17"/>
-              </w:rPr>
               <w:t>3209437670</w:t>
-            </w:r>
-          </w:p>
-        </w:tc>
-        <w:tc>
-          <w:tcPr>
-            <w:tcW w:type="dxa" w:w="2592"/>
-            <w:tcMar>
-              <w:top w:w="100" w:type="dxa"/>
-              <w:bottom w:w="100" w:type="dxa"/>
-              <w:left w:w="80" w:type="dxa"/>
-              <w:right w:w="80" w:type="dxa"/>
-            </w:tcMar>
-            <w:shd w:fill="F9FAF8"/>
-          </w:tcPr>
-          <w:p>
-            <w:pPr>
-              <w:jc w:val="center"/>
-            </w:pPr>
-            <w:r>
-              <w:drawing>
-                <wp:inline xmlns:a="http://schemas.openxmlformats.org/drawingml/2006/main" xmlns:pic="http://schemas.openxmlformats.org/drawingml/2006/picture">
-                  <wp:extent cx="731520" cy="292608"/>
-                  <wp:docPr id="12" name="Picture 12"/>
-                  <wp:cNvGraphicFramePr>
-                    <a:graphicFrameLocks noChangeAspect="1"/>
-                  </wp:cNvGraphicFramePr>
-                  <a:graphic>
-                    <a:graphicData uri="http://schemas.openxmlformats.org/drawingml/2006/picture">
-                      <pic:pic>
-                        <pic:nvPicPr>
-                          <pic:cNvPr id="0" name="image.png"/>
-                          <pic:cNvPicPr/>
-                        </pic:nvPicPr>
-                        <pic:blipFill>
-                          <a:blip r:embed="rId20"/>
-                          <a:stretch>
-                            <a:fillRect/>
-                          </a:stretch>
-                        </pic:blipFill>
-                        <pic:spPr>
-                          <a:xfrm>
-                            <a:off x="0" y="0"/>
-                            <a:ext cx="731520" cy="292608"/>
-                          </a:xfrm>
-                          <a:prstGeom prst="rect"/>
-                        </pic:spPr>
-                      </pic:pic>
-                    </a:graphicData>
-                  </a:graphic>
-                </wp:inline>
-              </w:drawing>
-            </w:r>
-          </w:p>
-        </w:tc>
-      </w:tr>
-      <w:tr>
-        <w:tc>
-          <w:tcPr>
-            <w:tcW w:type="dxa" w:w="576"/>
-            <w:tcMar>
-              <w:top w:w="100" w:type="dxa"/>
-              <w:bottom w:w="100" w:type="dxa"/>
-              <w:left w:w="80" w:type="dxa"/>
-              <w:right w:w="80" w:type="dxa"/>
-            </w:tcMar>
-            <w:shd w:fill="FFFFFF"/>
-          </w:tcPr>
-          <w:p>
-            <w:pPr>
-              <w:jc w:val="center"/>
-            </w:pPr>
-            <w:r>
-              <w:rPr>
-                <w:sz w:val="17"/>
-              </w:rPr>
-              <w:t>19</w:t>
-            </w:r>
-          </w:p>
-        </w:tc>
-        <w:tc>
-          <w:tcPr>
-            <w:tcW w:type="dxa" w:w="3312"/>
-            <w:tcMar>
-              <w:top w:w="100" w:type="dxa"/>
-              <w:bottom w:w="100" w:type="dxa"/>
-              <w:left w:w="80" w:type="dxa"/>
-              <w:right w:w="80" w:type="dxa"/>
-            </w:tcMar>
-            <w:shd w:fill="FFFFFF"/>
-          </w:tcPr>
-          <w:p>
-            <w:r>
-              <w:rPr>
-                <w:b/>
-                <w:sz w:val="17"/>
-              </w:rPr>
-              <w:t>Gladys Hernández</w:t>
-            </w:r>
-          </w:p>
-        </w:tc>
-        <w:tc>
-          <w:tcPr>
-            <w:tcW w:type="dxa" w:w="1728"/>
-            <w:tcMar>
-              <w:top w:w="100" w:type="dxa"/>
-              <w:bottom w:w="100" w:type="dxa"/>
-              <w:left w:w="80" w:type="dxa"/>
-              <w:right w:w="80" w:type="dxa"/>
-            </w:tcMar>
-            <w:shd w:fill="FFFFFF"/>
-          </w:tcPr>
-          <w:p>
-            <w:pPr>
-              <w:jc w:val="center"/>
-            </w:pPr>
-            <w:r>
-              <w:rPr>
-                <w:sz w:val="17"/>
-              </w:rPr>
-              <w:t>28733362</w:t>
-            </w:r>
-          </w:p>
-        </w:tc>
-        <w:tc>
-          <w:tcPr>
-            <w:tcW w:type="dxa" w:w="1584"/>
-            <w:tcMar>
-              <w:top w:w="100" w:type="dxa"/>
-              <w:bottom w:w="100" w:type="dxa"/>
-              <w:left w:w="80" w:type="dxa"/>
-              <w:right w:w="80" w:type="dxa"/>
-            </w:tcMar>
-            <w:shd w:fill="FFFFFF"/>
-          </w:tcPr>
-          <w:p>
-            <w:pPr>
-              <w:jc w:val="center"/>
-            </w:pPr>
-            <w:r>
-              <w:rPr>
-                <w:sz w:val="17"/>
-              </w:rPr>
-              <w:t>3232935781</w:t>
-            </w:r>
-          </w:p>
-        </w:tc>
-        <w:tc>
-          <w:tcPr>
-            <w:tcW w:type="dxa" w:w="2592"/>
-            <w:tcMar>
-              <w:top w:w="100" w:type="dxa"/>
-              <w:bottom w:w="100" w:type="dxa"/>
-              <w:left w:w="80" w:type="dxa"/>
-              <w:right w:w="80" w:type="dxa"/>
-            </w:tcMar>
-            <w:shd w:fill="FFFFFF"/>
-          </w:tcPr>
-          <w:p>
-            <w:pPr>
-              <w:jc w:val="center"/>
-            </w:pPr>
-            <w:r>
-              <w:rPr>
-                <w:color w:val="A0A0A0"/>
-                <w:sz w:val="15"/>
-              </w:rPr>
-              <w:t>____________________</w:t>
-            </w:r>
-          </w:p>
-        </w:tc>
-      </w:tr>
-      <w:tr>
-        <w:tc>
-          <w:tcPr>
-            <w:tcW w:type="dxa" w:w="576"/>
-            <w:tcMar>
-              <w:top w:w="100" w:type="dxa"/>
-              <w:bottom w:w="100" w:type="dxa"/>
-              <w:left w:w="80" w:type="dxa"/>
-              <w:right w:w="80" w:type="dxa"/>
-            </w:tcMar>
-            <w:shd w:fill="F9FAF8"/>
-          </w:tcPr>
-          <w:p>
-            <w:pPr>
-              <w:jc w:val="center"/>
-            </w:pPr>
-            <w:r>
-              <w:rPr>
-                <w:sz w:val="17"/>
-              </w:rPr>
-              <w:t>20</w:t>
-            </w:r>
-          </w:p>
-        </w:tc>
-        <w:tc>
-          <w:tcPr>
-            <w:tcW w:type="dxa" w:w="3312"/>
-            <w:tcMar>
-              <w:top w:w="100" w:type="dxa"/>
-              <w:bottom w:w="100" w:type="dxa"/>
-              <w:left w:w="80" w:type="dxa"/>
-              <w:right w:w="80" w:type="dxa"/>
-            </w:tcMar>
-            <w:shd w:fill="F9FAF8"/>
-          </w:tcPr>
-          <w:p>
-            <w:r>
-              <w:rPr>
-                <w:b/>
-                <w:sz w:val="17"/>
-              </w:rPr>
-              <w:t>Hermes Morales</w:t>
-            </w:r>
-          </w:p>
-        </w:tc>
-        <w:tc>
-          <w:tcPr>
-            <w:tcW w:type="dxa" w:w="1728"/>
-            <w:tcMar>
-              <w:top w:w="100" w:type="dxa"/>
-              <w:bottom w:w="100" w:type="dxa"/>
-              <w:left w:w="80" w:type="dxa"/>
-              <w:right w:w="80" w:type="dxa"/>
-            </w:tcMar>
-            <w:shd w:fill="F9FAF8"/>
-          </w:tcPr>
-          <w:p>
-            <w:pPr>
-              <w:jc w:val="center"/>
-            </w:pPr>
-            <w:r>
-              <w:rPr>
-                <w:sz w:val="17"/>
-              </w:rPr>
-              <w:t>1006003970</w:t>
-            </w:r>
-          </w:p>
-        </w:tc>
-        <w:tc>
-          <w:tcPr>
-            <w:tcW w:type="dxa" w:w="1584"/>
-            <w:tcMar>
-              <w:top w:w="100" w:type="dxa"/>
-              <w:bottom w:w="100" w:type="dxa"/>
-              <w:left w:w="80" w:type="dxa"/>
-              <w:right w:w="80" w:type="dxa"/>
-            </w:tcMar>
-            <w:shd w:fill="F9FAF8"/>
-          </w:tcPr>
-          <w:p>
-            <w:pPr>
-              <w:jc w:val="center"/>
-            </w:pPr>
-            <w:r>
-              <w:rPr>
-                <w:sz w:val="17"/>
-              </w:rPr>
-              <w:t>3204731899</w:t>
-            </w:r>
-          </w:p>
-        </w:tc>
-        <w:tc>
-          <w:tcPr>
-            <w:tcW w:type="dxa" w:w="2592"/>
-            <w:tcMar>
-              <w:top w:w="100" w:type="dxa"/>
-              <w:bottom w:w="100" w:type="dxa"/>
-              <w:left w:w="80" w:type="dxa"/>
-              <w:right w:w="80" w:type="dxa"/>
-            </w:tcMar>
-            <w:shd w:fill="F9FAF8"/>
-          </w:tcPr>
-          <w:p>
-            <w:pPr>
-              <w:jc w:val="center"/>
-            </w:pPr>
-            <w:r>
-              <w:drawing>
-                <wp:inline xmlns:a="http://schemas.openxmlformats.org/drawingml/2006/main" xmlns:pic="http://schemas.openxmlformats.org/drawingml/2006/picture">
-                  <wp:extent cx="877824" cy="292608"/>
-                  <wp:docPr id="13" name="Picture 13"/>
-                  <wp:cNvGraphicFramePr>
-                    <a:graphicFrameLocks noChangeAspect="1"/>
-                  </wp:cNvGraphicFramePr>
-                  <a:graphic>
-                    <a:graphicData uri="http://schemas.openxmlformats.org/drawingml/2006/picture">
-                      <pic:pic>
-                        <pic:nvPicPr>
-                          <pic:cNvPr id="0" name="image.png"/>
-                          <pic:cNvPicPr/>
-                        </pic:nvPicPr>
-                        <pic:blipFill>
-                          <a:blip r:embed="rId21"/>
-                          <a:stretch>
-                            <a:fillRect/>
-                          </a:stretch>
-                        </pic:blipFill>
-                        <pic:spPr>
-                          <a:xfrm>
-                            <a:off x="0" y="0"/>
-                            <a:ext cx="877824" cy="292608"/>
-                          </a:xfrm>
-                          <a:prstGeom prst="rect"/>
-                        </pic:spPr>
-                      </pic:pic>
-                    </a:graphicData>
-                  </a:graphic>
-                </wp:inline>
-              </w:drawing>
-            </w:r>
-          </w:p>
-        </w:tc>
-      </w:tr>
-      <w:tr>
-        <w:tc>
-          <w:tcPr>
-            <w:tcW w:type="dxa" w:w="576"/>
-            <w:tcMar>
-              <w:top w:w="100" w:type="dxa"/>
-              <w:bottom w:w="100" w:type="dxa"/>
-              <w:left w:w="80" w:type="dxa"/>
-              <w:right w:w="80" w:type="dxa"/>
-            </w:tcMar>
-            <w:shd w:fill="FFFFFF"/>
-          </w:tcPr>
-          <w:p>
-            <w:pPr>
-              <w:jc w:val="center"/>
-            </w:pPr>
-            <w:r>
-              <w:rPr>
-                <w:sz w:val="17"/>
-              </w:rPr>
-              <w:t>21</w:t>
-            </w:r>
-          </w:p>
-        </w:tc>
-        <w:tc>
-          <w:tcPr>
-            <w:tcW w:type="dxa" w:w="3312"/>
-            <w:tcMar>
-              <w:top w:w="100" w:type="dxa"/>
-              <w:bottom w:w="100" w:type="dxa"/>
-              <w:left w:w="80" w:type="dxa"/>
-              <w:right w:w="80" w:type="dxa"/>
-            </w:tcMar>
-            <w:shd w:fill="FFFFFF"/>
-          </w:tcPr>
-          <w:p>
-            <w:r>
-              <w:rPr>
-                <w:b/>
-                <w:sz w:val="17"/>
-              </w:rPr>
-              <w:t>solman rojas solarte</w:t>
-            </w:r>
-          </w:p>
-        </w:tc>
-        <w:tc>
-          <w:tcPr>
-            <w:tcW w:type="dxa" w:w="1728"/>
-            <w:tcMar>
-              <w:top w:w="100" w:type="dxa"/>
-              <w:bottom w:w="100" w:type="dxa"/>
-              <w:left w:w="80" w:type="dxa"/>
-              <w:right w:w="80" w:type="dxa"/>
-            </w:tcMar>
-            <w:shd w:fill="FFFFFF"/>
-          </w:tcPr>
-          <w:p>
-            <w:pPr>
-              <w:jc w:val="center"/>
-            </w:pPr>
-            <w:r>
-              <w:rPr>
-                <w:sz w:val="17"/>
-              </w:rPr>
-              <w:t>ELE120201039</w:t>
-            </w:r>
-          </w:p>
-        </w:tc>
-        <w:tc>
-          <w:tcPr>
-            <w:tcW w:type="dxa" w:w="1584"/>
-            <w:tcMar>
-              <w:top w:w="100" w:type="dxa"/>
-              <w:bottom w:w="100" w:type="dxa"/>
-              <w:left w:w="80" w:type="dxa"/>
-              <w:right w:w="80" w:type="dxa"/>
-            </w:tcMar>
-            <w:shd w:fill="FFFFFF"/>
-          </w:tcPr>
-          <w:p>
-            <w:pPr>
-              <w:jc w:val="center"/>
-            </w:pPr>
-            <w:r>
-              <w:rPr>
-                <w:sz w:val="17"/>
-              </w:rPr>
-              <w:t>3224823934</w:t>
             </w:r>
           </w:p>
         </w:tc>
@@ -3086,7 +2622,7 @@
               <w:rPr>
                 <w:sz w:val="17"/>
               </w:rPr>
-              <w:t>22</w:t>
+              <w:t>18</w:t>
             </w:r>
           </w:p>
         </w:tc>
@@ -3107,7 +2643,7 @@
                 <w:b/>
                 <w:sz w:val="17"/>
               </w:rPr>
-              <w:t>JUAN ALEXANDER LUGO</w:t>
+              <w:t>Gladys Hernández</w:t>
             </w:r>
           </w:p>
         </w:tc>
@@ -3130,7 +2666,7 @@
               <w:rPr>
                 <w:sz w:val="17"/>
               </w:rPr>
-              <w:t>83090551</w:t>
+              <w:t>28733362</w:t>
             </w:r>
           </w:p>
         </w:tc>
@@ -3153,7 +2689,7 @@
               <w:rPr>
                 <w:sz w:val="17"/>
               </w:rPr>
-              <w:t>3127103906</w:t>
+              <w:t>3232935781</w:t>
             </w:r>
           </w:p>
         </w:tc>
@@ -3175,7 +2711,7 @@
             <w:r>
               <w:drawing>
                 <wp:inline xmlns:a="http://schemas.openxmlformats.org/drawingml/2006/main" xmlns:pic="http://schemas.openxmlformats.org/drawingml/2006/picture">
-                  <wp:extent cx="809682" cy="292608"/>
+                  <wp:extent cx="731520" cy="292608"/>
                   <wp:docPr id="15" name="Picture 15"/>
                   <wp:cNvGraphicFramePr>
                     <a:graphicFrameLocks noChangeAspect="1"/>
@@ -3196,7 +2732,7 @@
                         <pic:spPr>
                           <a:xfrm>
                             <a:off x="0" y="0"/>
-                            <a:ext cx="809682" cy="292608"/>
+                            <a:ext cx="731520" cy="292608"/>
                           </a:xfrm>
                           <a:prstGeom prst="rect"/>
                         </pic:spPr>
@@ -3229,7 +2765,7 @@
               <w:rPr>
                 <w:sz w:val="17"/>
               </w:rPr>
-              <w:t>23</w:t>
+              <w:t>19</w:t>
             </w:r>
           </w:p>
         </w:tc>
@@ -3250,7 +2786,7 @@
                 <w:b/>
                 <w:sz w:val="17"/>
               </w:rPr>
-              <w:t>Danny Cruz</w:t>
+              <w:t>Hermes Morales</w:t>
             </w:r>
           </w:p>
         </w:tc>
@@ -3273,7 +2809,7 @@
               <w:rPr>
                 <w:sz w:val="17"/>
               </w:rPr>
-              <w:t>ELEC1234</w:t>
+              <w:t>1006003970</w:t>
             </w:r>
           </w:p>
         </w:tc>
@@ -3296,7 +2832,7 @@
               <w:rPr>
                 <w:sz w:val="17"/>
               </w:rPr>
-              <w:t>3225295378</w:t>
+              <w:t>3204731899</w:t>
             </w:r>
           </w:p>
         </w:tc>
@@ -3318,7 +2854,7 @@
             <w:r>
               <w:drawing>
                 <wp:inline xmlns:a="http://schemas.openxmlformats.org/drawingml/2006/main" xmlns:pic="http://schemas.openxmlformats.org/drawingml/2006/picture">
-                  <wp:extent cx="731520" cy="292608"/>
+                  <wp:extent cx="877824" cy="292608"/>
                   <wp:docPr id="16" name="Picture 16"/>
                   <wp:cNvGraphicFramePr>
                     <a:graphicFrameLocks noChangeAspect="1"/>
@@ -3339,7 +2875,7 @@
                         <pic:spPr>
                           <a:xfrm>
                             <a:off x="0" y="0"/>
-                            <a:ext cx="731520" cy="292608"/>
+                            <a:ext cx="877824" cy="292608"/>
                           </a:xfrm>
                           <a:prstGeom prst="rect"/>
                         </pic:spPr>
@@ -3372,7 +2908,7 @@
               <w:rPr>
                 <w:sz w:val="17"/>
               </w:rPr>
-              <w:t>24</w:t>
+              <w:t>20</w:t>
             </w:r>
           </w:p>
         </w:tc>
@@ -3393,7 +2929,7 @@
                 <w:b/>
                 <w:sz w:val="17"/>
               </w:rPr>
-              <w:t>William Ramirez gutierrez</w:t>
+              <w:t>solman rojas solarte</w:t>
             </w:r>
           </w:p>
         </w:tc>
@@ -3416,7 +2952,7 @@
               <w:rPr>
                 <w:sz w:val="17"/>
               </w:rPr>
-              <w:t>11309380</w:t>
+              <w:t>ELE120201039</w:t>
             </w:r>
           </w:p>
         </w:tc>
@@ -3439,7 +2975,7 @@
               <w:rPr>
                 <w:sz w:val="17"/>
               </w:rPr>
-              <w:t>3108181836</w:t>
+              <w:t>3224823934</w:t>
             </w:r>
           </w:p>
         </w:tc>
@@ -3515,7 +3051,7 @@
               <w:rPr>
                 <w:sz w:val="17"/>
               </w:rPr>
-              <w:t>25</w:t>
+              <w:t>21</w:t>
             </w:r>
           </w:p>
         </w:tc>
@@ -3536,7 +3072,7 @@
                 <w:b/>
                 <w:sz w:val="17"/>
               </w:rPr>
-              <w:t>Karen viviana Gaona Vargas</w:t>
+              <w:t>JUAN ALEXANDER LUGO</w:t>
             </w:r>
           </w:p>
         </w:tc>
@@ -3559,7 +3095,7 @@
               <w:rPr>
                 <w:sz w:val="17"/>
               </w:rPr>
-              <w:t>1077866338</w:t>
+              <w:t>83090551</w:t>
             </w:r>
           </w:p>
         </w:tc>
@@ -3582,7 +3118,7 @@
               <w:rPr>
                 <w:sz w:val="17"/>
               </w:rPr>
-              <w:t>3202555302</w:t>
+              <w:t>3127103906</w:t>
             </w:r>
           </w:p>
         </w:tc>
@@ -3602,11 +3138,583 @@
               <w:jc w:val="center"/>
             </w:pPr>
             <w:r>
+              <w:drawing>
+                <wp:inline xmlns:a="http://schemas.openxmlformats.org/drawingml/2006/main" xmlns:pic="http://schemas.openxmlformats.org/drawingml/2006/picture">
+                  <wp:extent cx="809682" cy="292608"/>
+                  <wp:docPr id="18" name="Picture 18"/>
+                  <wp:cNvGraphicFramePr>
+                    <a:graphicFrameLocks noChangeAspect="1"/>
+                  </wp:cNvGraphicFramePr>
+                  <a:graphic>
+                    <a:graphicData uri="http://schemas.openxmlformats.org/drawingml/2006/picture">
+                      <pic:pic>
+                        <pic:nvPicPr>
+                          <pic:cNvPr id="0" name="image.png"/>
+                          <pic:cNvPicPr/>
+                        </pic:nvPicPr>
+                        <pic:blipFill>
+                          <a:blip r:embed="rId26"/>
+                          <a:stretch>
+                            <a:fillRect/>
+                          </a:stretch>
+                        </pic:blipFill>
+                        <pic:spPr>
+                          <a:xfrm>
+                            <a:off x="0" y="0"/>
+                            <a:ext cx="809682" cy="292608"/>
+                          </a:xfrm>
+                          <a:prstGeom prst="rect"/>
+                        </pic:spPr>
+                      </pic:pic>
+                    </a:graphicData>
+                  </a:graphic>
+                </wp:inline>
+              </w:drawing>
+            </w:r>
+          </w:p>
+        </w:tc>
+      </w:tr>
+      <w:tr>
+        <w:tc>
+          <w:tcPr>
+            <w:tcW w:type="dxa" w:w="576"/>
+            <w:tcMar>
+              <w:top w:w="100" w:type="dxa"/>
+              <w:bottom w:w="100" w:type="dxa"/>
+              <w:left w:w="80" w:type="dxa"/>
+              <w:right w:w="80" w:type="dxa"/>
+            </w:tcMar>
+            <w:shd w:fill="F9FAF8"/>
+          </w:tcPr>
+          <w:p>
+            <w:pPr>
+              <w:jc w:val="center"/>
+            </w:pPr>
+            <w:r>
+              <w:rPr>
+                <w:sz w:val="17"/>
+              </w:rPr>
+              <w:t>22</w:t>
+            </w:r>
+          </w:p>
+        </w:tc>
+        <w:tc>
+          <w:tcPr>
+            <w:tcW w:type="dxa" w:w="3312"/>
+            <w:tcMar>
+              <w:top w:w="100" w:type="dxa"/>
+              <w:bottom w:w="100" w:type="dxa"/>
+              <w:left w:w="80" w:type="dxa"/>
+              <w:right w:w="80" w:type="dxa"/>
+            </w:tcMar>
+            <w:shd w:fill="F9FAF8"/>
+          </w:tcPr>
+          <w:p>
+            <w:r>
+              <w:rPr>
+                <w:b/>
+                <w:sz w:val="17"/>
+              </w:rPr>
+              <w:t>Danny Cruz</w:t>
+            </w:r>
+          </w:p>
+        </w:tc>
+        <w:tc>
+          <w:tcPr>
+            <w:tcW w:type="dxa" w:w="1728"/>
+            <w:tcMar>
+              <w:top w:w="100" w:type="dxa"/>
+              <w:bottom w:w="100" w:type="dxa"/>
+              <w:left w:w="80" w:type="dxa"/>
+              <w:right w:w="80" w:type="dxa"/>
+            </w:tcMar>
+            <w:shd w:fill="F9FAF8"/>
+          </w:tcPr>
+          <w:p>
+            <w:pPr>
+              <w:jc w:val="center"/>
+            </w:pPr>
+            <w:r>
+              <w:rPr>
+                <w:sz w:val="17"/>
+              </w:rPr>
+              <w:t>ELEC1234</w:t>
+            </w:r>
+          </w:p>
+        </w:tc>
+        <w:tc>
+          <w:tcPr>
+            <w:tcW w:type="dxa" w:w="1584"/>
+            <w:tcMar>
+              <w:top w:w="100" w:type="dxa"/>
+              <w:bottom w:w="100" w:type="dxa"/>
+              <w:left w:w="80" w:type="dxa"/>
+              <w:right w:w="80" w:type="dxa"/>
+            </w:tcMar>
+            <w:shd w:fill="F9FAF8"/>
+          </w:tcPr>
+          <w:p>
+            <w:pPr>
+              <w:jc w:val="center"/>
+            </w:pPr>
+            <w:r>
+              <w:rPr>
+                <w:sz w:val="17"/>
+              </w:rPr>
+              <w:t>3225295378</w:t>
+            </w:r>
+          </w:p>
+        </w:tc>
+        <w:tc>
+          <w:tcPr>
+            <w:tcW w:type="dxa" w:w="2592"/>
+            <w:tcMar>
+              <w:top w:w="100" w:type="dxa"/>
+              <w:bottom w:w="100" w:type="dxa"/>
+              <w:left w:w="80" w:type="dxa"/>
+              <w:right w:w="80" w:type="dxa"/>
+            </w:tcMar>
+            <w:shd w:fill="F9FAF8"/>
+          </w:tcPr>
+          <w:p>
+            <w:pPr>
+              <w:jc w:val="center"/>
+            </w:pPr>
+            <w:r>
+              <w:drawing>
+                <wp:inline xmlns:a="http://schemas.openxmlformats.org/drawingml/2006/main" xmlns:pic="http://schemas.openxmlformats.org/drawingml/2006/picture">
+                  <wp:extent cx="731520" cy="292608"/>
+                  <wp:docPr id="19" name="Picture 19"/>
+                  <wp:cNvGraphicFramePr>
+                    <a:graphicFrameLocks noChangeAspect="1"/>
+                  </wp:cNvGraphicFramePr>
+                  <a:graphic>
+                    <a:graphicData uri="http://schemas.openxmlformats.org/drawingml/2006/picture">
+                      <pic:pic>
+                        <pic:nvPicPr>
+                          <pic:cNvPr id="0" name="image.png"/>
+                          <pic:cNvPicPr/>
+                        </pic:nvPicPr>
+                        <pic:blipFill>
+                          <a:blip r:embed="rId27"/>
+                          <a:stretch>
+                            <a:fillRect/>
+                          </a:stretch>
+                        </pic:blipFill>
+                        <pic:spPr>
+                          <a:xfrm>
+                            <a:off x="0" y="0"/>
+                            <a:ext cx="731520" cy="292608"/>
+                          </a:xfrm>
+                          <a:prstGeom prst="rect"/>
+                        </pic:spPr>
+                      </pic:pic>
+                    </a:graphicData>
+                  </a:graphic>
+                </wp:inline>
+              </w:drawing>
+            </w:r>
+          </w:p>
+        </w:tc>
+      </w:tr>
+      <w:tr>
+        <w:tc>
+          <w:tcPr>
+            <w:tcW w:type="dxa" w:w="576"/>
+            <w:tcMar>
+              <w:top w:w="100" w:type="dxa"/>
+              <w:bottom w:w="100" w:type="dxa"/>
+              <w:left w:w="80" w:type="dxa"/>
+              <w:right w:w="80" w:type="dxa"/>
+            </w:tcMar>
+            <w:shd w:fill="FFFFFF"/>
+          </w:tcPr>
+          <w:p>
+            <w:pPr>
+              <w:jc w:val="center"/>
+            </w:pPr>
+            <w:r>
+              <w:rPr>
+                <w:sz w:val="17"/>
+              </w:rPr>
+              <w:t>23</w:t>
+            </w:r>
+          </w:p>
+        </w:tc>
+        <w:tc>
+          <w:tcPr>
+            <w:tcW w:type="dxa" w:w="3312"/>
+            <w:tcMar>
+              <w:top w:w="100" w:type="dxa"/>
+              <w:bottom w:w="100" w:type="dxa"/>
+              <w:left w:w="80" w:type="dxa"/>
+              <w:right w:w="80" w:type="dxa"/>
+            </w:tcMar>
+            <w:shd w:fill="FFFFFF"/>
+          </w:tcPr>
+          <w:p>
+            <w:r>
+              <w:rPr>
+                <w:b/>
+                <w:sz w:val="17"/>
+              </w:rPr>
+              <w:t>William Ramirez gutierrez</w:t>
+            </w:r>
+          </w:p>
+        </w:tc>
+        <w:tc>
+          <w:tcPr>
+            <w:tcW w:type="dxa" w:w="1728"/>
+            <w:tcMar>
+              <w:top w:w="100" w:type="dxa"/>
+              <w:bottom w:w="100" w:type="dxa"/>
+              <w:left w:w="80" w:type="dxa"/>
+              <w:right w:w="80" w:type="dxa"/>
+            </w:tcMar>
+            <w:shd w:fill="FFFFFF"/>
+          </w:tcPr>
+          <w:p>
+            <w:pPr>
+              <w:jc w:val="center"/>
+            </w:pPr>
+            <w:r>
+              <w:rPr>
+                <w:sz w:val="17"/>
+              </w:rPr>
+              <w:t>11309380</w:t>
+            </w:r>
+          </w:p>
+        </w:tc>
+        <w:tc>
+          <w:tcPr>
+            <w:tcW w:type="dxa" w:w="1584"/>
+            <w:tcMar>
+              <w:top w:w="100" w:type="dxa"/>
+              <w:bottom w:w="100" w:type="dxa"/>
+              <w:left w:w="80" w:type="dxa"/>
+              <w:right w:w="80" w:type="dxa"/>
+            </w:tcMar>
+            <w:shd w:fill="FFFFFF"/>
+          </w:tcPr>
+          <w:p>
+            <w:pPr>
+              <w:jc w:val="center"/>
+            </w:pPr>
+            <w:r>
+              <w:rPr>
+                <w:sz w:val="17"/>
+              </w:rPr>
+              <w:t>3108181836</w:t>
+            </w:r>
+          </w:p>
+        </w:tc>
+        <w:tc>
+          <w:tcPr>
+            <w:tcW w:type="dxa" w:w="2592"/>
+            <w:tcMar>
+              <w:top w:w="100" w:type="dxa"/>
+              <w:bottom w:w="100" w:type="dxa"/>
+              <w:left w:w="80" w:type="dxa"/>
+              <w:right w:w="80" w:type="dxa"/>
+            </w:tcMar>
+            <w:shd w:fill="FFFFFF"/>
+          </w:tcPr>
+          <w:p>
+            <w:pPr>
+              <w:jc w:val="center"/>
+            </w:pPr>
+            <w:r>
+              <w:drawing>
+                <wp:inline xmlns:a="http://schemas.openxmlformats.org/drawingml/2006/main" xmlns:pic="http://schemas.openxmlformats.org/drawingml/2006/picture">
+                  <wp:extent cx="731520" cy="292608"/>
+                  <wp:docPr id="20" name="Picture 20"/>
+                  <wp:cNvGraphicFramePr>
+                    <a:graphicFrameLocks noChangeAspect="1"/>
+                  </wp:cNvGraphicFramePr>
+                  <a:graphic>
+                    <a:graphicData uri="http://schemas.openxmlformats.org/drawingml/2006/picture">
+                      <pic:pic>
+                        <pic:nvPicPr>
+                          <pic:cNvPr id="0" name="image.png"/>
+                          <pic:cNvPicPr/>
+                        </pic:nvPicPr>
+                        <pic:blipFill>
+                          <a:blip r:embed="rId28"/>
+                          <a:stretch>
+                            <a:fillRect/>
+                          </a:stretch>
+                        </pic:blipFill>
+                        <pic:spPr>
+                          <a:xfrm>
+                            <a:off x="0" y="0"/>
+                            <a:ext cx="731520" cy="292608"/>
+                          </a:xfrm>
+                          <a:prstGeom prst="rect"/>
+                        </pic:spPr>
+                      </pic:pic>
+                    </a:graphicData>
+                  </a:graphic>
+                </wp:inline>
+              </w:drawing>
+            </w:r>
+          </w:p>
+        </w:tc>
+      </w:tr>
+      <w:tr>
+        <w:tc>
+          <w:tcPr>
+            <w:tcW w:type="dxa" w:w="576"/>
+            <w:tcMar>
+              <w:top w:w="100" w:type="dxa"/>
+              <w:bottom w:w="100" w:type="dxa"/>
+              <w:left w:w="80" w:type="dxa"/>
+              <w:right w:w="80" w:type="dxa"/>
+            </w:tcMar>
+            <w:shd w:fill="F9FAF8"/>
+          </w:tcPr>
+          <w:p>
+            <w:pPr>
+              <w:jc w:val="center"/>
+            </w:pPr>
+            <w:r>
+              <w:rPr>
+                <w:sz w:val="17"/>
+              </w:rPr>
+              <w:t>24</w:t>
+            </w:r>
+          </w:p>
+        </w:tc>
+        <w:tc>
+          <w:tcPr>
+            <w:tcW w:type="dxa" w:w="3312"/>
+            <w:tcMar>
+              <w:top w:w="100" w:type="dxa"/>
+              <w:bottom w:w="100" w:type="dxa"/>
+              <w:left w:w="80" w:type="dxa"/>
+              <w:right w:w="80" w:type="dxa"/>
+            </w:tcMar>
+            <w:shd w:fill="F9FAF8"/>
+          </w:tcPr>
+          <w:p>
+            <w:r>
+              <w:rPr>
+                <w:b/>
+                <w:sz w:val="17"/>
+              </w:rPr>
+              <w:t>Karen viviana Gaona vargas</w:t>
+            </w:r>
+          </w:p>
+        </w:tc>
+        <w:tc>
+          <w:tcPr>
+            <w:tcW w:type="dxa" w:w="1728"/>
+            <w:tcMar>
+              <w:top w:w="100" w:type="dxa"/>
+              <w:bottom w:w="100" w:type="dxa"/>
+              <w:left w:w="80" w:type="dxa"/>
+              <w:right w:w="80" w:type="dxa"/>
+            </w:tcMar>
+            <w:shd w:fill="F9FAF8"/>
+          </w:tcPr>
+          <w:p>
+            <w:pPr>
+              <w:jc w:val="center"/>
+            </w:pPr>
+            <w:r>
+              <w:rPr>
+                <w:sz w:val="17"/>
+              </w:rPr>
+              <w:t>1077866338</w:t>
+            </w:r>
+          </w:p>
+        </w:tc>
+        <w:tc>
+          <w:tcPr>
+            <w:tcW w:type="dxa" w:w="1584"/>
+            <w:tcMar>
+              <w:top w:w="100" w:type="dxa"/>
+              <w:bottom w:w="100" w:type="dxa"/>
+              <w:left w:w="80" w:type="dxa"/>
+              <w:right w:w="80" w:type="dxa"/>
+            </w:tcMar>
+            <w:shd w:fill="F9FAF8"/>
+          </w:tcPr>
+          <w:p>
+            <w:pPr>
+              <w:jc w:val="center"/>
+            </w:pPr>
+            <w:r>
+              <w:rPr>
+                <w:sz w:val="17"/>
+              </w:rPr>
+              <w:t>3202555302</w:t>
+            </w:r>
+          </w:p>
+        </w:tc>
+        <w:tc>
+          <w:tcPr>
+            <w:tcW w:type="dxa" w:w="2592"/>
+            <w:tcMar>
+              <w:top w:w="100" w:type="dxa"/>
+              <w:bottom w:w="100" w:type="dxa"/>
+              <w:left w:w="80" w:type="dxa"/>
+              <w:right w:w="80" w:type="dxa"/>
+            </w:tcMar>
+            <w:shd w:fill="F9FAF8"/>
+          </w:tcPr>
+          <w:p>
+            <w:pPr>
+              <w:jc w:val="center"/>
+            </w:pPr>
+            <w:r>
               <w:rPr>
                 <w:color w:val="A0A0A0"/>
                 <w:sz w:val="15"/>
               </w:rPr>
               <w:t>____________________</w:t>
+            </w:r>
+          </w:p>
+        </w:tc>
+      </w:tr>
+      <w:tr>
+        <w:tc>
+          <w:tcPr>
+            <w:tcW w:type="dxa" w:w="576"/>
+            <w:tcMar>
+              <w:top w:w="100" w:type="dxa"/>
+              <w:bottom w:w="100" w:type="dxa"/>
+              <w:left w:w="80" w:type="dxa"/>
+              <w:right w:w="80" w:type="dxa"/>
+            </w:tcMar>
+            <w:shd w:fill="FFFFFF"/>
+          </w:tcPr>
+          <w:p>
+            <w:pPr>
+              <w:jc w:val="center"/>
+            </w:pPr>
+            <w:r>
+              <w:rPr>
+                <w:sz w:val="17"/>
+              </w:rPr>
+              <w:t>25</w:t>
+            </w:r>
+          </w:p>
+        </w:tc>
+        <w:tc>
+          <w:tcPr>
+            <w:tcW w:type="dxa" w:w="3312"/>
+            <w:tcMar>
+              <w:top w:w="100" w:type="dxa"/>
+              <w:bottom w:w="100" w:type="dxa"/>
+              <w:left w:w="80" w:type="dxa"/>
+              <w:right w:w="80" w:type="dxa"/>
+            </w:tcMar>
+            <w:shd w:fill="FFFFFF"/>
+          </w:tcPr>
+          <w:p>
+            <w:r>
+              <w:rPr>
+                <w:b/>
+                <w:sz w:val="17"/>
+              </w:rPr>
+              <w:t>Alvaro Andrés González albañil</w:t>
+            </w:r>
+          </w:p>
+        </w:tc>
+        <w:tc>
+          <w:tcPr>
+            <w:tcW w:type="dxa" w:w="1728"/>
+            <w:tcMar>
+              <w:top w:w="100" w:type="dxa"/>
+              <w:bottom w:w="100" w:type="dxa"/>
+              <w:left w:w="80" w:type="dxa"/>
+              <w:right w:w="80" w:type="dxa"/>
+            </w:tcMar>
+            <w:shd w:fill="FFFFFF"/>
+          </w:tcPr>
+          <w:p>
+            <w:pPr>
+              <w:jc w:val="center"/>
+            </w:pPr>
+            <w:r>
+              <w:rPr>
+                <w:sz w:val="17"/>
+              </w:rPr>
+              <w:t>ELE0120242022</w:t>
+            </w:r>
+          </w:p>
+        </w:tc>
+        <w:tc>
+          <w:tcPr>
+            <w:tcW w:type="dxa" w:w="1584"/>
+            <w:tcMar>
+              <w:top w:w="100" w:type="dxa"/>
+              <w:bottom w:w="100" w:type="dxa"/>
+              <w:left w:w="80" w:type="dxa"/>
+              <w:right w:w="80" w:type="dxa"/>
+            </w:tcMar>
+            <w:shd w:fill="FFFFFF"/>
+          </w:tcPr>
+          <w:p>
+            <w:pPr>
+              <w:jc w:val="center"/>
+            </w:pPr>
+            <w:r>
+              <w:rPr>
+                <w:sz w:val="17"/>
+              </w:rPr>
+              <w:t>3176543168</w:t>
+            </w:r>
+          </w:p>
+        </w:tc>
+        <w:tc>
+          <w:tcPr>
+            <w:tcW w:type="dxa" w:w="2592"/>
+            <w:tcMar>
+              <w:top w:w="100" w:type="dxa"/>
+              <w:bottom w:w="100" w:type="dxa"/>
+              <w:left w:w="80" w:type="dxa"/>
+              <w:right w:w="80" w:type="dxa"/>
+            </w:tcMar>
+            <w:shd w:fill="FFFFFF"/>
+          </w:tcPr>
+          <w:p>
+            <w:pPr>
+              <w:jc w:val="center"/>
+            </w:pPr>
+            <w:r>
+              <w:drawing>
+                <wp:inline xmlns:a="http://schemas.openxmlformats.org/drawingml/2006/main" xmlns:pic="http://schemas.openxmlformats.org/drawingml/2006/picture">
+                  <wp:extent cx="731520" cy="292608"/>
+                  <wp:docPr id="21" name="Picture 21"/>
+                  <wp:cNvGraphicFramePr>
+                    <a:graphicFrameLocks noChangeAspect="1"/>
+                  </wp:cNvGraphicFramePr>
+                  <a:graphic>
+                    <a:graphicData uri="http://schemas.openxmlformats.org/drawingml/2006/picture">
+                      <pic:pic>
+                        <pic:nvPicPr>
+                          <pic:cNvPr id="0" name="image.png"/>
+                          <pic:cNvPicPr/>
+                        </pic:nvPicPr>
+                        <pic:blipFill>
+                          <a:blip r:embed="rId29"/>
+                          <a:stretch>
+                            <a:fillRect/>
+                          </a:stretch>
+                        </pic:blipFill>
+                        <pic:spPr>
+                          <a:xfrm>
+                            <a:off x="0" y="0"/>
+                            <a:ext cx="731520" cy="292608"/>
+                          </a:xfrm>
+                          <a:prstGeom prst="rect"/>
+                        </pic:spPr>
+                      </pic:pic>
+                    </a:graphicData>
+                  </a:graphic>
+                </wp:inline>
+              </w:drawing>
             </w:r>
           </w:p>
         </w:tc>
@@ -3652,7 +3760,7 @@
                 <w:b/>
                 <w:sz w:val="17"/>
               </w:rPr>
-              <w:t>Alvaro Andrés González albañil</w:t>
+              <w:t>Daniel Andres Quintero Sandoval</w:t>
             </w:r>
           </w:p>
         </w:tc>
@@ -3675,7 +3783,7 @@
               <w:rPr>
                 <w:sz w:val="17"/>
               </w:rPr>
-              <w:t>ELE0120242022</w:t>
+              <w:t>1130657578</w:t>
             </w:r>
           </w:p>
         </w:tc>
@@ -3698,7 +3806,7 @@
               <w:rPr>
                 <w:sz w:val="17"/>
               </w:rPr>
-              <w:t>3176543168</w:t>
+              <w:t>3124805685</w:t>
             </w:r>
           </w:p>
         </w:tc>
@@ -3721,7 +3829,7 @@
               <w:drawing>
                 <wp:inline xmlns:a="http://schemas.openxmlformats.org/drawingml/2006/main" xmlns:pic="http://schemas.openxmlformats.org/drawingml/2006/picture">
                   <wp:extent cx="731520" cy="292608"/>
-                  <wp:docPr id="18" name="Picture 18"/>
+                  <wp:docPr id="22" name="Picture 22"/>
                   <wp:cNvGraphicFramePr>
                     <a:graphicFrameLocks noChangeAspect="1"/>
                   </wp:cNvGraphicFramePr>
@@ -3733,7 +3841,7 @@
                           <pic:cNvPicPr/>
                         </pic:nvPicPr>
                         <pic:blipFill>
-                          <a:blip r:embed="rId26"/>
+                          <a:blip r:embed="rId30"/>
                           <a:stretch>
                             <a:fillRect/>
                           </a:stretch>
@@ -3864,7 +3972,7 @@
               <w:drawing>
                 <wp:inline xmlns:a="http://schemas.openxmlformats.org/drawingml/2006/main" xmlns:pic="http://schemas.openxmlformats.org/drawingml/2006/picture">
                   <wp:extent cx="731520" cy="292608"/>
-                  <wp:docPr id="19" name="Picture 19"/>
+                  <wp:docPr id="23" name="Picture 23"/>
                   <wp:cNvGraphicFramePr>
                     <a:graphicFrameLocks noChangeAspect="1"/>
                   </wp:cNvGraphicFramePr>
@@ -3876,7 +3984,7 @@
                           <pic:cNvPicPr/>
                         </pic:nvPicPr>
                         <pic:blipFill>
-                          <a:blip r:embed="rId27"/>
+                          <a:blip r:embed="rId31"/>
                           <a:stretch>
                             <a:fillRect/>
                           </a:stretch>
@@ -4120,11 +4228,38 @@
               <w:jc w:val="center"/>
             </w:pPr>
             <w:r>
-              <w:rPr>
-                <w:color w:val="A0A0A0"/>
-                <w:sz w:val="15"/>
-              </w:rPr>
-              <w:t>____________________</w:t>
+              <w:drawing>
+                <wp:inline xmlns:a="http://schemas.openxmlformats.org/drawingml/2006/main" xmlns:pic="http://schemas.openxmlformats.org/drawingml/2006/picture">
+                  <wp:extent cx="731520" cy="292608"/>
+                  <wp:docPr id="24" name="Picture 24"/>
+                  <wp:cNvGraphicFramePr>
+                    <a:graphicFrameLocks noChangeAspect="1"/>
+                  </wp:cNvGraphicFramePr>
+                  <a:graphic>
+                    <a:graphicData uri="http://schemas.openxmlformats.org/drawingml/2006/picture">
+                      <pic:pic>
+                        <pic:nvPicPr>
+                          <pic:cNvPr id="0" name="image.png"/>
+                          <pic:cNvPicPr/>
+                        </pic:nvPicPr>
+                        <pic:blipFill>
+                          <a:blip r:embed="rId32"/>
+                          <a:stretch>
+                            <a:fillRect/>
+                          </a:stretch>
+                        </pic:blipFill>
+                        <pic:spPr>
+                          <a:xfrm>
+                            <a:off x="0" y="0"/>
+                            <a:ext cx="731520" cy="292608"/>
+                          </a:xfrm>
+                          <a:prstGeom prst="rect"/>
+                        </pic:spPr>
+                      </pic:pic>
+                    </a:graphicData>
+                  </a:graphic>
+                </wp:inline>
+              </w:drawing>
             </w:r>
           </w:p>
         </w:tc>
@@ -4239,7 +4374,7 @@
               <w:drawing>
                 <wp:inline xmlns:a="http://schemas.openxmlformats.org/drawingml/2006/main" xmlns:pic="http://schemas.openxmlformats.org/drawingml/2006/picture">
                   <wp:extent cx="810668" cy="292608"/>
-                  <wp:docPr id="20" name="Picture 20"/>
+                  <wp:docPr id="25" name="Picture 25"/>
                   <wp:cNvGraphicFramePr>
                     <a:graphicFrameLocks noChangeAspect="1"/>
                   </wp:cNvGraphicFramePr>
@@ -4251,7 +4386,7 @@
                           <pic:cNvPicPr/>
                         </pic:nvPicPr>
                         <pic:blipFill>
-                          <a:blip r:embed="rId28"/>
+                          <a:blip r:embed="rId33"/>
                           <a:stretch>
                             <a:fillRect/>
                           </a:stretch>
@@ -4382,7 +4517,7 @@
               <w:drawing>
                 <wp:inline xmlns:a="http://schemas.openxmlformats.org/drawingml/2006/main" xmlns:pic="http://schemas.openxmlformats.org/drawingml/2006/picture">
                   <wp:extent cx="812889" cy="292608"/>
-                  <wp:docPr id="21" name="Picture 21"/>
+                  <wp:docPr id="26" name="Picture 26"/>
                   <wp:cNvGraphicFramePr>
                     <a:graphicFrameLocks noChangeAspect="1"/>
                   </wp:cNvGraphicFramePr>
@@ -4394,7 +4529,7 @@
                           <pic:cNvPicPr/>
                         </pic:nvPicPr>
                         <pic:blipFill>
-                          <a:blip r:embed="rId29"/>
+                          <a:blip r:embed="rId34"/>
                           <a:stretch>
                             <a:fillRect/>
                           </a:stretch>
@@ -4525,7 +4660,7 @@
               <w:drawing>
                 <wp:inline xmlns:a="http://schemas.openxmlformats.org/drawingml/2006/main" xmlns:pic="http://schemas.openxmlformats.org/drawingml/2006/picture">
                   <wp:extent cx="2006248" cy="292608"/>
-                  <wp:docPr id="22" name="Picture 22"/>
+                  <wp:docPr id="27" name="Picture 27"/>
                   <wp:cNvGraphicFramePr>
                     <a:graphicFrameLocks noChangeAspect="1"/>
                   </wp:cNvGraphicFramePr>
@@ -4537,7 +4672,7 @@
                           <pic:cNvPicPr/>
                         </pic:nvPicPr>
                         <pic:blipFill>
-                          <a:blip r:embed="rId30"/>
+                          <a:blip r:embed="rId35"/>
                           <a:stretch>
                             <a:fillRect/>
                           </a:stretch>
@@ -4668,7 +4803,7 @@
               <w:drawing>
                 <wp:inline xmlns:a="http://schemas.openxmlformats.org/drawingml/2006/main" xmlns:pic="http://schemas.openxmlformats.org/drawingml/2006/picture">
                   <wp:extent cx="1366360" cy="292608"/>
-                  <wp:docPr id="23" name="Picture 23"/>
+                  <wp:docPr id="28" name="Picture 28"/>
                   <wp:cNvGraphicFramePr>
                     <a:graphicFrameLocks noChangeAspect="1"/>
                   </wp:cNvGraphicFramePr>
@@ -4680,7 +4815,7 @@
                           <pic:cNvPicPr/>
                         </pic:nvPicPr>
                         <pic:blipFill>
-                          <a:blip r:embed="rId31"/>
+                          <a:blip r:embed="rId36"/>
                           <a:stretch>
                             <a:fillRect/>
                           </a:stretch>
@@ -4811,7 +4946,7 @@
               <w:drawing>
                 <wp:inline xmlns:a="http://schemas.openxmlformats.org/drawingml/2006/main" xmlns:pic="http://schemas.openxmlformats.org/drawingml/2006/picture">
                   <wp:extent cx="731520" cy="292608"/>
-                  <wp:docPr id="24" name="Picture 24"/>
+                  <wp:docPr id="29" name="Picture 29"/>
                   <wp:cNvGraphicFramePr>
                     <a:graphicFrameLocks noChangeAspect="1"/>
                   </wp:cNvGraphicFramePr>
@@ -4823,7 +4958,7 @@
                           <pic:cNvPicPr/>
                         </pic:nvPicPr>
                         <pic:blipFill>
-                          <a:blip r:embed="rId32"/>
+                          <a:blip r:embed="rId37"/>
                           <a:stretch>
                             <a:fillRect/>
                           </a:stretch>
@@ -4951,11 +5086,38 @@
               <w:jc w:val="center"/>
             </w:pPr>
             <w:r>
-              <w:rPr>
-                <w:color w:val="A0A0A0"/>
-                <w:sz w:val="15"/>
-              </w:rPr>
-              <w:t>____________________</w:t>
+              <w:drawing>
+                <wp:inline xmlns:a="http://schemas.openxmlformats.org/drawingml/2006/main" xmlns:pic="http://schemas.openxmlformats.org/drawingml/2006/picture">
+                  <wp:extent cx="731520" cy="292608"/>
+                  <wp:docPr id="30" name="Picture 30"/>
+                  <wp:cNvGraphicFramePr>
+                    <a:graphicFrameLocks noChangeAspect="1"/>
+                  </wp:cNvGraphicFramePr>
+                  <a:graphic>
+                    <a:graphicData uri="http://schemas.openxmlformats.org/drawingml/2006/picture">
+                      <pic:pic>
+                        <pic:nvPicPr>
+                          <pic:cNvPr id="0" name="image.png"/>
+                          <pic:cNvPicPr/>
+                        </pic:nvPicPr>
+                        <pic:blipFill>
+                          <a:blip r:embed="rId38"/>
+                          <a:stretch>
+                            <a:fillRect/>
+                          </a:stretch>
+                        </pic:blipFill>
+                        <pic:spPr>
+                          <a:xfrm>
+                            <a:off x="0" y="0"/>
+                            <a:ext cx="731520" cy="292608"/>
+                          </a:xfrm>
+                          <a:prstGeom prst="rect"/>
+                        </pic:spPr>
+                      </pic:pic>
+                    </a:graphicData>
+                  </a:graphic>
+                </wp:inline>
+              </w:drawing>
             </w:r>
           </w:p>
         </w:tc>
@@ -5070,7 +5232,7 @@
               <w:drawing>
                 <wp:inline xmlns:a="http://schemas.openxmlformats.org/drawingml/2006/main" xmlns:pic="http://schemas.openxmlformats.org/drawingml/2006/picture">
                   <wp:extent cx="1370333" cy="292608"/>
-                  <wp:docPr id="25" name="Picture 25"/>
+                  <wp:docPr id="31" name="Picture 31"/>
                   <wp:cNvGraphicFramePr>
                     <a:graphicFrameLocks noChangeAspect="1"/>
                   </wp:cNvGraphicFramePr>
@@ -5082,7 +5244,7 @@
                           <pic:cNvPicPr/>
                         </pic:nvPicPr>
                         <pic:blipFill>
-                          <a:blip r:embed="rId33"/>
+                          <a:blip r:embed="rId39"/>
                           <a:stretch>
                             <a:fillRect/>
                           </a:stretch>
@@ -5213,7 +5375,7 @@
               <w:drawing>
                 <wp:inline xmlns:a="http://schemas.openxmlformats.org/drawingml/2006/main" xmlns:pic="http://schemas.openxmlformats.org/drawingml/2006/picture">
                   <wp:extent cx="809682" cy="292608"/>
-                  <wp:docPr id="26" name="Picture 26"/>
+                  <wp:docPr id="32" name="Picture 32"/>
                   <wp:cNvGraphicFramePr>
                     <a:graphicFrameLocks noChangeAspect="1"/>
                   </wp:cNvGraphicFramePr>
@@ -5225,7 +5387,7 @@
                           <pic:cNvPicPr/>
                         </pic:nvPicPr>
                         <pic:blipFill>
-                          <a:blip r:embed="rId34"/>
+                          <a:blip r:embed="rId40"/>
                           <a:stretch>
                             <a:fillRect/>
                           </a:stretch>
@@ -5356,7 +5518,7 @@
               <w:drawing>
                 <wp:inline xmlns:a="http://schemas.openxmlformats.org/drawingml/2006/main" xmlns:pic="http://schemas.openxmlformats.org/drawingml/2006/picture">
                   <wp:extent cx="731520" cy="292608"/>
-                  <wp:docPr id="27" name="Picture 27"/>
+                  <wp:docPr id="33" name="Picture 33"/>
                   <wp:cNvGraphicFramePr>
                     <a:graphicFrameLocks noChangeAspect="1"/>
                   </wp:cNvGraphicFramePr>
@@ -5368,7 +5530,7 @@
                           <pic:cNvPicPr/>
                         </pic:nvPicPr>
                         <pic:blipFill>
-                          <a:blip r:embed="rId35"/>
+                          <a:blip r:embed="rId41"/>
                           <a:stretch>
                             <a:fillRect/>
                           </a:stretch>
@@ -5499,7 +5661,7 @@
               <w:drawing>
                 <wp:inline xmlns:a="http://schemas.openxmlformats.org/drawingml/2006/main" xmlns:pic="http://schemas.openxmlformats.org/drawingml/2006/picture">
                   <wp:extent cx="731520" cy="292608"/>
-                  <wp:docPr id="28" name="Picture 28"/>
+                  <wp:docPr id="34" name="Picture 34"/>
                   <wp:cNvGraphicFramePr>
                     <a:graphicFrameLocks noChangeAspect="1"/>
                   </wp:cNvGraphicFramePr>
@@ -5511,7 +5673,7 @@
                           <pic:cNvPicPr/>
                         </pic:nvPicPr>
                         <pic:blipFill>
-                          <a:blip r:embed="rId36"/>
+                          <a:blip r:embed="rId42"/>
                           <a:stretch>
                             <a:fillRect/>
                           </a:stretch>
@@ -5642,7 +5804,7 @@
               <w:drawing>
                 <wp:inline xmlns:a="http://schemas.openxmlformats.org/drawingml/2006/main" xmlns:pic="http://schemas.openxmlformats.org/drawingml/2006/picture">
                   <wp:extent cx="731520" cy="292608"/>
-                  <wp:docPr id="29" name="Picture 29"/>
+                  <wp:docPr id="35" name="Picture 35"/>
                   <wp:cNvGraphicFramePr>
                     <a:graphicFrameLocks noChangeAspect="1"/>
                   </wp:cNvGraphicFramePr>
@@ -5654,7 +5816,7 @@
                           <pic:cNvPicPr/>
                         </pic:nvPicPr>
                         <pic:blipFill>
-                          <a:blip r:embed="rId37"/>
+                          <a:blip r:embed="rId43"/>
                           <a:stretch>
                             <a:fillRect/>
                           </a:stretch>
@@ -5785,7 +5947,7 @@
               <w:drawing>
                 <wp:inline xmlns:a="http://schemas.openxmlformats.org/drawingml/2006/main" xmlns:pic="http://schemas.openxmlformats.org/drawingml/2006/picture">
                   <wp:extent cx="731520" cy="292608"/>
-                  <wp:docPr id="30" name="Picture 30"/>
+                  <wp:docPr id="36" name="Picture 36"/>
                   <wp:cNvGraphicFramePr>
                     <a:graphicFrameLocks noChangeAspect="1"/>
                   </wp:cNvGraphicFramePr>
@@ -5797,7 +5959,7 @@
                           <pic:cNvPicPr/>
                         </pic:nvPicPr>
                         <pic:blipFill>
-                          <a:blip r:embed="rId38"/>
+                          <a:blip r:embed="rId44"/>
                           <a:stretch>
                             <a:fillRect/>
                           </a:stretch>
@@ -5928,7 +6090,7 @@
               <w:drawing>
                 <wp:inline xmlns:a="http://schemas.openxmlformats.org/drawingml/2006/main" xmlns:pic="http://schemas.openxmlformats.org/drawingml/2006/picture">
                   <wp:extent cx="731520" cy="292608"/>
-                  <wp:docPr id="31" name="Picture 31"/>
+                  <wp:docPr id="37" name="Picture 37"/>
                   <wp:cNvGraphicFramePr>
                     <a:graphicFrameLocks noChangeAspect="1"/>
                   </wp:cNvGraphicFramePr>
@@ -5940,7 +6102,7 @@
                           <pic:cNvPicPr/>
                         </pic:nvPicPr>
                         <pic:blipFill>
-                          <a:blip r:embed="rId39"/>
+                          <a:blip r:embed="rId45"/>
                           <a:stretch>
                             <a:fillRect/>
                           </a:stretch>

--- a/cartas_solicitud/Carta_Solicitud_ELE0300742_ANALISIS_DE_SISTEMAS_DE_POTENCIA.docx
+++ b/cartas_solicitud/Carta_Solicitud_ELE0300742_ANALISIS_DE_SISTEMAS_DE_POTENCIA.docx
@@ -6135,9 +6135,70 @@
         <w:t>Atentamente,</w:t>
         <w:br/>
         <w:br/>
-        <w:t>ESTUDIANTES SOLICITANTES DE INGENIERÍA ELÉCTRICA</w:t>
+      </w:r>
+      <w:r>
+        <w:drawing>
+          <wp:inline xmlns:a="http://schemas.openxmlformats.org/drawingml/2006/main" xmlns:pic="http://schemas.openxmlformats.org/drawingml/2006/picture">
+            <wp:extent cx="1214524" cy="438912"/>
+            <wp:docPr id="38" name="Picture 38"/>
+            <wp:cNvGraphicFramePr>
+              <a:graphicFrameLocks noChangeAspect="1"/>
+            </wp:cNvGraphicFramePr>
+            <a:graphic>
+              <a:graphicData uri="http://schemas.openxmlformats.org/drawingml/2006/picture">
+                <pic:pic>
+                  <pic:nvPicPr>
+                    <pic:cNvPr id="0" name="image.png"/>
+                    <pic:cNvPicPr/>
+                  </pic:nvPicPr>
+                  <pic:blipFill>
+                    <a:blip r:embed="rId46"/>
+                    <a:stretch>
+                      <a:fillRect/>
+                    </a:stretch>
+                  </pic:blipFill>
+                  <pic:spPr>
+                    <a:xfrm>
+                      <a:off x="0" y="0"/>
+                      <a:ext cx="1214524" cy="438912"/>
+                    </a:xfrm>
+                    <a:prstGeom prst="rect"/>
+                  </pic:spPr>
+                </pic:pic>
+              </a:graphicData>
+            </a:graphic>
+          </wp:inline>
+        </w:drawing>
+      </w:r>
+      <w:r>
+        <w:br/>
+      </w:r>
+      <w:r>
+        <w:rPr>
+          <w:b/>
+          <w:color w:val="043D1A"/>
+          <w:sz w:val="20"/>
+        </w:rPr>
+        <w:t>CARMELO SANJUANES</w:t>
+        <w:br/>
+      </w:r>
+      <w:r>
+        <w:rPr>
+          <w:color w:val="323232"/>
+          <w:sz w:val="18"/>
+        </w:rPr>
+        <w:t>Representante Estudiantil - Ingeniería Eléctrica</w:t>
         <w:br/>
         <w:t>Fundación Escuela Tecnológica de Neiva "Jesús Oviedo Pérez" - FET</w:t>
+        <w:br/>
+      </w:r>
+      <w:r>
+        <w:rPr>
+          <w:i/>
+          <w:color w:val="065F46"/>
+          <w:sz w:val="17"/>
+        </w:rPr>
+        <w:t>(Carta Oficialmente Respaldada con 37 firmas estudiantiles)</w:t>
       </w:r>
     </w:p>
     <w:sectPr>

--- a/cartas_solicitud/Carta_Solicitud_ELE0300742_ANALISIS_DE_SISTEMAS_DE_POTENCIA.docx
+++ b/cartas_solicitud/Carta_Solicitud_ELE0300742_ANALISIS_DE_SISTEMAS_DE_POTENCIA.docx
@@ -11,7 +11,7 @@
           <w:color w:val="646464"/>
           <w:sz w:val="20"/>
         </w:rPr>
-        <w:t>Neiva, Huila, 25 de octubre de 2026</w:t>
+        <w:t>Neiva, Huila, 26 de octubre de 2026</w:t>
         <w:br/>
       </w:r>
     </w:p>
